--- a/03-振荡电路/01-RC振荡器/555定时振荡器/555定时振荡器.docx
+++ b/03-振荡电路/01-RC振荡器/555定时振荡器/555定时振荡器.docx
@@ -3299,6 +3299,20 @@
     </w:p>
     <w:bookmarkEnd w:id="26"/>
     <w:bookmarkEnd w:id="27"/>
+    <w:p>
+      <w:pPr>
+        <w:spacing w:before="360"/>
+        <w:jc w:val="center"/>
+      </w:pPr>
+      <w:r>
+        <w:rPr>
+          <w:rFonts w:ascii="Times New Roman" w:hAnsi="Times New Roman"/>
+          <w:color w:val="555555"/>
+          <w:sz w:val="21"/>
+        </w:rPr>
+        <w:t>材料收集者：杜文杰</w:t>
+      </w:r>
+    </w:p>
     <w:sectPr>
       <w:headerReference r:id="rId9" w:type="default"/>
       <w:footerReference r:id="rId10" w:type="default"/>

--- a/03-振荡电路/01-RC振荡器/555定时振荡器/555定时振荡器.docx
+++ b/03-振荡电路/01-RC振荡器/555定时振荡器/555定时振荡器.docx
@@ -1,6 +1,6 @@
 
 <file path=word/document.xml><?xml version="1.0" encoding="utf-8"?>
-<w:document xmlns:w="http://schemas.openxmlformats.org/wordprocessingml/2006/main" xmlns:m="http://schemas.openxmlformats.org/officeDocument/2006/math" xmlns:r="http://schemas.openxmlformats.org/officeDocument/2006/relationships" xmlns:o="urn:schemas-microsoft-com:office:office" xmlns:v="urn:schemas-microsoft-com:vml" xmlns:w10="urn:schemas-microsoft-com:office:word" xmlns:a="http://schemas.openxmlformats.org/drawingml/2006/main" xmlns:pic="http://schemas.openxmlformats.org/drawingml/2006/picture" xmlns:wp="http://schemas.openxmlformats.org/drawingml/2006/wordprocessingDrawing">
+<w:document xmlns:m="http://schemas.openxmlformats.org/officeDocument/2006/math" xmlns:r="http://schemas.openxmlformats.org/officeDocument/2006/relationships" xmlns:w="http://schemas.openxmlformats.org/wordprocessingml/2006/main" xmlns:o="urn:schemas-microsoft-com:office:office" xmlns:v="urn:schemas-microsoft-com:vml" xmlns:w10="urn:schemas-microsoft-com:office:word" xmlns:a="http://schemas.openxmlformats.org/drawingml/2006/main" xmlns:pic="http://schemas.openxmlformats.org/drawingml/2006/picture" xmlns:wp="http://schemas.openxmlformats.org/drawingml/2006/wordprocessingDrawing">
   <w:body>
     <w:bookmarkStart w:id="27" w:name="定时振荡器"/>
     <w:p>
@@ -8,11 +8,14 @@
         <w:pStyle w:val="Heading1"/>
       </w:pPr>
       <w:r>
+        <w:rPr>
+          <w:rFonts w:eastAsia="黑体"/>
+        </w:rPr>
         <w:t xml:space="preserve">555 </w:t>
       </w:r>
       <w:r>
         <w:rPr>
-          <w:rFonts w:hint="eastAsia"/>
+          <w:rFonts w:hint="eastAsia" w:eastAsia="黑体"/>
         </w:rPr>
         <w:t xml:space="preserve">定时振荡器</w:t>
       </w:r>
@@ -24,7 +27,7 @@
       </w:pPr>
       <w:r>
         <w:rPr>
-          <w:rFonts w:hint="eastAsia"/>
+          <w:rFonts w:hint="eastAsia" w:eastAsia="黑体"/>
         </w:rPr>
         <w:t xml:space="preserve">拓扑描述</w:t>
       </w:r>
@@ -35,13 +38,13 @@
       </w:pPr>
       <w:r>
         <w:rPr>
-          <w:rFonts w:hint="eastAsia"/>
+          <w:rFonts w:hint="eastAsia" w:eastAsia="黑体"/>
         </w:rPr>
         <w:t xml:space="preserve">本电路由</w:t>
       </w:r>
       <w:r>
         <w:rPr>
-          <w:rFonts w:hint="eastAsia"/>
+          <w:rFonts w:hint="eastAsia" w:eastAsia="黑体"/>
           <w:b/>
           <w:bCs/>
         </w:rPr>
@@ -49,6 +52,7 @@
       </w:r>
       <w:r>
         <w:rPr>
+          <w:rFonts w:eastAsia="黑体"/>
           <w:b/>
           <w:bCs/>
         </w:rPr>
@@ -56,7 +60,7 @@
       </w:r>
       <w:r>
         <w:rPr>
-          <w:rFonts w:hint="eastAsia"/>
+          <w:rFonts w:hint="eastAsia" w:eastAsia="黑体"/>
           <w:b/>
           <w:bCs/>
         </w:rPr>
@@ -64,6 +68,7 @@
       </w:r>
       <w:r>
         <w:rPr>
+          <w:rFonts w:eastAsia="黑体"/>
           <w:b/>
           <w:bCs/>
         </w:rPr>
@@ -84,17 +89,20 @@
         </m:sSub>
       </m:oMath>
       <w:r>
+        <w:rPr>
+          <w:rFonts w:eastAsia="黑体"/>
+        </w:rPr>
         <w:t xml:space="preserve"> </w:t>
       </w:r>
       <w:r>
         <w:rPr>
-          <w:rFonts w:hint="eastAsia"/>
+          <w:rFonts w:hint="eastAsia" w:eastAsia="黑体"/>
         </w:rPr>
         <w:t xml:space="preserve">与</w:t>
       </w:r>
       <w:r>
         <w:rPr>
-          <w:rFonts w:hint="eastAsia"/>
+          <w:rFonts w:hint="eastAsia" w:eastAsia="黑体"/>
           <w:b/>
           <w:bCs/>
         </w:rPr>
@@ -102,6 +110,7 @@
       </w:r>
       <w:r>
         <w:rPr>
+          <w:rFonts w:eastAsia="黑体"/>
           <w:b/>
           <w:bCs/>
         </w:rPr>
@@ -123,6 +132,7 @@
       </m:oMath>
       <w:r>
         <w:rPr>
+          <w:rFonts w:eastAsia="黑体"/>
           <w:b/>
           <w:bCs/>
         </w:rPr>
@@ -143,17 +153,20 @@
         </m:sSub>
       </m:oMath>
       <w:r>
+        <w:rPr>
+          <w:rFonts w:eastAsia="黑体"/>
+        </w:rPr>
         <w:t xml:space="preserve"> </w:t>
       </w:r>
       <w:r>
         <w:rPr>
-          <w:rFonts w:hint="eastAsia"/>
+          <w:rFonts w:hint="eastAsia" w:eastAsia="黑体"/>
         </w:rPr>
         <w:t xml:space="preserve">及</w:t>
       </w:r>
       <w:r>
         <w:rPr>
-          <w:rFonts w:hint="eastAsia"/>
+          <w:rFonts w:hint="eastAsia" w:eastAsia="黑体"/>
           <w:b/>
           <w:bCs/>
         </w:rPr>
@@ -161,6 +174,7 @@
       </w:r>
       <w:r>
         <w:rPr>
+          <w:rFonts w:eastAsia="黑体"/>
           <w:b/>
           <w:bCs/>
         </w:rPr>
@@ -172,26 +186,32 @@
         </m:r>
       </m:oMath>
       <w:r>
+        <w:rPr>
+          <w:rFonts w:eastAsia="黑体"/>
+        </w:rPr>
         <w:t xml:space="preserve"> </w:t>
       </w:r>
       <w:r>
         <w:rPr>
-          <w:rFonts w:hint="eastAsia"/>
+          <w:rFonts w:hint="eastAsia" w:eastAsia="黑体"/>
         </w:rPr>
         <w:t xml:space="preserve">组成无稳态（Astable）多谐振荡器。电路共有</w:t>
       </w:r>
       <w:r>
+        <w:rPr>
+          <w:rFonts w:eastAsia="黑体"/>
+        </w:rPr>
         <w:t xml:space="preserve"> 6 </w:t>
       </w:r>
       <w:r>
         <w:rPr>
-          <w:rFonts w:hint="eastAsia"/>
+          <w:rFonts w:hint="eastAsia" w:eastAsia="黑体"/>
         </w:rPr>
         <w:t xml:space="preserve">个关键节点：</w:t>
       </w:r>
       <w:r>
         <w:rPr>
-          <w:rFonts w:hint="eastAsia"/>
+          <w:rFonts w:hint="eastAsia" w:eastAsia="黑体"/>
           <w:b/>
           <w:bCs/>
         </w:rPr>
@@ -199,6 +219,7 @@
       </w:r>
       <w:r>
         <w:rPr>
+          <w:rFonts w:eastAsia="黑体"/>
           <w:b/>
           <w:bCs/>
         </w:rPr>
@@ -206,7 +227,7 @@
       </w:r>
       <w:r>
         <w:rPr>
-          <w:rFonts w:hint="eastAsia"/>
+          <w:rFonts w:hint="eastAsia" w:eastAsia="黑体"/>
           <w:b/>
           <w:bCs/>
         </w:rPr>
@@ -214,6 +235,7 @@
       </w:r>
       <w:r>
         <w:rPr>
+          <w:rFonts w:eastAsia="黑体"/>
           <w:b/>
           <w:bCs/>
         </w:rPr>
@@ -238,7 +260,7 @@
       </m:oMath>
       <w:r>
         <w:rPr>
-          <w:rFonts w:hint="eastAsia"/>
+          <w:rFonts w:hint="eastAsia" w:eastAsia="黑体"/>
         </w:rPr>
         <w:t xml:space="preserve">（电源正端、</w:t>
       </w:r>
@@ -257,11 +279,14 @@
         </m:sSub>
       </m:oMath>
       <w:r>
+        <w:rPr>
+          <w:rFonts w:eastAsia="黑体"/>
+        </w:rPr>
         <w:t xml:space="preserve"> </w:t>
       </w:r>
       <w:r>
         <w:rPr>
-          <w:rFonts w:hint="eastAsia"/>
+          <w:rFonts w:hint="eastAsia" w:eastAsia="黑体"/>
         </w:rPr>
         <w:t xml:space="preserve">上端、</w:t>
       </w:r>
@@ -280,35 +305,44 @@
         </m:sSub>
       </m:oMath>
       <w:r>
+        <w:rPr>
+          <w:rFonts w:eastAsia="黑体"/>
+        </w:rPr>
         <w:t xml:space="preserve"> </w:t>
       </w:r>
       <w:r>
         <w:rPr>
-          <w:rFonts w:hint="eastAsia"/>
+          <w:rFonts w:hint="eastAsia" w:eastAsia="黑体"/>
         </w:rPr>
         <w:t xml:space="preserve">的电源脚</w:t>
       </w:r>
       <w:r>
+        <w:rPr>
+          <w:rFonts w:eastAsia="黑体"/>
+        </w:rPr>
         <w:t xml:space="preserve"> VCC(8) </w:t>
       </w:r>
       <w:r>
         <w:rPr>
-          <w:rFonts w:hint="eastAsia"/>
+          <w:rFonts w:hint="eastAsia" w:eastAsia="黑体"/>
         </w:rPr>
         <w:t xml:space="preserve">与复位脚</w:t>
       </w:r>
       <w:r>
+        <w:rPr>
+          <w:rFonts w:eastAsia="黑体"/>
+        </w:rPr>
         <w:t xml:space="preserve"> RESET(4) </w:t>
       </w:r>
       <w:r>
         <w:rPr>
-          <w:rFonts w:hint="eastAsia"/>
+          <w:rFonts w:hint="eastAsia" w:eastAsia="黑体"/>
         </w:rPr>
         <w:t xml:space="preserve">相连）；</w:t>
       </w:r>
       <w:r>
         <w:rPr>
-          <w:rFonts w:hint="eastAsia"/>
+          <w:rFonts w:hint="eastAsia" w:eastAsia="黑体"/>
           <w:b/>
           <w:bCs/>
         </w:rPr>
@@ -316,6 +350,7 @@
       </w:r>
       <w:r>
         <w:rPr>
+          <w:rFonts w:eastAsia="黑体"/>
           <w:b/>
           <w:bCs/>
         </w:rPr>
@@ -323,7 +358,7 @@
       </w:r>
       <w:r>
         <w:rPr>
-          <w:rFonts w:hint="eastAsia"/>
+          <w:rFonts w:hint="eastAsia" w:eastAsia="黑体"/>
           <w:b/>
           <w:bCs/>
         </w:rPr>
@@ -331,7 +366,7 @@
       </w:r>
       <w:r>
         <w:rPr>
-          <w:rFonts w:hint="eastAsia"/>
+          <w:rFonts w:hint="eastAsia" w:eastAsia="黑体"/>
         </w:rPr>
         <w:t xml:space="preserve">（</w:t>
       </w:r>
@@ -350,11 +385,14 @@
         </m:sSub>
       </m:oMath>
       <w:r>
+        <w:rPr>
+          <w:rFonts w:eastAsia="黑体"/>
+        </w:rPr>
         <w:t xml:space="preserve"> </w:t>
       </w:r>
       <w:r>
         <w:rPr>
-          <w:rFonts w:hint="eastAsia"/>
+          <w:rFonts w:hint="eastAsia" w:eastAsia="黑体"/>
         </w:rPr>
         <w:t xml:space="preserve">下端、</w:t>
       </w:r>
@@ -373,15 +411,21 @@
         </m:sSub>
       </m:oMath>
       <w:r>
+        <w:rPr>
+          <w:rFonts w:eastAsia="黑体"/>
+        </w:rPr>
         <w:t xml:space="preserve"> </w:t>
       </w:r>
       <w:r>
         <w:rPr>
-          <w:rFonts w:hint="eastAsia"/>
+          <w:rFonts w:hint="eastAsia" w:eastAsia="黑体"/>
         </w:rPr>
         <w:t xml:space="preserve">上端与</w:t>
       </w:r>
       <w:r>
+        <w:rPr>
+          <w:rFonts w:eastAsia="黑体"/>
+        </w:rPr>
         <w:t xml:space="preserve"> </w:t>
       </w:r>
       <m:oMath>
@@ -399,26 +443,32 @@
         </m:sSub>
       </m:oMath>
       <w:r>
+        <w:rPr>
+          <w:rFonts w:eastAsia="黑体"/>
+        </w:rPr>
         <w:t xml:space="preserve"> </w:t>
       </w:r>
       <w:r>
         <w:rPr>
-          <w:rFonts w:hint="eastAsia"/>
+          <w:rFonts w:hint="eastAsia" w:eastAsia="黑体"/>
         </w:rPr>
         <w:t xml:space="preserve">的放电脚</w:t>
       </w:r>
       <w:r>
+        <w:rPr>
+          <w:rFonts w:eastAsia="黑体"/>
+        </w:rPr>
         <w:t xml:space="preserve"> DIS(7) </w:t>
       </w:r>
       <w:r>
         <w:rPr>
-          <w:rFonts w:hint="eastAsia"/>
+          <w:rFonts w:hint="eastAsia" w:eastAsia="黑体"/>
         </w:rPr>
         <w:t xml:space="preserve">相连）；</w:t>
       </w:r>
       <w:r>
         <w:rPr>
-          <w:rFonts w:hint="eastAsia"/>
+          <w:rFonts w:hint="eastAsia" w:eastAsia="黑体"/>
           <w:b/>
           <w:bCs/>
         </w:rPr>
@@ -426,6 +476,7 @@
       </w:r>
       <w:r>
         <w:rPr>
+          <w:rFonts w:eastAsia="黑体"/>
           <w:b/>
           <w:bCs/>
         </w:rPr>
@@ -433,7 +484,7 @@
       </w:r>
       <w:r>
         <w:rPr>
-          <w:rFonts w:hint="eastAsia"/>
+          <w:rFonts w:hint="eastAsia" w:eastAsia="黑体"/>
           <w:b/>
           <w:bCs/>
         </w:rPr>
@@ -441,7 +492,7 @@
       </w:r>
       <w:r>
         <w:rPr>
-          <w:rFonts w:hint="eastAsia"/>
+          <w:rFonts w:hint="eastAsia" w:eastAsia="黑体"/>
         </w:rPr>
         <w:t xml:space="preserve">（</w:t>
       </w:r>
@@ -460,11 +511,14 @@
         </m:sSub>
       </m:oMath>
       <w:r>
+        <w:rPr>
+          <w:rFonts w:eastAsia="黑体"/>
+        </w:rPr>
         <w:t xml:space="preserve"> </w:t>
       </w:r>
       <w:r>
         <w:rPr>
-          <w:rFonts w:hint="eastAsia"/>
+          <w:rFonts w:hint="eastAsia" w:eastAsia="黑体"/>
         </w:rPr>
         <w:t xml:space="preserve">下端、</w:t>
       </w:r>
@@ -474,15 +528,21 @@
         </m:r>
       </m:oMath>
       <w:r>
+        <w:rPr>
+          <w:rFonts w:eastAsia="黑体"/>
+        </w:rPr>
         <w:t xml:space="preserve"> </w:t>
       </w:r>
       <w:r>
         <w:rPr>
-          <w:rFonts w:hint="eastAsia"/>
+          <w:rFonts w:hint="eastAsia" w:eastAsia="黑体"/>
         </w:rPr>
         <w:t xml:space="preserve">上端与</w:t>
       </w:r>
       <w:r>
+        <w:rPr>
+          <w:rFonts w:eastAsia="黑体"/>
+        </w:rPr>
         <w:t xml:space="preserve"> </w:t>
       </w:r>
       <m:oMath>
@@ -500,35 +560,44 @@
         </m:sSub>
       </m:oMath>
       <w:r>
+        <w:rPr>
+          <w:rFonts w:eastAsia="黑体"/>
+        </w:rPr>
         <w:t xml:space="preserve"> </w:t>
       </w:r>
       <w:r>
         <w:rPr>
-          <w:rFonts w:hint="eastAsia"/>
+          <w:rFonts w:hint="eastAsia" w:eastAsia="黑体"/>
         </w:rPr>
         <w:t xml:space="preserve">的阈值脚</w:t>
       </w:r>
       <w:r>
+        <w:rPr>
+          <w:rFonts w:eastAsia="黑体"/>
+        </w:rPr>
         <w:t xml:space="preserve"> </w:t>
       </w:r>
       <w:r>
         <w:rPr>
-          <w:rFonts w:hint="eastAsia"/>
+          <w:rFonts w:hint="eastAsia" w:eastAsia="黑体"/>
         </w:rPr>
         <w:t xml:space="preserve">THRES(6)、触发脚</w:t>
       </w:r>
       <w:r>
+        <w:rPr>
+          <w:rFonts w:eastAsia="黑体"/>
+        </w:rPr>
         <w:t xml:space="preserve"> TRIG(2) </w:t>
       </w:r>
       <w:r>
         <w:rPr>
-          <w:rFonts w:hint="eastAsia"/>
+          <w:rFonts w:hint="eastAsia" w:eastAsia="黑体"/>
         </w:rPr>
         <w:t xml:space="preserve">相连）；</w:t>
       </w:r>
       <w:r>
         <w:rPr>
-          <w:rFonts w:hint="eastAsia"/>
+          <w:rFonts w:hint="eastAsia" w:eastAsia="黑体"/>
           <w:b/>
           <w:bCs/>
         </w:rPr>
@@ -536,6 +605,7 @@
       </w:r>
       <w:r>
         <w:rPr>
+          <w:rFonts w:eastAsia="黑体"/>
           <w:b/>
           <w:bCs/>
         </w:rPr>
@@ -543,7 +613,7 @@
       </w:r>
       <w:r>
         <w:rPr>
-          <w:rFonts w:hint="eastAsia"/>
+          <w:rFonts w:hint="eastAsia" w:eastAsia="黑体"/>
           <w:b/>
           <w:bCs/>
         </w:rPr>
@@ -551,7 +621,7 @@
       </w:r>
       <w:r>
         <w:rPr>
-          <w:rFonts w:hint="eastAsia"/>
+          <w:rFonts w:hint="eastAsia" w:eastAsia="黑体"/>
         </w:rPr>
         <w:t xml:space="preserve">（</w:t>
       </w:r>
@@ -570,26 +640,32 @@
         </m:sSub>
       </m:oMath>
       <w:r>
+        <w:rPr>
+          <w:rFonts w:eastAsia="黑体"/>
+        </w:rPr>
         <w:t xml:space="preserve"> </w:t>
       </w:r>
       <w:r>
         <w:rPr>
-          <w:rFonts w:hint="eastAsia"/>
+          <w:rFonts w:hint="eastAsia" w:eastAsia="黑体"/>
         </w:rPr>
         <w:t xml:space="preserve">的输出脚</w:t>
       </w:r>
       <w:r>
+        <w:rPr>
+          <w:rFonts w:eastAsia="黑体"/>
+        </w:rPr>
         <w:t xml:space="preserve"> </w:t>
       </w:r>
       <w:r>
         <w:rPr>
-          <w:rFonts w:hint="eastAsia"/>
+          <w:rFonts w:hint="eastAsia" w:eastAsia="黑体"/>
         </w:rPr>
         <w:t xml:space="preserve">OUT(3)，作为方波输出送往负载）；</w:t>
       </w:r>
       <w:r>
         <w:rPr>
-          <w:rFonts w:hint="eastAsia"/>
+          <w:rFonts w:hint="eastAsia" w:eastAsia="黑体"/>
           <w:b/>
           <w:bCs/>
         </w:rPr>
@@ -597,6 +673,7 @@
       </w:r>
       <w:r>
         <w:rPr>
+          <w:rFonts w:eastAsia="黑体"/>
           <w:b/>
           <w:bCs/>
         </w:rPr>
@@ -604,7 +681,7 @@
       </w:r>
       <w:r>
         <w:rPr>
-          <w:rFonts w:hint="eastAsia"/>
+          <w:rFonts w:hint="eastAsia" w:eastAsia="黑体"/>
           <w:b/>
           <w:bCs/>
         </w:rPr>
@@ -612,6 +689,7 @@
       </w:r>
       <w:r>
         <w:rPr>
+          <w:rFonts w:eastAsia="黑体"/>
           <w:b/>
           <w:bCs/>
         </w:rPr>
@@ -619,7 +697,7 @@
       </w:r>
       <w:r>
         <w:rPr>
-          <w:rFonts w:hint="eastAsia"/>
+          <w:rFonts w:hint="eastAsia" w:eastAsia="黑体"/>
         </w:rPr>
         <w:t xml:space="preserve">（</w:t>
       </w:r>
@@ -629,11 +707,14 @@
         </m:r>
       </m:oMath>
       <w:r>
+        <w:rPr>
+          <w:rFonts w:eastAsia="黑体"/>
+        </w:rPr>
         <w:t xml:space="preserve"> </w:t>
       </w:r>
       <w:r>
         <w:rPr>
-          <w:rFonts w:hint="eastAsia"/>
+          <w:rFonts w:hint="eastAsia" w:eastAsia="黑体"/>
         </w:rPr>
         <w:t xml:space="preserve">下端、</w:t>
       </w:r>
@@ -652,26 +733,32 @@
         </m:sSub>
       </m:oMath>
       <w:r>
+        <w:rPr>
+          <w:rFonts w:eastAsia="黑体"/>
+        </w:rPr>
         <w:t xml:space="preserve"> </w:t>
       </w:r>
       <w:r>
         <w:rPr>
-          <w:rFonts w:hint="eastAsia"/>
+          <w:rFonts w:hint="eastAsia" w:eastAsia="黑体"/>
         </w:rPr>
         <w:t xml:space="preserve">的地脚</w:t>
       </w:r>
       <w:r>
+        <w:rPr>
+          <w:rFonts w:eastAsia="黑体"/>
+        </w:rPr>
         <w:t xml:space="preserve"> GND(1) </w:t>
       </w:r>
       <w:r>
         <w:rPr>
-          <w:rFonts w:hint="eastAsia"/>
+          <w:rFonts w:hint="eastAsia" w:eastAsia="黑体"/>
         </w:rPr>
         <w:t xml:space="preserve">与电源负极相连）；</w:t>
       </w:r>
       <w:r>
         <w:rPr>
-          <w:rFonts w:hint="eastAsia"/>
+          <w:rFonts w:hint="eastAsia" w:eastAsia="黑体"/>
           <w:b/>
           <w:bCs/>
         </w:rPr>
@@ -679,6 +766,7 @@
       </w:r>
       <w:r>
         <w:rPr>
+          <w:rFonts w:eastAsia="黑体"/>
           <w:b/>
           <w:bCs/>
         </w:rPr>
@@ -686,7 +774,7 @@
       </w:r>
       <w:r>
         <w:rPr>
-          <w:rFonts w:hint="eastAsia"/>
+          <w:rFonts w:hint="eastAsia" w:eastAsia="黑体"/>
           <w:b/>
           <w:bCs/>
         </w:rPr>
@@ -694,7 +782,7 @@
       </w:r>
       <w:r>
         <w:rPr>
-          <w:rFonts w:hint="eastAsia"/>
+          <w:rFonts w:hint="eastAsia" w:eastAsia="黑体"/>
         </w:rPr>
         <w:t xml:space="preserve">（</w:t>
       </w:r>
@@ -713,24 +801,33 @@
         </m:sSub>
       </m:oMath>
       <w:r>
+        <w:rPr>
+          <w:rFonts w:eastAsia="黑体"/>
+        </w:rPr>
         <w:t xml:space="preserve"> </w:t>
       </w:r>
       <w:r>
         <w:rPr>
-          <w:rFonts w:hint="eastAsia"/>
+          <w:rFonts w:hint="eastAsia" w:eastAsia="黑体"/>
         </w:rPr>
         <w:t xml:space="preserve">的控制电压脚</w:t>
       </w:r>
       <w:r>
+        <w:rPr>
+          <w:rFonts w:eastAsia="黑体"/>
+        </w:rPr>
         <w:t xml:space="preserve"> CV(5) </w:t>
       </w:r>
       <w:r>
         <w:rPr>
-          <w:rFonts w:hint="eastAsia"/>
+          <w:rFonts w:hint="eastAsia" w:eastAsia="黑体"/>
         </w:rPr>
         <w:t xml:space="preserve">经去耦电容</w:t>
       </w:r>
       <w:r>
+        <w:rPr>
+          <w:rFonts w:eastAsia="黑体"/>
+        </w:rPr>
         <w:t xml:space="preserve"> </w:t>
       </w:r>
       <m:oMath>
@@ -748,11 +845,14 @@
         </m:sSub>
       </m:oMath>
       <w:r>
+        <w:rPr>
+          <w:rFonts w:eastAsia="黑体"/>
+        </w:rPr>
         <w:t xml:space="preserve"> </w:t>
       </w:r>
       <w:r>
         <w:rPr>
-          <w:rFonts w:hint="eastAsia"/>
+          <w:rFonts w:hint="eastAsia" w:eastAsia="黑体"/>
         </w:rPr>
         <w:t xml:space="preserve">接地）。</w:t>
       </w:r>
@@ -761,7 +861,7 @@
       <w:pPr/>
       <w:r>
         <w:rPr>
-          <w:rFonts w:hint="eastAsia"/>
+          <w:rFonts w:hint="eastAsia" w:eastAsia="黑体"/>
         </w:rPr>
         <w:t xml:space="preserve">各元件管脚连接：</w:t>
       </w:r>
@@ -780,87 +880,117 @@
         </m:sSub>
       </m:oMath>
       <w:r>
+        <w:rPr>
+          <w:rFonts w:eastAsia="黑体"/>
+        </w:rPr>
         <w:t xml:space="preserve"> </w:t>
       </w:r>
       <w:r>
         <w:rPr>
-          <w:rFonts w:hint="eastAsia"/>
+          <w:rFonts w:hint="eastAsia" w:eastAsia="黑体"/>
         </w:rPr>
         <w:t xml:space="preserve">的</w:t>
       </w:r>
       <w:r>
+        <w:rPr>
+          <w:rFonts w:eastAsia="黑体"/>
+        </w:rPr>
         <w:t xml:space="preserve"> VCC(8) </w:t>
       </w:r>
       <w:r>
         <w:rPr>
-          <w:rFonts w:hint="eastAsia"/>
+          <w:rFonts w:hint="eastAsia" w:eastAsia="黑体"/>
         </w:rPr>
         <w:t xml:space="preserve">与</w:t>
       </w:r>
       <w:r>
+        <w:rPr>
+          <w:rFonts w:eastAsia="黑体"/>
+        </w:rPr>
         <w:t xml:space="preserve"> RESET(4) </w:t>
       </w:r>
       <w:r>
         <w:rPr>
-          <w:rFonts w:hint="eastAsia"/>
+          <w:rFonts w:hint="eastAsia" w:eastAsia="黑体"/>
         </w:rPr>
         <w:t xml:space="preserve">接电源节点①、DIS(7)</w:t>
       </w:r>
       <w:r>
+        <w:rPr>
+          <w:rFonts w:eastAsia="黑体"/>
+        </w:rPr>
         <w:t xml:space="preserve"> </w:t>
       </w:r>
       <w:r>
         <w:rPr>
-          <w:rFonts w:hint="eastAsia"/>
+          <w:rFonts w:hint="eastAsia" w:eastAsia="黑体"/>
         </w:rPr>
         <w:t xml:space="preserve">接放电节点②、THRES(6)</w:t>
       </w:r>
       <w:r>
+        <w:rPr>
+          <w:rFonts w:eastAsia="黑体"/>
+        </w:rPr>
         <w:t xml:space="preserve"> </w:t>
       </w:r>
       <w:r>
         <w:rPr>
-          <w:rFonts w:hint="eastAsia"/>
+          <w:rFonts w:hint="eastAsia" w:eastAsia="黑体"/>
         </w:rPr>
         <w:t xml:space="preserve">与</w:t>
       </w:r>
       <w:r>
+        <w:rPr>
+          <w:rFonts w:eastAsia="黑体"/>
+        </w:rPr>
         <w:t xml:space="preserve"> TRIG(2) </w:t>
       </w:r>
       <w:r>
         <w:rPr>
-          <w:rFonts w:hint="eastAsia"/>
+          <w:rFonts w:hint="eastAsia" w:eastAsia="黑体"/>
         </w:rPr>
         <w:t xml:space="preserve">接阈值/触发节点③、OUT(3)</w:t>
       </w:r>
       <w:r>
+        <w:rPr>
+          <w:rFonts w:eastAsia="黑体"/>
+        </w:rPr>
         <w:t xml:space="preserve"> </w:t>
       </w:r>
       <w:r>
         <w:rPr>
-          <w:rFonts w:hint="eastAsia"/>
+          <w:rFonts w:hint="eastAsia" w:eastAsia="黑体"/>
         </w:rPr>
         <w:t xml:space="preserve">接输出节点④、GND(1)</w:t>
       </w:r>
       <w:r>
+        <w:rPr>
+          <w:rFonts w:eastAsia="黑体"/>
+        </w:rPr>
         <w:t xml:space="preserve"> </w:t>
       </w:r>
       <w:r>
         <w:rPr>
-          <w:rFonts w:hint="eastAsia"/>
+          <w:rFonts w:hint="eastAsia" w:eastAsia="黑体"/>
         </w:rPr>
         <w:t xml:space="preserve">接地节点⑤、CV(5)</w:t>
       </w:r>
       <w:r>
+        <w:rPr>
+          <w:rFonts w:eastAsia="黑体"/>
+        </w:rPr>
         <w:t xml:space="preserve"> </w:t>
       </w:r>
       <w:r>
         <w:rPr>
-          <w:rFonts w:hint="eastAsia"/>
+          <w:rFonts w:hint="eastAsia" w:eastAsia="黑体"/>
         </w:rPr>
         <w:t xml:space="preserve">接控制电压节点⑥（并接</w:t>
       </w:r>
       <w:r>
+        <w:rPr>
+          <w:rFonts w:eastAsia="黑体"/>
+        </w:rPr>
         <w:t xml:space="preserve"> </w:t>
       </w:r>
       <m:oMath>
@@ -878,11 +1008,14 @@
         </m:sSub>
       </m:oMath>
       <w:r>
+        <w:rPr>
+          <w:rFonts w:eastAsia="黑体"/>
+        </w:rPr>
         <w:t xml:space="preserve"> </w:t>
       </w:r>
       <w:r>
         <w:rPr>
-          <w:rFonts w:hint="eastAsia"/>
+          <w:rFonts w:hint="eastAsia" w:eastAsia="黑体"/>
         </w:rPr>
         <w:t xml:space="preserve">到地）；</w:t>
       </w:r>
@@ -901,11 +1034,14 @@
         </m:sSub>
       </m:oMath>
       <w:r>
+        <w:rPr>
+          <w:rFonts w:eastAsia="黑体"/>
+        </w:rPr>
         <w:t xml:space="preserve"> </w:t>
       </w:r>
       <w:r>
         <w:rPr>
-          <w:rFonts w:hint="eastAsia"/>
+          <w:rFonts w:hint="eastAsia" w:eastAsia="黑体"/>
         </w:rPr>
         <w:t xml:space="preserve">一端接电源节点①、另一端接放电节点②；</w:t>
       </w:r>
@@ -924,11 +1060,14 @@
         </m:sSub>
       </m:oMath>
       <w:r>
+        <w:rPr>
+          <w:rFonts w:eastAsia="黑体"/>
+        </w:rPr>
         <w:t xml:space="preserve"> </w:t>
       </w:r>
       <w:r>
         <w:rPr>
-          <w:rFonts w:hint="eastAsia"/>
+          <w:rFonts w:hint="eastAsia" w:eastAsia="黑体"/>
         </w:rPr>
         <w:t xml:space="preserve">一端接放电节点②、另一端接阈值/触发节点③；</w:t>
       </w:r>
@@ -938,11 +1077,14 @@
         </m:r>
       </m:oMath>
       <w:r>
+        <w:rPr>
+          <w:rFonts w:eastAsia="黑体"/>
+        </w:rPr>
         <w:t xml:space="preserve"> </w:t>
       </w:r>
       <w:r>
         <w:rPr>
-          <w:rFonts w:hint="eastAsia"/>
+          <w:rFonts w:hint="eastAsia" w:eastAsia="黑体"/>
         </w:rPr>
         <w:t xml:space="preserve">一端接阈值/触发节点③、另一端接地节点⑤；</w:t>
       </w:r>
@@ -961,11 +1103,14 @@
         </m:sSub>
       </m:oMath>
       <w:r>
+        <w:rPr>
+          <w:rFonts w:eastAsia="黑体"/>
+        </w:rPr>
         <w:t xml:space="preserve"> </w:t>
       </w:r>
       <w:r>
         <w:rPr>
-          <w:rFonts w:hint="eastAsia"/>
+          <w:rFonts w:hint="eastAsia" w:eastAsia="黑体"/>
         </w:rPr>
         <w:t xml:space="preserve">一端接控制电压节点⑥、另一端接地节点⑤。</w:t>
       </w:r>
@@ -974,7 +1119,7 @@
       <w:pPr/>
       <w:r>
         <w:rPr>
-          <w:rFonts w:hint="eastAsia"/>
+          <w:rFonts w:hint="eastAsia" w:eastAsia="黑体"/>
         </w:rPr>
         <w:t xml:space="preserve">由此构成”</w:t>
       </w:r>
@@ -984,15 +1129,21 @@
         </m:r>
       </m:oMath>
       <w:r>
+        <w:rPr>
+          <w:rFonts w:eastAsia="黑体"/>
+        </w:rPr>
         <w:t xml:space="preserve"> </w:t>
       </w:r>
       <w:r>
         <w:rPr>
-          <w:rFonts w:hint="eastAsia"/>
+          <w:rFonts w:hint="eastAsia" w:eastAsia="黑体"/>
         </w:rPr>
         <w:t xml:space="preserve">经</w:t>
       </w:r>
       <w:r>
+        <w:rPr>
+          <w:rFonts w:eastAsia="黑体"/>
+        </w:rPr>
         <w:t xml:space="preserve"> </w:t>
       </w:r>
       <m:oMath>
@@ -1010,6 +1161,9 @@
         </m:sSub>
       </m:oMath>
       <w:r>
+        <w:rPr>
+          <w:rFonts w:eastAsia="黑体"/>
+        </w:rPr>
         <w:t xml:space="preserve">+</w:t>
       </w:r>
       <m:oMath>
@@ -1027,15 +1181,21 @@
         </m:sSub>
       </m:oMath>
       <w:r>
+        <w:rPr>
+          <w:rFonts w:eastAsia="黑体"/>
+        </w:rPr>
         <w:t xml:space="preserve"> </w:t>
       </w:r>
       <w:r>
         <w:rPr>
-          <w:rFonts w:hint="eastAsia"/>
+          <w:rFonts w:hint="eastAsia" w:eastAsia="黑体"/>
         </w:rPr>
         <w:t xml:space="preserve">充电至</w:t>
       </w:r>
       <w:r>
+        <w:rPr>
+          <w:rFonts w:eastAsia="黑体"/>
+        </w:rPr>
         <w:t xml:space="preserve"> </w:t>
       </w:r>
       <m:oMath>
@@ -1069,11 +1229,14 @@
       </m:oMath>
       <w:r>
         <w:rPr>
-          <w:rFonts w:hint="eastAsia"/>
+          <w:rFonts w:hint="eastAsia" w:eastAsia="黑体"/>
         </w:rPr>
         <w:t xml:space="preserve">、再经</w:t>
       </w:r>
       <w:r>
+        <w:rPr>
+          <w:rFonts w:eastAsia="黑体"/>
+        </w:rPr>
         <w:t xml:space="preserve"> </w:t>
       </w:r>
       <m:oMath>
@@ -1091,15 +1254,21 @@
         </m:sSub>
       </m:oMath>
       <w:r>
+        <w:rPr>
+          <w:rFonts w:eastAsia="黑体"/>
+        </w:rPr>
         <w:t xml:space="preserve"> </w:t>
       </w:r>
       <w:r>
         <w:rPr>
-          <w:rFonts w:hint="eastAsia"/>
+          <w:rFonts w:hint="eastAsia" w:eastAsia="黑体"/>
         </w:rPr>
         <w:t xml:space="preserve">放电至</w:t>
       </w:r>
       <w:r>
+        <w:rPr>
+          <w:rFonts w:eastAsia="黑体"/>
+        </w:rPr>
         <w:t xml:space="preserve"> </w:t>
       </w:r>
       <m:oMath>
@@ -1130,20 +1299,26 @@
       </m:oMath>
       <w:r>
         <w:rPr>
-          <w:rFonts w:hint="eastAsia"/>
+          <w:rFonts w:hint="eastAsia" w:eastAsia="黑体"/>
         </w:rPr>
         <w:t xml:space="preserve">“的</w:t>
       </w:r>
       <w:r>
+        <w:rPr>
+          <w:rFonts w:eastAsia="黑体"/>
+        </w:rPr>
         <w:t xml:space="preserve"> 555 </w:t>
       </w:r>
       <w:r>
         <w:rPr>
-          <w:rFonts w:hint="eastAsia"/>
+          <w:rFonts w:hint="eastAsia" w:eastAsia="黑体"/>
         </w:rPr>
         <w:t xml:space="preserve">无稳态多谐振荡器组态，在输出端产生方波，频率</w:t>
       </w:r>
       <w:r>
+        <w:rPr>
+          <w:rFonts w:eastAsia="黑体"/>
+        </w:rPr>
         <w:t xml:space="preserve"> </w:t>
       </w:r>
       <m:oMath>
@@ -1228,11 +1403,14 @@
       </m:oMath>
       <w:r>
         <w:rPr>
-          <w:rFonts w:hint="eastAsia"/>
+          <w:rFonts w:hint="eastAsia" w:eastAsia="黑体"/>
         </w:rPr>
         <w:t xml:space="preserve">，高电平时间</w:t>
       </w:r>
       <w:r>
+        <w:rPr>
+          <w:rFonts w:eastAsia="黑体"/>
+        </w:rPr>
         <w:t xml:space="preserve"> </w:t>
       </w:r>
       <m:oMath>
@@ -1304,15 +1482,21 @@
         </m:r>
       </m:oMath>
       <w:r>
+        <w:rPr>
+          <w:rFonts w:eastAsia="黑体"/>
+        </w:rPr>
         <w:t xml:space="preserve"> </w:t>
       </w:r>
       <w:r>
         <w:rPr>
-          <w:rFonts w:hint="eastAsia"/>
+          <w:rFonts w:hint="eastAsia" w:eastAsia="黑体"/>
         </w:rPr>
         <w:t xml:space="preserve">长于低电平时间</w:t>
       </w:r>
       <w:r>
+        <w:rPr>
+          <w:rFonts w:eastAsia="黑体"/>
+        </w:rPr>
         <w:t xml:space="preserve"> </w:t>
       </w:r>
       <m:oMath>
@@ -1354,6 +1538,9 @@
         </m:r>
       </m:oMath>
       <w:r>
+        <w:rPr>
+          <w:rFonts w:eastAsia="黑体"/>
+        </w:rPr>
         <w:t xml:space="preserve">。</w:t>
       </w:r>
     </w:p>
@@ -1365,7 +1552,7 @@
       </w:pPr>
       <w:r>
         <w:rPr>
-          <w:rFonts w:hint="eastAsia"/>
+          <w:rFonts w:hint="eastAsia" w:eastAsia="黑体"/>
         </w:rPr>
         <w:t xml:space="preserve">工作原理</w:t>
       </w:r>
@@ -1376,11 +1563,14 @@
       </w:pPr>
       <w:r>
         <w:rPr>
-          <w:rFonts w:hint="eastAsia"/>
+          <w:rFonts w:hint="eastAsia" w:eastAsia="黑体"/>
         </w:rPr>
         <w:t xml:space="preserve">上电后</w:t>
       </w:r>
       <w:r>
+        <w:rPr>
+          <w:rFonts w:eastAsia="黑体"/>
+        </w:rPr>
         <w:t xml:space="preserve"> </w:t>
       </w:r>
       <m:oMath>
@@ -1389,15 +1579,21 @@
         </m:r>
       </m:oMath>
       <w:r>
+        <w:rPr>
+          <w:rFonts w:eastAsia="黑体"/>
+        </w:rPr>
         <w:t xml:space="preserve"> </w:t>
       </w:r>
       <w:r>
         <w:rPr>
-          <w:rFonts w:hint="eastAsia"/>
+          <w:rFonts w:hint="eastAsia" w:eastAsia="黑体"/>
         </w:rPr>
         <w:t xml:space="preserve">经</w:t>
       </w:r>
       <w:r>
+        <w:rPr>
+          <w:rFonts w:eastAsia="黑体"/>
+        </w:rPr>
         <w:t xml:space="preserve"> </w:t>
       </w:r>
       <m:oMath>
@@ -1433,15 +1629,21 @@
         </m:sSub>
       </m:oMath>
       <w:r>
+        <w:rPr>
+          <w:rFonts w:eastAsia="黑体"/>
+        </w:rPr>
         <w:t xml:space="preserve"> </w:t>
       </w:r>
       <w:r>
         <w:rPr>
-          <w:rFonts w:hint="eastAsia"/>
+          <w:rFonts w:hint="eastAsia" w:eastAsia="黑体"/>
         </w:rPr>
         <w:t xml:space="preserve">充电，电压升至</w:t>
       </w:r>
       <w:r>
+        <w:rPr>
+          <w:rFonts w:eastAsia="黑体"/>
+        </w:rPr>
         <w:t xml:space="preserve"> </w:t>
       </w:r>
       <m:oMath>
@@ -1474,11 +1676,14 @@
         </m:r>
       </m:oMath>
       <w:r>
+        <w:rPr>
+          <w:rFonts w:eastAsia="黑体"/>
+        </w:rPr>
         <w:t xml:space="preserve"> </w:t>
       </w:r>
       <w:r>
         <w:rPr>
-          <w:rFonts w:hint="eastAsia"/>
+          <w:rFonts w:hint="eastAsia" w:eastAsia="黑体"/>
         </w:rPr>
         <w:t xml:space="preserve">时内部比较器翻转、放电管导通，</w:t>
       </w:r>
@@ -1488,15 +1693,21 @@
         </m:r>
       </m:oMath>
       <w:r>
+        <w:rPr>
+          <w:rFonts w:eastAsia="黑体"/>
+        </w:rPr>
         <w:t xml:space="preserve"> </w:t>
       </w:r>
       <w:r>
         <w:rPr>
-          <w:rFonts w:hint="eastAsia"/>
+          <w:rFonts w:hint="eastAsia" w:eastAsia="黑体"/>
         </w:rPr>
         <w:t xml:space="preserve">经</w:t>
       </w:r>
       <w:r>
+        <w:rPr>
+          <w:rFonts w:eastAsia="黑体"/>
+        </w:rPr>
         <w:t xml:space="preserve"> </w:t>
       </w:r>
       <m:oMath>
@@ -1514,15 +1725,21 @@
         </m:sSub>
       </m:oMath>
       <w:r>
+        <w:rPr>
+          <w:rFonts w:eastAsia="黑体"/>
+        </w:rPr>
         <w:t xml:space="preserve"> </w:t>
       </w:r>
       <w:r>
         <w:rPr>
-          <w:rFonts w:hint="eastAsia"/>
+          <w:rFonts w:hint="eastAsia" w:eastAsia="黑体"/>
         </w:rPr>
         <w:t xml:space="preserve">放电至</w:t>
       </w:r>
       <w:r>
+        <w:rPr>
+          <w:rFonts w:eastAsia="黑体"/>
+        </w:rPr>
         <w:t xml:space="preserve"> </w:t>
       </w:r>
       <m:oMath>
@@ -1552,11 +1769,14 @@
         </m:r>
       </m:oMath>
       <w:r>
+        <w:rPr>
+          <w:rFonts w:eastAsia="黑体"/>
+        </w:rPr>
         <w:t xml:space="preserve"> </w:t>
       </w:r>
       <w:r>
         <w:rPr>
-          <w:rFonts w:hint="eastAsia"/>
+          <w:rFonts w:hint="eastAsia" w:eastAsia="黑体"/>
         </w:rPr>
         <w:t xml:space="preserve">时再次翻转，如此循环在输出端产生方波。充电时间常数比放电大，故高电平长于低电平。</w:t>
       </w:r>
@@ -1569,7 +1789,7 @@
       </w:pPr>
       <w:r>
         <w:rPr>
-          <w:rFonts w:hint="eastAsia"/>
+          <w:rFonts w:hint="eastAsia" w:eastAsia="黑体"/>
         </w:rPr>
         <w:t xml:space="preserve">关键计算公式</w:t>
       </w:r>
@@ -1583,7 +1803,7 @@
       </w:pPr>
       <w:r>
         <w:rPr>
-          <w:rFonts w:hint="eastAsia"/>
+          <w:rFonts w:hint="eastAsia" w:eastAsia="黑体"/>
         </w:rPr>
         <w:t xml:space="preserve">高电平时间：</w:t>
       </w:r>
@@ -1676,7 +1896,7 @@
       </w:pPr>
       <w:r>
         <w:rPr>
-          <w:rFonts w:hint="eastAsia"/>
+          <w:rFonts w:hint="eastAsia" w:eastAsia="黑体"/>
         </w:rPr>
         <w:t xml:space="preserve">低电平时间：</w:t>
       </w:r>
@@ -1739,7 +1959,7 @@
       </w:pPr>
       <w:r>
         <w:rPr>
-          <w:rFonts w:hint="eastAsia"/>
+          <w:rFonts w:hint="eastAsia" w:eastAsia="黑体"/>
         </w:rPr>
         <w:t xml:space="preserve">振荡周期与频率：</w:t>
       </w:r>
@@ -1967,7 +2187,7 @@
       </w:pPr>
       <w:r>
         <w:rPr>
-          <w:rFonts w:hint="eastAsia"/>
+          <w:rFonts w:hint="eastAsia" w:eastAsia="黑体"/>
         </w:rPr>
         <w:t xml:space="preserve">占空比：</w:t>
       </w:r>
@@ -2128,7 +2348,7 @@
             </w:pPr>
             <w:r>
               <w:rPr>
-                <w:rFonts w:hint="eastAsia"/>
+                <w:rFonts w:hint="eastAsia" w:eastAsia="黑体"/>
               </w:rPr>
               <w:t xml:space="preserve">符号</w:t>
             </w:r>
@@ -2142,7 +2362,7 @@
             </w:pPr>
             <w:r>
               <w:rPr>
-                <w:rFonts w:hint="eastAsia"/>
+                <w:rFonts w:hint="eastAsia" w:eastAsia="黑体"/>
               </w:rPr>
               <w:t xml:space="preserve">含义</w:t>
             </w:r>
@@ -2156,7 +2376,7 @@
             </w:pPr>
             <w:r>
               <w:rPr>
-                <w:rFonts w:hint="eastAsia"/>
+                <w:rFonts w:hint="eastAsia" w:eastAsia="黑体"/>
               </w:rPr>
               <w:t xml:space="preserve">单位</w:t>
             </w:r>
@@ -2185,12 +2405,21 @@
               </m:sSub>
             </m:oMath>
             <w:r>
+              <w:rPr>
+                <w:rFonts w:eastAsia="黑体"/>
+              </w:rPr>
               <w:t xml:space="preserve"> </w:t>
             </w:r>
             <w:r>
+              <w:rPr>
+                <w:rFonts w:eastAsia="黑体"/>
+              </w:rPr>
               <w:t xml:space="preserve">/</w:t>
             </w:r>
             <w:r>
+              <w:rPr>
+                <w:rFonts w:eastAsia="黑体"/>
+              </w:rPr>
               <w:t xml:space="preserve"> </w:t>
             </w:r>
             <m:oMath>
@@ -2217,16 +2446,19 @@
             </w:pPr>
             <w:r>
               <w:rPr>
-                <w:rFonts w:hint="eastAsia"/>
+                <w:rFonts w:hint="eastAsia" w:eastAsia="黑体"/>
               </w:rPr>
               <w:t xml:space="preserve">充电</w:t>
             </w:r>
             <w:r>
+              <w:rPr>
+                <w:rFonts w:eastAsia="黑体"/>
+              </w:rPr>
               <w:t xml:space="preserve"> / </w:t>
             </w:r>
             <w:r>
               <w:rPr>
-                <w:rFonts w:hint="eastAsia"/>
+                <w:rFonts w:hint="eastAsia" w:eastAsia="黑体"/>
               </w:rPr>
               <w:t xml:space="preserve">放电电阻</w:t>
             </w:r>
@@ -2239,6 +2471,9 @@
               <w:pStyle w:val="Compact"/>
             </w:pPr>
             <w:r>
+              <w:rPr>
+                <w:rFonts w:eastAsia="黑体"/>
+              </w:rPr>
               <w:t xml:space="preserve">Ω</w:t>
             </w:r>
           </w:p>
@@ -2257,6 +2492,9 @@
               </m:r>
             </m:oMath>
             <w:r>
+              <w:rPr>
+                <w:rFonts w:eastAsia="黑体"/>
+              </w:rPr>
               <w:t xml:space="preserve">​</w:t>
             </w:r>
           </w:p>
@@ -2269,7 +2507,7 @@
             </w:pPr>
             <w:r>
               <w:rPr>
-                <w:rFonts w:hint="eastAsia"/>
+                <w:rFonts w:hint="eastAsia" w:eastAsia="黑体"/>
               </w:rPr>
               <w:t xml:space="preserve">定时电容</w:t>
             </w:r>
@@ -2282,6 +2520,9 @@
               <w:pStyle w:val="Compact"/>
             </w:pPr>
             <w:r>
+              <w:rPr>
+                <w:rFonts w:eastAsia="黑体"/>
+              </w:rPr>
               <w:t xml:space="preserve">F</w:t>
             </w:r>
           </w:p>
@@ -2309,12 +2550,21 @@
               </m:sSub>
             </m:oMath>
             <w:r>
+              <w:rPr>
+                <w:rFonts w:eastAsia="黑体"/>
+              </w:rPr>
               <w:t xml:space="preserve"> </w:t>
             </w:r>
             <w:r>
+              <w:rPr>
+                <w:rFonts w:eastAsia="黑体"/>
+              </w:rPr>
               <w:t xml:space="preserve">/</w:t>
             </w:r>
             <w:r>
+              <w:rPr>
+                <w:rFonts w:eastAsia="黑体"/>
+              </w:rPr>
               <w:t xml:space="preserve"> </w:t>
             </w:r>
             <m:oMath>
@@ -2341,16 +2591,19 @@
             </w:pPr>
             <w:r>
               <w:rPr>
-                <w:rFonts w:hint="eastAsia"/>
+                <w:rFonts w:hint="eastAsia" w:eastAsia="黑体"/>
               </w:rPr>
               <w:t xml:space="preserve">高</w:t>
             </w:r>
             <w:r>
+              <w:rPr>
+                <w:rFonts w:eastAsia="黑体"/>
+              </w:rPr>
               <w:t xml:space="preserve"> / </w:t>
             </w:r>
             <w:r>
               <w:rPr>
-                <w:rFonts w:hint="eastAsia"/>
+                <w:rFonts w:hint="eastAsia" w:eastAsia="黑体"/>
               </w:rPr>
               <w:t xml:space="preserve">低电平时间</w:t>
             </w:r>
@@ -2363,6 +2616,9 @@
               <w:pStyle w:val="Compact"/>
             </w:pPr>
             <w:r>
+              <w:rPr>
+                <w:rFonts w:eastAsia="黑体"/>
+              </w:rPr>
               <w:t xml:space="preserve">s</w:t>
             </w:r>
           </w:p>
@@ -2381,12 +2637,21 @@
               </m:r>
             </m:oMath>
             <w:r>
+              <w:rPr>
+                <w:rFonts w:eastAsia="黑体"/>
+              </w:rPr>
               <w:t xml:space="preserve"> </w:t>
             </w:r>
             <w:r>
+              <w:rPr>
+                <w:rFonts w:eastAsia="黑体"/>
+              </w:rPr>
               <w:t xml:space="preserve">/</w:t>
             </w:r>
             <w:r>
+              <w:rPr>
+                <w:rFonts w:eastAsia="黑体"/>
+              </w:rPr>
               <w:t xml:space="preserve"> </w:t>
             </w:r>
             <m:oMath>
@@ -2404,16 +2669,19 @@
             </w:pPr>
             <w:r>
               <w:rPr>
-                <w:rFonts w:hint="eastAsia"/>
+                <w:rFonts w:hint="eastAsia" w:eastAsia="黑体"/>
               </w:rPr>
               <w:t xml:space="preserve">周期</w:t>
             </w:r>
             <w:r>
+              <w:rPr>
+                <w:rFonts w:eastAsia="黑体"/>
+              </w:rPr>
               <w:t xml:space="preserve"> / </w:t>
             </w:r>
             <w:r>
               <w:rPr>
-                <w:rFonts w:hint="eastAsia"/>
+                <w:rFonts w:hint="eastAsia" w:eastAsia="黑体"/>
               </w:rPr>
               <w:t xml:space="preserve">频率</w:t>
             </w:r>
@@ -2426,6 +2694,9 @@
               <w:pStyle w:val="Compact"/>
             </w:pPr>
             <w:r>
+              <w:rPr>
+                <w:rFonts w:eastAsia="黑体"/>
+              </w:rPr>
               <w:t xml:space="preserve">s / Hz</w:t>
             </w:r>
           </w:p>
@@ -2444,6 +2715,9 @@
               </m:r>
             </m:oMath>
             <w:r>
+              <w:rPr>
+                <w:rFonts w:eastAsia="黑体"/>
+              </w:rPr>
               <w:t xml:space="preserve">​</w:t>
             </w:r>
           </w:p>
@@ -2456,7 +2730,7 @@
             </w:pPr>
             <w:r>
               <w:rPr>
-                <w:rFonts w:hint="eastAsia"/>
+                <w:rFonts w:hint="eastAsia" w:eastAsia="黑体"/>
               </w:rPr>
               <w:t xml:space="preserve">占空比</w:t>
             </w:r>
@@ -2470,7 +2744,7 @@
             </w:pPr>
             <w:r>
               <w:rPr>
-                <w:rFonts w:hint="eastAsia"/>
+                <w:rFonts w:hint="eastAsia" w:eastAsia="黑体"/>
               </w:rPr>
               <w:t xml:space="preserve">（无量纲）</w:t>
             </w:r>
@@ -2486,7 +2760,7 @@
       </w:pPr>
       <w:r>
         <w:rPr>
-          <w:rFonts w:hint="eastAsia"/>
+          <w:rFonts w:hint="eastAsia" w:eastAsia="黑体"/>
         </w:rPr>
         <w:t xml:space="preserve">元件调整影响</w:t>
       </w:r>
@@ -2515,6 +2789,7 @@
       </m:oMath>
       <w:r>
         <w:rPr>
+          <w:rFonts w:eastAsia="黑体"/>
           <w:b/>
           <w:bCs/>
         </w:rPr>
@@ -2522,7 +2797,7 @@
       </w:r>
       <w:r>
         <w:rPr>
-          <w:rFonts w:hint="eastAsia"/>
+          <w:rFonts w:hint="eastAsia" w:eastAsia="黑体"/>
           <w:b/>
           <w:bCs/>
         </w:rPr>
@@ -2530,6 +2805,7 @@
       </w:r>
       <w:r>
         <w:rPr>
+          <w:rFonts w:eastAsia="黑体"/>
           <w:b/>
           <w:bCs/>
         </w:rPr>
@@ -2551,6 +2827,7 @@
       </m:oMath>
       <w:r>
         <w:rPr>
+          <w:rFonts w:eastAsia="黑体"/>
           <w:b/>
           <w:bCs/>
         </w:rPr>
@@ -2558,21 +2835,27 @@
       </w:r>
       <w:r>
         <w:rPr>
-          <w:rFonts w:hint="eastAsia"/>
+          <w:rFonts w:hint="eastAsia" w:eastAsia="黑体"/>
           <w:b/>
           <w:bCs/>
         </w:rPr>
         <w:t xml:space="preserve">增大</w:t>
       </w:r>
       <w:r>
+        <w:rPr>
+          <w:rFonts w:eastAsia="黑体"/>
+        </w:rPr>
         <w:t xml:space="preserve"> </w:t>
       </w:r>
       <w:r>
+        <w:rPr>
+          <w:rFonts w:eastAsia="黑体"/>
+        </w:rPr>
         <w:t xml:space="preserve">→ </w:t>
       </w:r>
       <w:r>
         <w:rPr>
-          <w:rFonts w:hint="eastAsia"/>
+          <w:rFonts w:hint="eastAsia" w:eastAsia="黑体"/>
         </w:rPr>
         <w:t xml:space="preserve">频率下降。</w:t>
       </w:r>
@@ -2592,6 +2875,7 @@
       </m:oMath>
       <w:r>
         <w:rPr>
+          <w:rFonts w:eastAsia="黑体"/>
           <w:b/>
           <w:bCs/>
         </w:rPr>
@@ -2599,21 +2883,27 @@
       </w:r>
       <w:r>
         <w:rPr>
-          <w:rFonts w:hint="eastAsia"/>
+          <w:rFonts w:hint="eastAsia" w:eastAsia="黑体"/>
           <w:b/>
           <w:bCs/>
         </w:rPr>
         <w:t xml:space="preserve">增大</w:t>
       </w:r>
       <w:r>
+        <w:rPr>
+          <w:rFonts w:eastAsia="黑体"/>
+        </w:rPr>
         <w:t xml:space="preserve"> </w:t>
       </w:r>
       <w:r>
+        <w:rPr>
+          <w:rFonts w:eastAsia="黑体"/>
+        </w:rPr>
         <w:t xml:space="preserve">→ </w:t>
       </w:r>
       <w:r>
         <w:rPr>
-          <w:rFonts w:hint="eastAsia"/>
+          <w:rFonts w:hint="eastAsia" w:eastAsia="黑体"/>
         </w:rPr>
         <w:t xml:space="preserve">频率下降，周期成比例增大。</w:t>
       </w:r>
@@ -2642,6 +2932,7 @@
       </m:oMath>
       <w:r>
         <w:rPr>
+          <w:rFonts w:eastAsia="黑体"/>
           <w:b/>
           <w:bCs/>
         </w:rPr>
@@ -2649,7 +2940,7 @@
       </w:r>
       <w:r>
         <w:rPr>
-          <w:rFonts w:hint="eastAsia"/>
+          <w:rFonts w:hint="eastAsia" w:eastAsia="黑体"/>
           <w:b/>
           <w:bCs/>
         </w:rPr>
@@ -2657,6 +2948,7 @@
       </w:r>
       <w:r>
         <w:rPr>
+          <w:rFonts w:eastAsia="黑体"/>
           <w:b/>
           <w:bCs/>
         </w:rPr>
@@ -2678,6 +2970,7 @@
       </m:oMath>
       <w:r>
         <w:rPr>
+          <w:rFonts w:eastAsia="黑体"/>
           <w:b/>
           <w:bCs/>
         </w:rPr>
@@ -2685,21 +2978,27 @@
       </w:r>
       <w:r>
         <w:rPr>
-          <w:rFonts w:hint="eastAsia"/>
+          <w:rFonts w:hint="eastAsia" w:eastAsia="黑体"/>
           <w:b/>
           <w:bCs/>
         </w:rPr>
         <w:t xml:space="preserve">增大</w:t>
       </w:r>
       <w:r>
+        <w:rPr>
+          <w:rFonts w:eastAsia="黑体"/>
+        </w:rPr>
         <w:t xml:space="preserve"> </w:t>
       </w:r>
       <w:r>
+        <w:rPr>
+          <w:rFonts w:eastAsia="黑体"/>
+        </w:rPr>
         <w:t xml:space="preserve">→ </w:t>
       </w:r>
       <w:r>
         <w:rPr>
-          <w:rFonts w:hint="eastAsia"/>
+          <w:rFonts w:hint="eastAsia" w:eastAsia="黑体"/>
         </w:rPr>
         <w:t xml:space="preserve">占空比上升（高电平占比增大）。</w:t>
       </w:r>
@@ -2728,6 +3027,7 @@
       </m:oMath>
       <w:r>
         <w:rPr>
+          <w:rFonts w:eastAsia="黑体"/>
           <w:b/>
           <w:bCs/>
         </w:rPr>
@@ -2735,7 +3035,7 @@
       </w:r>
       <w:r>
         <w:rPr>
-          <w:rFonts w:hint="eastAsia"/>
+          <w:rFonts w:hint="eastAsia" w:eastAsia="黑体"/>
           <w:b/>
           <w:bCs/>
         </w:rPr>
@@ -2743,6 +3043,7 @@
       </w:r>
       <w:r>
         <w:rPr>
+          <w:rFonts w:eastAsia="黑体"/>
           <w:b/>
           <w:bCs/>
         </w:rPr>
@@ -2750,21 +3051,27 @@
       </w:r>
       <w:r>
         <w:rPr>
-          <w:rFonts w:hint="eastAsia"/>
+          <w:rFonts w:hint="eastAsia" w:eastAsia="黑体"/>
           <w:b/>
           <w:bCs/>
         </w:rPr>
         <w:t xml:space="preserve">50%）</w:t>
       </w:r>
       <w:r>
+        <w:rPr>
+          <w:rFonts w:eastAsia="黑体"/>
+        </w:rPr>
         <w:t xml:space="preserve"> </w:t>
       </w:r>
       <w:r>
+        <w:rPr>
+          <w:rFonts w:eastAsia="黑体"/>
+        </w:rPr>
         <w:t xml:space="preserve">→ </w:t>
       </w:r>
       <w:r>
         <w:rPr>
-          <w:rFonts w:hint="eastAsia"/>
+          <w:rFonts w:hint="eastAsia" w:eastAsia="黑体"/>
         </w:rPr>
         <w:t xml:space="preserve">波形趋于对称方波。</w:t>
       </w:r>
@@ -2777,7 +3084,7 @@
       </w:pPr>
       <w:r>
         <w:rPr>
-          <w:rFonts w:hint="eastAsia"/>
+          <w:rFonts w:hint="eastAsia" w:eastAsia="黑体"/>
         </w:rPr>
         <w:t xml:space="preserve">典型参数示例</w:t>
       </w:r>
@@ -2792,11 +3099,14 @@
       </w:pPr>
       <w:r>
         <w:rPr>
-          <w:rFonts w:hint="eastAsia"/>
+          <w:rFonts w:hint="eastAsia" w:eastAsia="黑体"/>
         </w:rPr>
         <w:t xml:space="preserve">取</w:t>
       </w:r>
       <w:r>
+        <w:rPr>
+          <w:rFonts w:eastAsia="黑体"/>
+        </w:rPr>
         <w:t xml:space="preserve"> </w:t>
       </w:r>
       <m:oMath>
@@ -2833,6 +3143,9 @@
         </m:r>
       </m:oMath>
       <w:r>
+        <w:rPr>
+          <w:rFonts w:eastAsia="黑体"/>
+        </w:rPr>
         <w:t xml:space="preserve">、</w:t>
       </w:r>
       <m:oMath>
@@ -2869,6 +3182,9 @@
         </m:r>
       </m:oMath>
       <w:r>
+        <w:rPr>
+          <w:rFonts w:eastAsia="黑体"/>
+        </w:rPr>
         <w:t xml:space="preserve">、</w:t>
       </w:r>
       <m:oMath>
@@ -2900,7 +3216,7 @@
       </m:oMath>
       <w:r>
         <w:rPr>
-          <w:rFonts w:hint="eastAsia"/>
+          <w:rFonts w:hint="eastAsia" w:eastAsia="黑体"/>
         </w:rPr>
         <w:t xml:space="preserve">：</w:t>
       </w:r>
@@ -2995,6 +3311,9 @@
         </m:r>
       </m:oMath>
       <w:r>
+        <w:rPr>
+          <w:rFonts w:eastAsia="黑体"/>
+        </w:rPr>
         <w:t xml:space="preserve">。</w:t>
       </w:r>
     </w:p>
@@ -3008,11 +3327,14 @@
       </w:pPr>
       <w:r>
         <w:rPr>
-          <w:rFonts w:hint="eastAsia"/>
+          <w:rFonts w:hint="eastAsia" w:eastAsia="黑体"/>
         </w:rPr>
         <w:t xml:space="preserve">占空比</w:t>
       </w:r>
       <w:r>
+        <w:rPr>
+          <w:rFonts w:eastAsia="黑体"/>
+        </w:rPr>
         <w:t xml:space="preserve"> </w:t>
       </w:r>
       <m:oMath>
@@ -3075,6 +3397,9 @@
         </m:r>
       </m:oMath>
       <w:r>
+        <w:rPr>
+          <w:rFonts w:eastAsia="黑体"/>
+        </w:rPr>
         <w:t xml:space="preserve">。</w:t>
       </w:r>
     </w:p>
@@ -3086,7 +3411,7 @@
       </w:pPr>
       <w:r>
         <w:rPr>
-          <w:rFonts w:hint="eastAsia"/>
+          <w:rFonts w:hint="eastAsia" w:eastAsia="黑体"/>
         </w:rPr>
         <w:t xml:space="preserve">常见器件型号</w:t>
       </w:r>
@@ -3100,20 +3425,26 @@
         </w:numPr>
       </w:pPr>
       <w:r>
+        <w:rPr>
+          <w:rFonts w:eastAsia="黑体"/>
+        </w:rPr>
         <w:t xml:space="preserve">555 </w:t>
       </w:r>
       <w:r>
         <w:rPr>
-          <w:rFonts w:hint="eastAsia"/>
+          <w:rFonts w:hint="eastAsia" w:eastAsia="黑体"/>
         </w:rPr>
         <w:t xml:space="preserve">芯片：NE555、LM555、TLC555</w:t>
       </w:r>
       <w:r>
+        <w:rPr>
+          <w:rFonts w:eastAsia="黑体"/>
+        </w:rPr>
         <w:t xml:space="preserve"> / </w:t>
       </w:r>
       <w:r>
         <w:rPr>
-          <w:rFonts w:hint="eastAsia"/>
+          <w:rFonts w:hint="eastAsia" w:eastAsia="黑体"/>
         </w:rPr>
         <w:t xml:space="preserve">LMC555（CMOS，低功耗）、ICM7555。</w:t>
       </w:r>
@@ -3128,16 +3459,19 @@
       </w:pPr>
       <w:r>
         <w:rPr>
-          <w:rFonts w:hint="eastAsia"/>
+          <w:rFonts w:hint="eastAsia" w:eastAsia="黑体"/>
         </w:rPr>
         <w:t xml:space="preserve">电容：C0G/NP0</w:t>
       </w:r>
       <w:r>
+        <w:rPr>
+          <w:rFonts w:eastAsia="黑体"/>
+        </w:rPr>
         <w:t xml:space="preserve"> </w:t>
       </w:r>
       <w:r>
         <w:rPr>
-          <w:rFonts w:hint="eastAsia"/>
+          <w:rFonts w:hint="eastAsia" w:eastAsia="黑体"/>
         </w:rPr>
         <w:t xml:space="preserve">或聚酯电容（定时稳定）。</w:t>
       </w:r>
@@ -3150,7 +3484,7 @@
       </w:pPr>
       <w:r>
         <w:rPr>
-          <w:rFonts w:hint="eastAsia"/>
+          <w:rFonts w:hint="eastAsia" w:eastAsia="黑体"/>
         </w:rPr>
         <w:t xml:space="preserve">注意事项</w:t>
       </w:r>
@@ -3165,25 +3499,31 @@
       </w:pPr>
       <w:r>
         <w:rPr>
-          <w:rFonts w:hint="eastAsia"/>
+          <w:rFonts w:hint="eastAsia" w:eastAsia="黑体"/>
         </w:rPr>
         <w:t xml:space="preserve">定时电容宜选温度稳定性好的</w:t>
       </w:r>
       <w:r>
+        <w:rPr>
+          <w:rFonts w:eastAsia="黑体"/>
+        </w:rPr>
         <w:t xml:space="preserve"> C0G / </w:t>
       </w:r>
       <w:r>
         <w:rPr>
-          <w:rFonts w:hint="eastAsia"/>
+          <w:rFonts w:hint="eastAsia" w:eastAsia="黑体"/>
         </w:rPr>
         <w:t xml:space="preserve">聚酯，避免电解电容</w:t>
       </w:r>
       <w:r>
+        <w:rPr>
+          <w:rFonts w:eastAsia="黑体"/>
+        </w:rPr>
         <w:t xml:space="preserve"> ESR </w:t>
       </w:r>
       <w:r>
         <w:rPr>
-          <w:rFonts w:hint="eastAsia"/>
+          <w:rFonts w:hint="eastAsia" w:eastAsia="黑体"/>
         </w:rPr>
         <w:t xml:space="preserve">与漏电影响定时。</w:t>
       </w:r>
@@ -3198,25 +3538,31 @@
       </w:pPr>
       <w:r>
         <w:rPr>
-          <w:rFonts w:hint="eastAsia"/>
+          <w:rFonts w:hint="eastAsia" w:eastAsia="黑体"/>
         </w:rPr>
         <w:t xml:space="preserve">占空比无法低于</w:t>
       </w:r>
       <w:r>
+        <w:rPr>
+          <w:rFonts w:eastAsia="黑体"/>
+        </w:rPr>
         <w:t xml:space="preserve"> 50% </w:t>
       </w:r>
       <w:r>
         <w:rPr>
-          <w:rFonts w:hint="eastAsia"/>
+          <w:rFonts w:hint="eastAsia" w:eastAsia="黑体"/>
         </w:rPr>
         <w:t xml:space="preserve">的标准接法，需</w:t>
       </w:r>
       <w:r>
+        <w:rPr>
+          <w:rFonts w:eastAsia="黑体"/>
+        </w:rPr>
         <w:t xml:space="preserve"> &lt; 50% </w:t>
       </w:r>
       <w:r>
         <w:rPr>
-          <w:rFonts w:hint="eastAsia"/>
+          <w:rFonts w:hint="eastAsia" w:eastAsia="黑体"/>
         </w:rPr>
         <w:t xml:space="preserve">时可加二极管旁路充电路径。</w:t>
       </w:r>
@@ -3230,11 +3576,14 @@
         </w:numPr>
       </w:pPr>
       <w:r>
+        <w:rPr>
+          <w:rFonts w:eastAsia="黑体"/>
+        </w:rPr>
         <w:t xml:space="preserve">CMOS 555 </w:t>
       </w:r>
       <w:r>
         <w:rPr>
-          <w:rFonts w:hint="eastAsia"/>
+          <w:rFonts w:hint="eastAsia" w:eastAsia="黑体"/>
         </w:rPr>
         <w:t xml:space="preserve">静态功耗低、频率上限较高，适合高阻定时网络。</w:t>
       </w:r>
@@ -3247,7 +3596,7 @@
       </w:pPr>
       <w:r>
         <w:rPr>
-          <w:rFonts w:hint="eastAsia"/>
+          <w:rFonts w:hint="eastAsia" w:eastAsia="黑体"/>
         </w:rPr>
         <w:t xml:space="preserve">参考资料</w:t>
       </w:r>
@@ -3261,11 +3610,14 @@
         </w:numPr>
       </w:pPr>
       <w:r>
+        <w:rPr>
+          <w:rFonts w:eastAsia="黑体"/>
+        </w:rPr>
         <w:t xml:space="preserve">Texas Instruments: NE555 </w:t>
       </w:r>
       <w:r>
         <w:rPr>
-          <w:rFonts w:hint="eastAsia"/>
+          <w:rFonts w:hint="eastAsia" w:eastAsia="黑体"/>
         </w:rPr>
         <w:t xml:space="preserve">数据手册。</w:t>
       </w:r>
@@ -3279,6 +3631,9 @@
         </w:numPr>
       </w:pPr>
       <w:r>
+        <w:rPr>
+          <w:rFonts w:eastAsia="黑体"/>
+        </w:rPr>
         <w:t xml:space="preserve">Wikipedia: 555 timer IC。</w:t>
       </w:r>
     </w:p>
@@ -3292,7 +3647,7 @@
       </w:pPr>
       <w:r>
         <w:rPr>
-          <w:rFonts w:hint="eastAsia"/>
+          <w:rFonts w:hint="eastAsia" w:eastAsia="黑体"/>
         </w:rPr>
         <w:t xml:space="preserve">《模拟电子技术基础》（童诗白、华成英）。</w:t>
       </w:r>
@@ -3306,11 +3661,11 @@
       </w:pPr>
       <w:r>
         <w:rPr>
-          <w:rFonts w:ascii="Times New Roman" w:hAnsi="Times New Roman"/>
+          <w:rFonts w:ascii="Times New Roman" w:hAnsi="Times New Roman" w:eastAsia="黑体"/>
           <w:color w:val="555555"/>
           <w:sz w:val="21"/>
         </w:rPr>
-        <w:t>材料收集者：杜文杰</w:t>
+        <w:t>材料收集者：杜文杰，WX手机：19519196569，QQ:3478827729</w:t>
       </w:r>
     </w:p>
     <w:sectPr>
@@ -3330,7 +3685,7 @@
 </file>
 
 <file path=word/footer1.xml><?xml version="1.0" encoding="utf-8"?>
-<w:ftr xmlns:m="http://schemas.openxmlformats.org/officeDocument/2006/math" xmlns:mc="http://schemas.openxmlformats.org/markup-compatibility/2006" xmlns:mo="http://schemas.microsoft.com/office/mac/office/2008/main" xmlns:mv="urn:schemas-microsoft-com:mac:vml" xmlns:o="urn:schemas-microsoft-com:office:office" xmlns:r="http://schemas.openxmlformats.org/officeDocument/2006/relationships" xmlns:v="urn:schemas-microsoft-com:vml" xmlns:w10="urn:schemas-microsoft-com:office:word" xmlns:w14="http://schemas.microsoft.com/office/word/2010/wordml" xmlns:w="http://schemas.openxmlformats.org/wordprocessingml/2006/main" xmlns:wne="http://schemas.microsoft.com/office/word/2006/wordml" xmlns:wp14="http://schemas.microsoft.com/office/word/2010/wordprocessingDrawing" xmlns:wp="http://schemas.openxmlformats.org/drawingml/2006/wordprocessingDrawing" xmlns:wpc="http://schemas.microsoft.com/office/word/2010/wordprocessingCanvas" xmlns:wpg="http://schemas.microsoft.com/office/word/2010/wordprocessingGroup" xmlns:wpi="http://schemas.microsoft.com/office/word/2010/wordprocessingInk" xmlns:wps="http://schemas.microsoft.com/office/word/2010/wordprocessingShape" mc:Ignorable="w14 wp14">
+<w:ftr xmlns:mc="http://schemas.openxmlformats.org/markup-compatibility/2006" xmlns:w="http://schemas.openxmlformats.org/wordprocessingml/2006/main" xmlns:m="http://schemas.openxmlformats.org/officeDocument/2006/math" xmlns:mo="http://schemas.microsoft.com/office/mac/office/2008/main" xmlns:mv="urn:schemas-microsoft-com:mac:vml" xmlns:o="urn:schemas-microsoft-com:office:office" xmlns:r="http://schemas.openxmlformats.org/officeDocument/2006/relationships" xmlns:v="urn:schemas-microsoft-com:vml" xmlns:w10="urn:schemas-microsoft-com:office:word" xmlns:w14="http://schemas.microsoft.com/office/word/2010/wordml" xmlns:wne="http://schemas.microsoft.com/office/word/2006/wordml" xmlns:wp14="http://schemas.microsoft.com/office/word/2010/wordprocessingDrawing" xmlns:wp="http://schemas.openxmlformats.org/drawingml/2006/wordprocessingDrawing" xmlns:wpc="http://schemas.microsoft.com/office/word/2010/wordprocessingCanvas" xmlns:wpg="http://schemas.microsoft.com/office/word/2010/wordprocessingGroup" xmlns:wpi="http://schemas.microsoft.com/office/word/2010/wordprocessingInk" xmlns:wps="http://schemas.microsoft.com/office/word/2010/wordprocessingShape" mc:Ignorable="w14 wp14">
   <w:p>
     <w:pPr>
       <w:pStyle w:val="Footer"/>
@@ -3338,12 +3693,14 @@
     </w:pPr>
     <w:r>
       <w:rPr>
+        <w:rFonts w:eastAsia="黑体"/>
         <w:sz w:val="18"/>
       </w:rPr>
       <w:t xml:space="preserve">第 </w:t>
     </w:r>
     <w:r>
       <w:rPr>
+        <w:rFonts w:eastAsia="黑体"/>
         <w:sz w:val="18"/>
       </w:rPr>
       <w:fldChar w:fldCharType="begin"/>
@@ -3352,6 +3709,7 @@
     </w:r>
     <w:r>
       <w:rPr>
+        <w:rFonts w:eastAsia="黑体"/>
         <w:sz w:val="18"/>
       </w:rPr>
       <w:t xml:space="preserve"> 页</w:t>
@@ -3365,6 +3723,9 @@
   <w:footnote w:type="continuationSeparator" w:id="0">
     <w:p>
       <w:r>
+        <w:rPr>
+          <w:rFonts w:eastAsia="黑体"/>
+        </w:rPr>
         <w:continuationSeparator/>
       </w:r>
     </w:p>
@@ -3372,6 +3733,9 @@
   <w:footnote w:type="separator" w:id="-1">
     <w:p>
       <w:r>
+        <w:rPr>
+          <w:rFonts w:eastAsia="黑体"/>
+        </w:rPr>
         <w:separator/>
       </w:r>
     </w:p>
@@ -3380,7 +3744,7 @@
 </file>
 
 <file path=word/header1.xml><?xml version="1.0" encoding="utf-8"?>
-<w:hdr xmlns:m="http://schemas.openxmlformats.org/officeDocument/2006/math" xmlns:mc="http://schemas.openxmlformats.org/markup-compatibility/2006" xmlns:mo="http://schemas.microsoft.com/office/mac/office/2008/main" xmlns:mv="urn:schemas-microsoft-com:mac:vml" xmlns:o="urn:schemas-microsoft-com:office:office" xmlns:r="http://schemas.openxmlformats.org/officeDocument/2006/relationships" xmlns:v="urn:schemas-microsoft-com:vml" xmlns:w10="urn:schemas-microsoft-com:office:word" xmlns:w14="http://schemas.microsoft.com/office/word/2010/wordml" xmlns:w="http://schemas.openxmlformats.org/wordprocessingml/2006/main" xmlns:wne="http://schemas.microsoft.com/office/word/2006/wordml" xmlns:wp14="http://schemas.microsoft.com/office/word/2010/wordprocessingDrawing" xmlns:wp="http://schemas.openxmlformats.org/drawingml/2006/wordprocessingDrawing" xmlns:wpc="http://schemas.microsoft.com/office/word/2010/wordprocessingCanvas" xmlns:wpg="http://schemas.microsoft.com/office/word/2010/wordprocessingGroup" xmlns:wpi="http://schemas.microsoft.com/office/word/2010/wordprocessingInk" xmlns:wps="http://schemas.microsoft.com/office/word/2010/wordprocessingShape" mc:Ignorable="w14 wp14">
+<w:hdr xmlns:mc="http://schemas.openxmlformats.org/markup-compatibility/2006" xmlns:w="http://schemas.openxmlformats.org/wordprocessingml/2006/main" xmlns:m="http://schemas.openxmlformats.org/officeDocument/2006/math" xmlns:mo="http://schemas.microsoft.com/office/mac/office/2008/main" xmlns:mv="urn:schemas-microsoft-com:mac:vml" xmlns:o="urn:schemas-microsoft-com:office:office" xmlns:r="http://schemas.openxmlformats.org/officeDocument/2006/relationships" xmlns:v="urn:schemas-microsoft-com:vml" xmlns:w10="urn:schemas-microsoft-com:office:word" xmlns:w14="http://schemas.microsoft.com/office/word/2010/wordml" xmlns:wne="http://schemas.microsoft.com/office/word/2006/wordml" xmlns:wp14="http://schemas.microsoft.com/office/word/2010/wordprocessingDrawing" xmlns:wp="http://schemas.openxmlformats.org/drawingml/2006/wordprocessingDrawing" xmlns:wpc="http://schemas.microsoft.com/office/word/2010/wordprocessingCanvas" xmlns:wpg="http://schemas.microsoft.com/office/word/2010/wordprocessingGroup" xmlns:wpi="http://schemas.microsoft.com/office/word/2010/wordprocessingInk" xmlns:wps="http://schemas.microsoft.com/office/word/2010/wordprocessingShape" mc:Ignorable="w14 wp14">
   <w:p>
     <w:pPr>
       <w:pStyle w:val="Header"/>
@@ -3388,7 +3752,7 @@
     </w:pPr>
     <w:r>
       <w:rPr>
-        <w:rFonts w:ascii="Times New Roman" w:hAnsi="Times New Roman"/>
+        <w:rFonts w:ascii="Times New Roman" w:hAnsi="Times New Roman" w:eastAsia="黑体"/>
         <w:sz w:val="18"/>
         <w:rFonts w:eastAsia="黑体"/>
         <w:rFonts w:eastAsia="黑体"/>
@@ -3400,7 +3764,7 @@
 </file>
 
 <file path=word/numbering.xml><?xml version="1.0" encoding="utf-8"?>
-<w:numbering xmlns:m="http://schemas.openxmlformats.org/officeDocument/2006/math" xmlns:mc="http://schemas.openxmlformats.org/markup-compatibility/2006" xmlns:mo="http://schemas.microsoft.com/office/mac/office/2008/main" xmlns:mv="urn:schemas-microsoft-com:mac:vml" xmlns:o="urn:schemas-microsoft-com:office:office" xmlns:r="http://schemas.openxmlformats.org/officeDocument/2006/relationships" xmlns:v="urn:schemas-microsoft-com:vml" xmlns:w="http://schemas.openxmlformats.org/wordprocessingml/2006/main" xmlns:w10="urn:schemas-microsoft-com:office:word" xmlns:w14="http://schemas.microsoft.com/office/word/2010/wordml" xmlns:wne="http://schemas.microsoft.com/office/word/2006/wordml" xmlns:wp="http://schemas.openxmlformats.org/drawingml/2006/wordprocessingDrawing" xmlns:wp14="http://schemas.microsoft.com/office/word/2010/wordprocessingDrawing" xmlns:wpc="http://schemas.microsoft.com/office/word/2010/wordprocessingCanvas" xmlns:wpg="http://schemas.microsoft.com/office/word/2010/wordprocessingGroup" xmlns:wpi="http://schemas.microsoft.com/office/word/2010/wordprocessingInk" xmlns:wps="http://schemas.microsoft.com/office/word/2010/wordprocessingShape" mc:Ignorable="w14 wp14">
+<w:numbering xmlns:mc="http://schemas.openxmlformats.org/markup-compatibility/2006" xmlns:w="http://schemas.openxmlformats.org/wordprocessingml/2006/main" xmlns:m="http://schemas.openxmlformats.org/officeDocument/2006/math" xmlns:mo="http://schemas.microsoft.com/office/mac/office/2008/main" xmlns:mv="urn:schemas-microsoft-com:mac:vml" xmlns:o="urn:schemas-microsoft-com:office:office" xmlns:r="http://schemas.openxmlformats.org/officeDocument/2006/relationships" xmlns:v="urn:schemas-microsoft-com:vml" xmlns:w10="urn:schemas-microsoft-com:office:word" xmlns:w14="http://schemas.microsoft.com/office/word/2010/wordml" xmlns:wne="http://schemas.microsoft.com/office/word/2006/wordml" xmlns:wp="http://schemas.openxmlformats.org/drawingml/2006/wordprocessingDrawing" xmlns:wp14="http://schemas.microsoft.com/office/word/2010/wordprocessingDrawing" xmlns:wpc="http://schemas.microsoft.com/office/word/2010/wordprocessingCanvas" xmlns:wpg="http://schemas.microsoft.com/office/word/2010/wordprocessingGroup" xmlns:wpi="http://schemas.microsoft.com/office/word/2010/wordprocessingInk" xmlns:wps="http://schemas.microsoft.com/office/word/2010/wordprocessingShape" mc:Ignorable="w14 wp14">
   <w:abstractNum w:abstractNumId="0">
     <w:nsid w:val="FFFFFF7C"/>
     <w:multiLevelType w:val="singleLevel"/>
@@ -3487,7 +3851,7 @@
         <w:ind w:hanging="360" w:left="1440"/>
       </w:pPr>
       <w:rPr>
-        <w:rFonts w:ascii="Symbol" w:hAnsi="Symbol" w:hint="default"/>
+        <w:rFonts w:ascii="Symbol" w:hAnsi="Symbol" w:hint="default" w:eastAsia="黑体"/>
       </w:rPr>
     </w:lvl>
   </w:abstractNum>
@@ -3508,7 +3872,7 @@
         <w:ind w:hanging="360" w:left="1080"/>
       </w:pPr>
       <w:rPr>
-        <w:rFonts w:ascii="Symbol" w:hAnsi="Symbol" w:hint="default"/>
+        <w:rFonts w:ascii="Symbol" w:hAnsi="Symbol" w:hint="default" w:eastAsia="黑体"/>
       </w:rPr>
     </w:lvl>
   </w:abstractNum>
@@ -3529,7 +3893,7 @@
         <w:ind w:hanging="360" w:left="720"/>
       </w:pPr>
       <w:rPr>
-        <w:rFonts w:ascii="Symbol" w:hAnsi="Symbol" w:hint="default"/>
+        <w:rFonts w:ascii="Symbol" w:hAnsi="Symbol" w:hint="default" w:eastAsia="黑体"/>
       </w:rPr>
     </w:lvl>
   </w:abstractNum>
@@ -3568,7 +3932,7 @@
         <w:ind w:hanging="360" w:left="360"/>
       </w:pPr>
       <w:rPr>
-        <w:rFonts w:ascii="Symbol" w:hAnsi="Symbol" w:hint="default"/>
+        <w:rFonts w:ascii="Symbol" w:hAnsi="Symbol" w:hint="default" w:eastAsia="黑体"/>
       </w:rPr>
     </w:lvl>
   </w:abstractNum>
@@ -3659,7 +4023,7 @@
         <w:ind w:left="720" w:hanging="360"/>
       </w:pPr>
       <w:rPr>
-        <w:rFonts w:ascii="Symbol" w:hAnsi="Symbol" w:cs="Symbol" w:hint="default"/>
+        <w:rFonts w:ascii="Symbol" w:hAnsi="Symbol" w:cs="Symbol" w:hint="default" w:eastAsia="黑体"/>
       </w:rPr>
     </w:lvl>
     <w:lvl w:ilvl="1">
@@ -3670,7 +4034,7 @@
         <w:ind w:left="1440" w:hanging="360"/>
       </w:pPr>
       <w:rPr>
-        <w:rFonts w:ascii="Courier New" w:hAnsi="Courier New" w:cs="Courier New" w:hint="default"/>
+        <w:rFonts w:ascii="Courier New" w:hAnsi="Courier New" w:cs="Courier New" w:hint="default" w:eastAsia="黑体"/>
       </w:rPr>
     </w:lvl>
     <w:lvl w:ilvl="2">
@@ -3681,7 +4045,7 @@
         <w:ind w:left="2160" w:hanging="360"/>
       </w:pPr>
       <w:rPr>
-        <w:rFonts w:ascii="Wingdings" w:hAnsi="Wingdings" w:cs="Wingdings" w:hint="default"/>
+        <w:rFonts w:ascii="Wingdings" w:hAnsi="Wingdings" w:cs="Wingdings" w:hint="default" w:eastAsia="黑体"/>
       </w:rPr>
     </w:lvl>
     <w:lvl w:ilvl="3">
@@ -3692,7 +4056,7 @@
         <w:ind w:left="2880" w:hanging="360"/>
       </w:pPr>
       <w:rPr>
-        <w:rFonts w:ascii="Symbol" w:hAnsi="Symbol" w:cs="Symbol" w:hint="default"/>
+        <w:rFonts w:ascii="Symbol" w:hAnsi="Symbol" w:cs="Symbol" w:hint="default" w:eastAsia="黑体"/>
       </w:rPr>
     </w:lvl>
     <w:lvl w:ilvl="4">
@@ -3703,7 +4067,7 @@
         <w:ind w:left="3600" w:hanging="360"/>
       </w:pPr>
       <w:rPr>
-        <w:rFonts w:ascii="Courier New" w:hAnsi="Courier New" w:cs="Courier New" w:hint="default"/>
+        <w:rFonts w:ascii="Courier New" w:hAnsi="Courier New" w:cs="Courier New" w:hint="default" w:eastAsia="黑体"/>
       </w:rPr>
     </w:lvl>
     <w:lvl w:ilvl="5">
@@ -3714,7 +4078,7 @@
         <w:ind w:left="4320" w:hanging="360"/>
       </w:pPr>
       <w:rPr>
-        <w:rFonts w:ascii="Wingdings" w:hAnsi="Wingdings" w:cs="Wingdings" w:hint="default"/>
+        <w:rFonts w:ascii="Wingdings" w:hAnsi="Wingdings" w:cs="Wingdings" w:hint="default" w:eastAsia="黑体"/>
       </w:rPr>
     </w:lvl>
     <w:lvl w:ilvl="6">
@@ -3725,7 +4089,7 @@
         <w:ind w:left="5040" w:hanging="360"/>
       </w:pPr>
       <w:rPr>
-        <w:rFonts w:ascii="Symbol" w:hAnsi="Symbol" w:cs="Symbol" w:hint="default"/>
+        <w:rFonts w:ascii="Symbol" w:hAnsi="Symbol" w:cs="Symbol" w:hint="default" w:eastAsia="黑体"/>
       </w:rPr>
     </w:lvl>
     <w:lvl w:ilvl="7">
@@ -3736,7 +4100,7 @@
         <w:ind w:left="5760" w:hanging="360"/>
       </w:pPr>
       <w:rPr>
-        <w:rFonts w:ascii="Courier New" w:hAnsi="Courier New" w:cs="Courier New" w:hint="default"/>
+        <w:rFonts w:ascii="Courier New" w:hAnsi="Courier New" w:cs="Courier New" w:hint="default" w:eastAsia="黑体"/>
       </w:rPr>
     </w:lvl>
     <w:lvl w:ilvl="8">
@@ -3747,7 +4111,7 @@
         <w:ind w:left="6480" w:hanging="360"/>
       </w:pPr>
       <w:rPr>
-        <w:rFonts w:ascii="Wingdings" w:hAnsi="Wingdings" w:cs="Wingdings" w:hint="default"/>
+        <w:rFonts w:ascii="Wingdings" w:hAnsi="Wingdings" w:cs="Wingdings" w:hint="default" w:eastAsia="黑体"/>
       </w:rPr>
     </w:lvl>
   </w:abstractNum>
@@ -3806,11 +4170,11 @@
 </file>
 
 <file path=word/styles.xml><?xml version="1.0" encoding="utf-8"?>
-<w:styles xmlns:mc="http://schemas.openxmlformats.org/markup-compatibility/2006" xmlns:r="http://schemas.openxmlformats.org/officeDocument/2006/relationships" xmlns:w="http://schemas.openxmlformats.org/wordprocessingml/2006/main" xmlns:w14="http://schemas.microsoft.com/office/word/2010/wordml" mc:Ignorable="w14">
+<w:styles xmlns:mc="http://schemas.openxmlformats.org/markup-compatibility/2006" xmlns:w="http://schemas.openxmlformats.org/wordprocessingml/2006/main" xmlns:r="http://schemas.openxmlformats.org/officeDocument/2006/relationships" xmlns:w14="http://schemas.microsoft.com/office/word/2010/wordml" mc:Ignorable="w14">
   <w:docDefaults>
     <w:rPrDefault>
       <w:rPr>
-        <w:rFonts w:asciiTheme="minorHAnsi" w:cstheme="minorBidi" w:eastAsiaTheme="minorEastAsia" w:hAnsiTheme="minorHAnsi"/>
+        <w:rFonts w:asciiTheme="minorHAnsi" w:cstheme="minorBidi" w:hAnsiTheme="minorHAnsi" w:eastAsia="黑体"/>
         <w:sz w:val="22"/>
         <w:szCs w:val="22"/>
         <w:lang w:bidi="ar-SA" w:eastAsia="en-US" w:val="en-US"/>
@@ -4032,7 +4396,7 @@
       <w:outlineLvl w:val="0"/>
     </w:pPr>
     <w:rPr>
-      <w:rFonts w:ascii="Times New Roman" w:asciiTheme="majorHAnsi" w:cstheme="majorBidi" w:eastAsia="黑体" w:eastAsiaTheme="majorEastAsia" w:hAnsi="Times New Roman" w:hAnsiTheme="majorHAnsi"/>
+      <w:rFonts w:ascii="Times New Roman" w:asciiTheme="majorHAnsi" w:cstheme="majorBidi" w:eastAsia="黑体" w:hAnsi="Times New Roman" w:hAnsiTheme="majorHAnsi"/>
       <w:b/>
       <w:bCs/>
       <w:color w:val="1F3864"/>
@@ -4056,7 +4420,7 @@
       <w:outlineLvl w:val="1"/>
     </w:pPr>
     <w:rPr>
-      <w:rFonts w:ascii="Times New Roman" w:asciiTheme="majorHAnsi" w:cstheme="majorBidi" w:eastAsia="黑体" w:eastAsiaTheme="majorEastAsia" w:hAnsi="Times New Roman" w:hAnsiTheme="majorHAnsi"/>
+      <w:rFonts w:ascii="Times New Roman" w:asciiTheme="majorHAnsi" w:cstheme="majorBidi" w:eastAsia="黑体" w:hAnsi="Times New Roman" w:hAnsiTheme="majorHAnsi"/>
       <w:b/>
       <w:bCs/>
       <w:color w:val="2E4E7E"/>
@@ -4080,7 +4444,7 @@
       <w:outlineLvl w:val="2"/>
     </w:pPr>
     <w:rPr>
-      <w:rFonts w:ascii="Times New Roman" w:asciiTheme="majorHAnsi" w:cstheme="majorBidi" w:eastAsia="黑体" w:eastAsiaTheme="majorEastAsia" w:hAnsi="Times New Roman" w:hAnsiTheme="majorHAnsi"/>
+      <w:rFonts w:ascii="Times New Roman" w:asciiTheme="majorHAnsi" w:cstheme="majorBidi" w:eastAsia="黑体" w:hAnsi="Times New Roman" w:hAnsiTheme="majorHAnsi"/>
       <w:b/>
       <w:bCs/>
       <w:color w:val="2E4E7E"/>
@@ -4104,7 +4468,7 @@
       <w:outlineLvl w:val="3"/>
     </w:pPr>
     <w:rPr>
-      <w:rFonts w:ascii="Times New Roman" w:asciiTheme="majorHAnsi" w:cstheme="majorBidi" w:eastAsia="黑体" w:eastAsiaTheme="majorEastAsia" w:hAnsi="Times New Roman" w:hAnsiTheme="majorHAnsi"/>
+      <w:rFonts w:ascii="Times New Roman" w:asciiTheme="majorHAnsi" w:cstheme="majorBidi" w:eastAsia="黑体" w:hAnsi="Times New Roman" w:hAnsiTheme="majorHAnsi"/>
       <w:b/>
       <w:bCs/>
       <w:i/>
@@ -4130,7 +4494,7 @@
       <w:outlineLvl w:val="4"/>
     </w:pPr>
     <w:rPr>
-      <w:rFonts w:ascii="Times New Roman" w:asciiTheme="majorHAnsi" w:cstheme="majorBidi" w:eastAsia="黑体" w:eastAsiaTheme="majorEastAsia" w:hAnsi="Times New Roman" w:hAnsiTheme="majorHAnsi"/>
+      <w:rFonts w:ascii="Times New Roman" w:asciiTheme="majorHAnsi" w:cstheme="majorBidi" w:eastAsia="黑体" w:hAnsi="Times New Roman" w:hAnsiTheme="majorHAnsi"/>
       <w:b/>
       <w:color w:val="333333"/>
       <w:sz w:val="22"/>
@@ -4153,7 +4517,7 @@
       <w:outlineLvl w:val="5"/>
     </w:pPr>
     <w:rPr>
-      <w:rFonts w:asciiTheme="majorHAnsi" w:cstheme="majorBidi" w:eastAsiaTheme="majorEastAsia" w:hAnsiTheme="majorHAnsi"/>
+      <w:rFonts w:asciiTheme="majorHAnsi" w:cstheme="majorBidi" w:hAnsiTheme="majorHAnsi" w:eastAsia="黑体"/>
       <w:i/>
       <w:iCs/>
       <w:color w:themeColor="accent1" w:themeShade="7F" w:val="243F60"/>
@@ -4176,7 +4540,7 @@
       <w:outlineLvl w:val="6"/>
     </w:pPr>
     <w:rPr>
-      <w:rFonts w:asciiTheme="majorHAnsi" w:cstheme="majorBidi" w:eastAsiaTheme="majorEastAsia" w:hAnsiTheme="majorHAnsi"/>
+      <w:rFonts w:asciiTheme="majorHAnsi" w:cstheme="majorBidi" w:hAnsiTheme="majorHAnsi" w:eastAsia="黑体"/>
       <w:i/>
       <w:iCs/>
       <w:color w:themeColor="text1" w:themeTint="BF" w:val="404040"/>
@@ -4199,7 +4563,7 @@
       <w:outlineLvl w:val="7"/>
     </w:pPr>
     <w:rPr>
-      <w:rFonts w:asciiTheme="majorHAnsi" w:cstheme="majorBidi" w:eastAsiaTheme="majorEastAsia" w:hAnsiTheme="majorHAnsi"/>
+      <w:rFonts w:asciiTheme="majorHAnsi" w:cstheme="majorBidi" w:hAnsiTheme="majorHAnsi" w:eastAsia="黑体"/>
       <w:color w:themeColor="accent1" w:val="4F81BD"/>
       <w:sz w:val="20"/>
       <w:szCs w:val="20"/>
@@ -4222,7 +4586,7 @@
       <w:outlineLvl w:val="8"/>
     </w:pPr>
     <w:rPr>
-      <w:rFonts w:asciiTheme="majorHAnsi" w:cstheme="majorBidi" w:eastAsiaTheme="majorEastAsia" w:hAnsiTheme="majorHAnsi"/>
+      <w:rFonts w:asciiTheme="majorHAnsi" w:cstheme="majorBidi" w:hAnsiTheme="majorHAnsi" w:eastAsia="黑体"/>
       <w:i/>
       <w:iCs/>
       <w:color w:themeColor="text1" w:themeTint="BF" w:val="404040"/>
@@ -4273,7 +4637,7 @@
     <w:uiPriority w:val="9"/>
     <w:rsid w:val="00FC693F"/>
     <w:rPr>
-      <w:rFonts w:asciiTheme="majorHAnsi" w:cstheme="majorBidi" w:eastAsiaTheme="majorEastAsia" w:hAnsiTheme="majorHAnsi"/>
+      <w:rFonts w:asciiTheme="majorHAnsi" w:cstheme="majorBidi" w:hAnsiTheme="majorHAnsi" w:eastAsia="黑体"/>
       <w:b/>
       <w:bCs/>
       <w:color w:themeColor="accent1" w:themeShade="BF" w:val="365F91"/>
@@ -4288,7 +4652,7 @@
     <w:uiPriority w:val="9"/>
     <w:rsid w:val="00FC693F"/>
     <w:rPr>
-      <w:rFonts w:asciiTheme="majorHAnsi" w:cstheme="majorBidi" w:eastAsiaTheme="majorEastAsia" w:hAnsiTheme="majorHAnsi"/>
+      <w:rFonts w:asciiTheme="majorHAnsi" w:cstheme="majorBidi" w:hAnsiTheme="majorHAnsi" w:eastAsia="黑体"/>
       <w:b/>
       <w:bCs/>
       <w:color w:themeColor="accent1" w:val="4F81BD"/>
@@ -4303,7 +4667,7 @@
     <w:uiPriority w:val="9"/>
     <w:rsid w:val="00FC693F"/>
     <w:rPr>
-      <w:rFonts w:asciiTheme="majorHAnsi" w:cstheme="majorBidi" w:eastAsiaTheme="majorEastAsia" w:hAnsiTheme="majorHAnsi"/>
+      <w:rFonts w:asciiTheme="majorHAnsi" w:cstheme="majorBidi" w:hAnsiTheme="majorHAnsi" w:eastAsia="黑体"/>
       <w:b/>
       <w:bCs/>
       <w:color w:themeColor="accent1" w:val="4F81BD"/>
@@ -4326,7 +4690,7 @@
       <w:contextualSpacing/>
     </w:pPr>
     <w:rPr>
-      <w:rFonts w:ascii="Times New Roman" w:asciiTheme="majorHAnsi" w:cstheme="majorBidi" w:eastAsia="黑体" w:eastAsiaTheme="majorEastAsia" w:hAnsi="Times New Roman" w:hAnsiTheme="majorHAnsi"/>
+      <w:rFonts w:ascii="Times New Roman" w:asciiTheme="majorHAnsi" w:cstheme="majorBidi" w:eastAsia="黑体" w:hAnsi="Times New Roman" w:hAnsiTheme="majorHAnsi"/>
       <w:b/>
       <w:color w:val="1F3864"/>
       <w:spacing w:val="5"/>
@@ -4342,7 +4706,7 @@
     <w:uiPriority w:val="10"/>
     <w:rsid w:val="00FC693F"/>
     <w:rPr>
-      <w:rFonts w:asciiTheme="majorHAnsi" w:cstheme="majorBidi" w:eastAsiaTheme="majorEastAsia" w:hAnsiTheme="majorHAnsi"/>
+      <w:rFonts w:asciiTheme="majorHAnsi" w:cstheme="majorBidi" w:hAnsiTheme="majorHAnsi" w:eastAsia="黑体"/>
       <w:color w:themeColor="text2" w:themeShade="BF" w:val="17365D"/>
       <w:spacing w:val="5"/>
       <w:kern w:val="28"/>
@@ -4364,7 +4728,7 @@
       </w:numPr>
     </w:pPr>
     <w:rPr>
-      <w:rFonts w:asciiTheme="majorHAnsi" w:cstheme="majorBidi" w:eastAsiaTheme="majorEastAsia" w:hAnsiTheme="majorHAnsi"/>
+      <w:rFonts w:asciiTheme="majorHAnsi" w:cstheme="majorBidi" w:hAnsiTheme="majorHAnsi" w:eastAsia="黑体"/>
       <w:i/>
       <w:iCs/>
       <w:color w:themeColor="accent1" w:val="4F81BD"/>
@@ -4380,7 +4744,7 @@
     <w:uiPriority w:val="11"/>
     <w:rsid w:val="00FC693F"/>
     <w:rPr>
-      <w:rFonts w:asciiTheme="majorHAnsi" w:cstheme="majorBidi" w:eastAsiaTheme="majorEastAsia" w:hAnsiTheme="majorHAnsi"/>
+      <w:rFonts w:asciiTheme="majorHAnsi" w:cstheme="majorBidi" w:hAnsiTheme="majorHAnsi" w:eastAsia="黑体"/>
       <w:i/>
       <w:iCs/>
       <w:color w:themeColor="accent1" w:val="4F81BD"/>
@@ -4447,6 +4811,7 @@
       <w:spacing w:after="120"/>
     </w:pPr>
     <w:rPr>
+      <w:rFonts w:eastAsia="黑体"/>
       <w:sz w:val="16"/>
       <w:szCs w:val="16"/>
     </w:rPr>
@@ -4458,6 +4823,7 @@
     <w:uiPriority w:val="99"/>
     <w:rsid w:val="00AA1D8D"/>
     <w:rPr>
+      <w:rFonts w:eastAsia="黑体"/>
       <w:sz w:val="16"/>
       <w:szCs w:val="16"/>
     </w:rPr>
@@ -4627,7 +4993,7 @@
       </w:tabs>
     </w:pPr>
     <w:rPr>
-      <w:rFonts w:ascii="Courier" w:hAnsi="Courier"/>
+      <w:rFonts w:ascii="Courier" w:hAnsi="Courier" w:eastAsia="黑体"/>
       <w:sz w:val="20"/>
       <w:szCs w:val="20"/>
     </w:rPr>
@@ -4639,7 +5005,7 @@
     <w:uiPriority w:val="99"/>
     <w:rsid w:val="0029639D"/>
     <w:rPr>
-      <w:rFonts w:ascii="Courier" w:hAnsi="Courier"/>
+      <w:rFonts w:ascii="Courier" w:hAnsi="Courier" w:eastAsia="黑体"/>
       <w:sz w:val="20"/>
       <w:szCs w:val="20"/>
     </w:rPr>
@@ -4675,6 +5041,7 @@
     <w:uiPriority w:val="29"/>
     <w:rsid w:val="00FC693F"/>
     <w:rPr>
+      <w:rFonts w:eastAsia="黑体"/>
       <w:i/>
       <w:iCs/>
       <w:color w:themeColor="text1" w:val="000000"/>
@@ -4688,7 +5055,7 @@
     <w:semiHidden/>
     <w:rsid w:val="00FC693F"/>
     <w:rPr>
-      <w:rFonts w:asciiTheme="majorHAnsi" w:cstheme="majorBidi" w:eastAsiaTheme="majorEastAsia" w:hAnsiTheme="majorHAnsi"/>
+      <w:rFonts w:asciiTheme="majorHAnsi" w:cstheme="majorBidi" w:hAnsiTheme="majorHAnsi" w:eastAsia="黑体"/>
       <w:b/>
       <w:bCs/>
       <w:i/>
@@ -4704,7 +5071,7 @@
     <w:semiHidden/>
     <w:rsid w:val="00FC693F"/>
     <w:rPr>
-      <w:rFonts w:asciiTheme="majorHAnsi" w:cstheme="majorBidi" w:eastAsiaTheme="majorEastAsia" w:hAnsiTheme="majorHAnsi"/>
+      <w:rFonts w:asciiTheme="majorHAnsi" w:cstheme="majorBidi" w:hAnsiTheme="majorHAnsi" w:eastAsia="黑体"/>
       <w:color w:themeColor="accent1" w:themeShade="7F" w:val="243F60"/>
     </w:rPr>
   </w:style>
@@ -4716,7 +5083,7 @@
     <w:semiHidden/>
     <w:rsid w:val="00FC693F"/>
     <w:rPr>
-      <w:rFonts w:asciiTheme="majorHAnsi" w:cstheme="majorBidi" w:eastAsiaTheme="majorEastAsia" w:hAnsiTheme="majorHAnsi"/>
+      <w:rFonts w:asciiTheme="majorHAnsi" w:cstheme="majorBidi" w:hAnsiTheme="majorHAnsi" w:eastAsia="黑体"/>
       <w:i/>
       <w:iCs/>
       <w:color w:themeColor="accent1" w:themeShade="7F" w:val="243F60"/>
@@ -4730,7 +5097,7 @@
     <w:semiHidden/>
     <w:rsid w:val="00FC693F"/>
     <w:rPr>
-      <w:rFonts w:asciiTheme="majorHAnsi" w:cstheme="majorBidi" w:eastAsiaTheme="majorEastAsia" w:hAnsiTheme="majorHAnsi"/>
+      <w:rFonts w:asciiTheme="majorHAnsi" w:cstheme="majorBidi" w:hAnsiTheme="majorHAnsi" w:eastAsia="黑体"/>
       <w:i/>
       <w:iCs/>
       <w:color w:themeColor="text1" w:themeTint="BF" w:val="404040"/>
@@ -4744,7 +5111,7 @@
     <w:semiHidden/>
     <w:rsid w:val="00FC693F"/>
     <w:rPr>
-      <w:rFonts w:asciiTheme="majorHAnsi" w:cstheme="majorBidi" w:eastAsiaTheme="majorEastAsia" w:hAnsiTheme="majorHAnsi"/>
+      <w:rFonts w:asciiTheme="majorHAnsi" w:cstheme="majorBidi" w:hAnsiTheme="majorHAnsi" w:eastAsia="黑体"/>
       <w:color w:themeColor="accent1" w:val="4F81BD"/>
       <w:sz w:val="20"/>
       <w:szCs w:val="20"/>
@@ -4758,7 +5125,7 @@
     <w:semiHidden/>
     <w:rsid w:val="00FC693F"/>
     <w:rPr>
-      <w:rFonts w:asciiTheme="majorHAnsi" w:cstheme="majorBidi" w:eastAsiaTheme="majorEastAsia" w:hAnsiTheme="majorHAnsi"/>
+      <w:rFonts w:asciiTheme="majorHAnsi" w:cstheme="majorBidi" w:hAnsiTheme="majorHAnsi" w:eastAsia="黑体"/>
       <w:i/>
       <w:iCs/>
       <w:color w:themeColor="text1" w:themeTint="BF" w:val="404040"/>
@@ -4779,6 +5146,7 @@
       <w:spacing w:line="240" w:lineRule="auto"/>
     </w:pPr>
     <w:rPr>
+      <w:rFonts w:eastAsia="黑体"/>
       <w:b/>
       <w:bCs/>
       <w:color w:themeColor="accent1" w:val="4F81BD"/>
@@ -4793,6 +5161,7 @@
     <w:qFormat/>
     <w:rsid w:val="00FC693F"/>
     <w:rPr>
+      <w:rFonts w:eastAsia="黑体"/>
       <w:b/>
       <w:bCs/>
     </w:rPr>
@@ -4804,6 +5173,7 @@
     <w:qFormat/>
     <w:rsid w:val="00FC693F"/>
     <w:rPr>
+      <w:rFonts w:eastAsia="黑体"/>
       <w:i/>
       <w:iCs/>
     </w:rPr>
@@ -4824,6 +5194,7 @@
       <w:ind w:left="936" w:right="936"/>
     </w:pPr>
     <w:rPr>
+      <w:rFonts w:eastAsia="黑体"/>
       <w:b/>
       <w:bCs/>
       <w:i/>
@@ -4838,6 +5209,7 @@
     <w:uiPriority w:val="30"/>
     <w:rsid w:val="00FC693F"/>
     <w:rPr>
+      <w:rFonts w:eastAsia="黑体"/>
       <w:b/>
       <w:bCs/>
       <w:i/>
@@ -4852,6 +5224,7 @@
     <w:qFormat/>
     <w:rsid w:val="00FC693F"/>
     <w:rPr>
+      <w:rFonts w:eastAsia="黑体"/>
       <w:i/>
       <w:iCs/>
       <w:color w:themeColor="text1" w:themeTint="7F" w:val="808080"/>
@@ -4864,6 +5237,7 @@
     <w:qFormat/>
     <w:rsid w:val="00FC693F"/>
     <w:rPr>
+      <w:rFonts w:eastAsia="黑体"/>
       <w:b/>
       <w:bCs/>
       <w:i/>
@@ -4878,6 +5252,7 @@
     <w:qFormat/>
     <w:rsid w:val="00FC693F"/>
     <w:rPr>
+      <w:rFonts w:eastAsia="黑体"/>
       <w:smallCaps/>
       <w:color w:themeColor="accent2" w:val="C0504D"/>
       <w:u w:val="single"/>
@@ -4890,6 +5265,7 @@
     <w:qFormat/>
     <w:rsid w:val="00FC693F"/>
     <w:rPr>
+      <w:rFonts w:eastAsia="黑体"/>
       <w:b/>
       <w:bCs/>
       <w:smallCaps/>
@@ -4905,6 +5281,7 @@
     <w:qFormat/>
     <w:rsid w:val="00FC693F"/>
     <w:rPr>
+      <w:rFonts w:eastAsia="黑体"/>
       <w:b/>
       <w:bCs/>
       <w:smallCaps/>
@@ -4959,6 +5336,7 @@
       <w:spacing w:after="0" w:line="240" w:lineRule="auto"/>
     </w:pPr>
     <w:rPr>
+      <w:rFonts w:eastAsia="黑体"/>
       <w:color w:themeColor="text1" w:themeShade="BF" w:val="000000"/>
     </w:rPr>
     <w:tblPr>
@@ -4981,6 +5359,7 @@
         <w:spacing w:after="0" w:before="0" w:line="240" w:lineRule="auto"/>
       </w:pPr>
       <w:rPr>
+        <w:rFonts w:eastAsia="黑体"/>
         <w:b/>
         <w:bCs/>
       </w:rPr>
@@ -5001,6 +5380,7 @@
         <w:spacing w:after="0" w:before="0" w:line="240" w:lineRule="auto"/>
       </w:pPr>
       <w:rPr>
+        <w:rFonts w:eastAsia="黑体"/>
         <w:b/>
         <w:bCs/>
       </w:rPr>
@@ -5018,12 +5398,14 @@
     </w:tblStylePr>
     <w:tblStylePr w:type="firstCol">
       <w:rPr>
+        <w:rFonts w:eastAsia="黑体"/>
         <w:b/>
         <w:bCs/>
       </w:rPr>
     </w:tblStylePr>
     <w:tblStylePr w:type="lastCol">
       <w:rPr>
+        <w:rFonts w:eastAsia="黑体"/>
         <w:b/>
         <w:bCs/>
       </w:rPr>
@@ -5062,6 +5444,7 @@
       <w:spacing w:after="0" w:line="240" w:lineRule="auto"/>
     </w:pPr>
     <w:rPr>
+      <w:rFonts w:eastAsia="黑体"/>
       <w:color w:themeColor="accent1" w:themeShade="BF" w:val="365F91"/>
     </w:rPr>
     <w:tblPr>
@@ -5084,6 +5467,7 @@
         <w:spacing w:after="0" w:before="0" w:line="240" w:lineRule="auto"/>
       </w:pPr>
       <w:rPr>
+        <w:rFonts w:eastAsia="黑体"/>
         <w:b/>
         <w:bCs/>
       </w:rPr>
@@ -5104,6 +5488,7 @@
         <w:spacing w:after="0" w:before="0" w:line="240" w:lineRule="auto"/>
       </w:pPr>
       <w:rPr>
+        <w:rFonts w:eastAsia="黑体"/>
         <w:b/>
         <w:bCs/>
       </w:rPr>
@@ -5121,12 +5506,14 @@
     </w:tblStylePr>
     <w:tblStylePr w:type="firstCol">
       <w:rPr>
+        <w:rFonts w:eastAsia="黑体"/>
         <w:b/>
         <w:bCs/>
       </w:rPr>
     </w:tblStylePr>
     <w:tblStylePr w:type="lastCol">
       <w:rPr>
+        <w:rFonts w:eastAsia="黑体"/>
         <w:b/>
         <w:bCs/>
       </w:rPr>
@@ -5165,6 +5552,7 @@
       <w:spacing w:after="0" w:line="240" w:lineRule="auto"/>
     </w:pPr>
     <w:rPr>
+      <w:rFonts w:eastAsia="黑体"/>
       <w:color w:themeColor="accent2" w:themeShade="BF" w:val="943634"/>
     </w:rPr>
     <w:tblPr>
@@ -5187,6 +5575,7 @@
         <w:spacing w:after="0" w:before="0" w:line="240" w:lineRule="auto"/>
       </w:pPr>
       <w:rPr>
+        <w:rFonts w:eastAsia="黑体"/>
         <w:b/>
         <w:bCs/>
       </w:rPr>
@@ -5207,6 +5596,7 @@
         <w:spacing w:after="0" w:before="0" w:line="240" w:lineRule="auto"/>
       </w:pPr>
       <w:rPr>
+        <w:rFonts w:eastAsia="黑体"/>
         <w:b/>
         <w:bCs/>
       </w:rPr>
@@ -5224,12 +5614,14 @@
     </w:tblStylePr>
     <w:tblStylePr w:type="firstCol">
       <w:rPr>
+        <w:rFonts w:eastAsia="黑体"/>
         <w:b/>
         <w:bCs/>
       </w:rPr>
     </w:tblStylePr>
     <w:tblStylePr w:type="lastCol">
       <w:rPr>
+        <w:rFonts w:eastAsia="黑体"/>
         <w:b/>
         <w:bCs/>
       </w:rPr>
@@ -5268,6 +5660,7 @@
       <w:spacing w:after="0" w:line="240" w:lineRule="auto"/>
     </w:pPr>
     <w:rPr>
+      <w:rFonts w:eastAsia="黑体"/>
       <w:color w:themeColor="accent3" w:themeShade="BF" w:val="76923C"/>
     </w:rPr>
     <w:tblPr>
@@ -5290,6 +5683,7 @@
         <w:spacing w:after="0" w:before="0" w:line="240" w:lineRule="auto"/>
       </w:pPr>
       <w:rPr>
+        <w:rFonts w:eastAsia="黑体"/>
         <w:b/>
         <w:bCs/>
       </w:rPr>
@@ -5310,6 +5704,7 @@
         <w:spacing w:after="0" w:before="0" w:line="240" w:lineRule="auto"/>
       </w:pPr>
       <w:rPr>
+        <w:rFonts w:eastAsia="黑体"/>
         <w:b/>
         <w:bCs/>
       </w:rPr>
@@ -5327,12 +5722,14 @@
     </w:tblStylePr>
     <w:tblStylePr w:type="firstCol">
       <w:rPr>
+        <w:rFonts w:eastAsia="黑体"/>
         <w:b/>
         <w:bCs/>
       </w:rPr>
     </w:tblStylePr>
     <w:tblStylePr w:type="lastCol">
       <w:rPr>
+        <w:rFonts w:eastAsia="黑体"/>
         <w:b/>
         <w:bCs/>
       </w:rPr>
@@ -5371,6 +5768,7 @@
       <w:spacing w:after="0" w:line="240" w:lineRule="auto"/>
     </w:pPr>
     <w:rPr>
+      <w:rFonts w:eastAsia="黑体"/>
       <w:color w:themeColor="accent4" w:themeShade="BF" w:val="5F497A"/>
     </w:rPr>
     <w:tblPr>
@@ -5393,6 +5791,7 @@
         <w:spacing w:after="0" w:before="0" w:line="240" w:lineRule="auto"/>
       </w:pPr>
       <w:rPr>
+        <w:rFonts w:eastAsia="黑体"/>
         <w:b/>
         <w:bCs/>
       </w:rPr>
@@ -5413,6 +5812,7 @@
         <w:spacing w:after="0" w:before="0" w:line="240" w:lineRule="auto"/>
       </w:pPr>
       <w:rPr>
+        <w:rFonts w:eastAsia="黑体"/>
         <w:b/>
         <w:bCs/>
       </w:rPr>
@@ -5430,12 +5830,14 @@
     </w:tblStylePr>
     <w:tblStylePr w:type="firstCol">
       <w:rPr>
+        <w:rFonts w:eastAsia="黑体"/>
         <w:b/>
         <w:bCs/>
       </w:rPr>
     </w:tblStylePr>
     <w:tblStylePr w:type="lastCol">
       <w:rPr>
+        <w:rFonts w:eastAsia="黑体"/>
         <w:b/>
         <w:bCs/>
       </w:rPr>
@@ -5474,6 +5876,7 @@
       <w:spacing w:after="0" w:line="240" w:lineRule="auto"/>
     </w:pPr>
     <w:rPr>
+      <w:rFonts w:eastAsia="黑体"/>
       <w:color w:themeColor="accent5" w:themeShade="BF" w:val="31849B"/>
     </w:rPr>
     <w:tblPr>
@@ -5496,6 +5899,7 @@
         <w:spacing w:after="0" w:before="0" w:line="240" w:lineRule="auto"/>
       </w:pPr>
       <w:rPr>
+        <w:rFonts w:eastAsia="黑体"/>
         <w:b/>
         <w:bCs/>
       </w:rPr>
@@ -5516,6 +5920,7 @@
         <w:spacing w:after="0" w:before="0" w:line="240" w:lineRule="auto"/>
       </w:pPr>
       <w:rPr>
+        <w:rFonts w:eastAsia="黑体"/>
         <w:b/>
         <w:bCs/>
       </w:rPr>
@@ -5533,12 +5938,14 @@
     </w:tblStylePr>
     <w:tblStylePr w:type="firstCol">
       <w:rPr>
+        <w:rFonts w:eastAsia="黑体"/>
         <w:b/>
         <w:bCs/>
       </w:rPr>
     </w:tblStylePr>
     <w:tblStylePr w:type="lastCol">
       <w:rPr>
+        <w:rFonts w:eastAsia="黑体"/>
         <w:b/>
         <w:bCs/>
       </w:rPr>
@@ -5577,6 +5984,7 @@
       <w:spacing w:after="0" w:line="240" w:lineRule="auto"/>
     </w:pPr>
     <w:rPr>
+      <w:rFonts w:eastAsia="黑体"/>
       <w:color w:themeColor="accent6" w:themeShade="BF" w:val="E36C0A"/>
     </w:rPr>
     <w:tblPr>
@@ -5599,6 +6007,7 @@
         <w:spacing w:after="0" w:before="0" w:line="240" w:lineRule="auto"/>
       </w:pPr>
       <w:rPr>
+        <w:rFonts w:eastAsia="黑体"/>
         <w:b/>
         <w:bCs/>
       </w:rPr>
@@ -5619,6 +6028,7 @@
         <w:spacing w:after="0" w:before="0" w:line="240" w:lineRule="auto"/>
       </w:pPr>
       <w:rPr>
+        <w:rFonts w:eastAsia="黑体"/>
         <w:b/>
         <w:bCs/>
       </w:rPr>
@@ -5636,12 +6046,14 @@
     </w:tblStylePr>
     <w:tblStylePr w:type="firstCol">
       <w:rPr>
+        <w:rFonts w:eastAsia="黑体"/>
         <w:b/>
         <w:bCs/>
       </w:rPr>
     </w:tblStylePr>
     <w:tblStylePr w:type="lastCol">
       <w:rPr>
+        <w:rFonts w:eastAsia="黑体"/>
         <w:b/>
         <w:bCs/>
       </w:rPr>
@@ -5701,6 +6113,7 @@
         <w:spacing w:after="0" w:before="0" w:line="240" w:lineRule="auto"/>
       </w:pPr>
       <w:rPr>
+        <w:rFonts w:eastAsia="黑体"/>
         <w:b/>
         <w:bCs/>
         <w:color w:themeColor="background1" w:val="FFFFFF"/>
@@ -5715,6 +6128,7 @@
         <w:spacing w:after="0" w:before="0" w:line="240" w:lineRule="auto"/>
       </w:pPr>
       <w:rPr>
+        <w:rFonts w:eastAsia="黑体"/>
         <w:b/>
         <w:bCs/>
       </w:rPr>
@@ -5730,12 +6144,14 @@
     </w:tblStylePr>
     <w:tblStylePr w:type="firstCol">
       <w:rPr>
+        <w:rFonts w:eastAsia="黑体"/>
         <w:b/>
         <w:bCs/>
       </w:rPr>
     </w:tblStylePr>
     <w:tblStylePr w:type="lastCol">
       <w:rPr>
+        <w:rFonts w:eastAsia="黑体"/>
         <w:b/>
         <w:bCs/>
       </w:rPr>
@@ -5793,6 +6209,7 @@
         <w:spacing w:after="0" w:before="0" w:line="240" w:lineRule="auto"/>
       </w:pPr>
       <w:rPr>
+        <w:rFonts w:eastAsia="黑体"/>
         <w:b/>
         <w:bCs/>
         <w:color w:themeColor="background1" w:val="FFFFFF"/>
@@ -5807,6 +6224,7 @@
         <w:spacing w:after="0" w:before="0" w:line="240" w:lineRule="auto"/>
       </w:pPr>
       <w:rPr>
+        <w:rFonts w:eastAsia="黑体"/>
         <w:b/>
         <w:bCs/>
       </w:rPr>
@@ -5822,12 +6240,14 @@
     </w:tblStylePr>
     <w:tblStylePr w:type="firstCol">
       <w:rPr>
+        <w:rFonts w:eastAsia="黑体"/>
         <w:b/>
         <w:bCs/>
       </w:rPr>
     </w:tblStylePr>
     <w:tblStylePr w:type="lastCol">
       <w:rPr>
+        <w:rFonts w:eastAsia="黑体"/>
         <w:b/>
         <w:bCs/>
       </w:rPr>
@@ -5885,6 +6305,7 @@
         <w:spacing w:after="0" w:before="0" w:line="240" w:lineRule="auto"/>
       </w:pPr>
       <w:rPr>
+        <w:rFonts w:eastAsia="黑体"/>
         <w:b/>
         <w:bCs/>
         <w:color w:themeColor="background1" w:val="FFFFFF"/>
@@ -5899,6 +6320,7 @@
         <w:spacing w:after="0" w:before="0" w:line="240" w:lineRule="auto"/>
       </w:pPr>
       <w:rPr>
+        <w:rFonts w:eastAsia="黑体"/>
         <w:b/>
         <w:bCs/>
       </w:rPr>
@@ -5914,12 +6336,14 @@
     </w:tblStylePr>
     <w:tblStylePr w:type="firstCol">
       <w:rPr>
+        <w:rFonts w:eastAsia="黑体"/>
         <w:b/>
         <w:bCs/>
       </w:rPr>
     </w:tblStylePr>
     <w:tblStylePr w:type="lastCol">
       <w:rPr>
+        <w:rFonts w:eastAsia="黑体"/>
         <w:b/>
         <w:bCs/>
       </w:rPr>
@@ -5977,6 +6401,7 @@
         <w:spacing w:after="0" w:before="0" w:line="240" w:lineRule="auto"/>
       </w:pPr>
       <w:rPr>
+        <w:rFonts w:eastAsia="黑体"/>
         <w:b/>
         <w:bCs/>
         <w:color w:themeColor="background1" w:val="FFFFFF"/>
@@ -5991,6 +6416,7 @@
         <w:spacing w:after="0" w:before="0" w:line="240" w:lineRule="auto"/>
       </w:pPr>
       <w:rPr>
+        <w:rFonts w:eastAsia="黑体"/>
         <w:b/>
         <w:bCs/>
       </w:rPr>
@@ -6006,12 +6432,14 @@
     </w:tblStylePr>
     <w:tblStylePr w:type="firstCol">
       <w:rPr>
+        <w:rFonts w:eastAsia="黑体"/>
         <w:b/>
         <w:bCs/>
       </w:rPr>
     </w:tblStylePr>
     <w:tblStylePr w:type="lastCol">
       <w:rPr>
+        <w:rFonts w:eastAsia="黑体"/>
         <w:b/>
         <w:bCs/>
       </w:rPr>
@@ -6069,6 +6497,7 @@
         <w:spacing w:after="0" w:before="0" w:line="240" w:lineRule="auto"/>
       </w:pPr>
       <w:rPr>
+        <w:rFonts w:eastAsia="黑体"/>
         <w:b/>
         <w:bCs/>
         <w:color w:themeColor="background1" w:val="FFFFFF"/>
@@ -6083,6 +6512,7 @@
         <w:spacing w:after="0" w:before="0" w:line="240" w:lineRule="auto"/>
       </w:pPr>
       <w:rPr>
+        <w:rFonts w:eastAsia="黑体"/>
         <w:b/>
         <w:bCs/>
       </w:rPr>
@@ -6098,12 +6528,14 @@
     </w:tblStylePr>
     <w:tblStylePr w:type="firstCol">
       <w:rPr>
+        <w:rFonts w:eastAsia="黑体"/>
         <w:b/>
         <w:bCs/>
       </w:rPr>
     </w:tblStylePr>
     <w:tblStylePr w:type="lastCol">
       <w:rPr>
+        <w:rFonts w:eastAsia="黑体"/>
         <w:b/>
         <w:bCs/>
       </w:rPr>
@@ -6161,6 +6593,7 @@
         <w:spacing w:after="0" w:before="0" w:line="240" w:lineRule="auto"/>
       </w:pPr>
       <w:rPr>
+        <w:rFonts w:eastAsia="黑体"/>
         <w:b/>
         <w:bCs/>
         <w:color w:themeColor="background1" w:val="FFFFFF"/>
@@ -6175,6 +6608,7 @@
         <w:spacing w:after="0" w:before="0" w:line="240" w:lineRule="auto"/>
       </w:pPr>
       <w:rPr>
+        <w:rFonts w:eastAsia="黑体"/>
         <w:b/>
         <w:bCs/>
       </w:rPr>
@@ -6190,12 +6624,14 @@
     </w:tblStylePr>
     <w:tblStylePr w:type="firstCol">
       <w:rPr>
+        <w:rFonts w:eastAsia="黑体"/>
         <w:b/>
         <w:bCs/>
       </w:rPr>
     </w:tblStylePr>
     <w:tblStylePr w:type="lastCol">
       <w:rPr>
+        <w:rFonts w:eastAsia="黑体"/>
         <w:b/>
         <w:bCs/>
       </w:rPr>
@@ -6253,6 +6689,7 @@
         <w:spacing w:after="0" w:before="0" w:line="240" w:lineRule="auto"/>
       </w:pPr>
       <w:rPr>
+        <w:rFonts w:eastAsia="黑体"/>
         <w:b/>
         <w:bCs/>
         <w:color w:themeColor="background1" w:val="FFFFFF"/>
@@ -6267,6 +6704,7 @@
         <w:spacing w:after="0" w:before="0" w:line="240" w:lineRule="auto"/>
       </w:pPr>
       <w:rPr>
+        <w:rFonts w:eastAsia="黑体"/>
         <w:b/>
         <w:bCs/>
       </w:rPr>
@@ -6282,12 +6720,14 @@
     </w:tblStylePr>
     <w:tblStylePr w:type="firstCol">
       <w:rPr>
+        <w:rFonts w:eastAsia="黑体"/>
         <w:b/>
         <w:bCs/>
       </w:rPr>
     </w:tblStylePr>
     <w:tblStylePr w:type="lastCol">
       <w:rPr>
+        <w:rFonts w:eastAsia="黑体"/>
         <w:b/>
         <w:bCs/>
       </w:rPr>
@@ -6347,7 +6787,7 @@
         <w:spacing w:after="0" w:before="0" w:line="240" w:lineRule="auto"/>
       </w:pPr>
       <w:rPr>
-        <w:rFonts w:asciiTheme="majorHAnsi" w:cstheme="majorBidi" w:eastAsiaTheme="majorEastAsia" w:hAnsiTheme="majorHAnsi"/>
+        <w:rFonts w:asciiTheme="majorHAnsi" w:cstheme="majorBidi" w:hAnsiTheme="majorHAnsi" w:eastAsia="黑体"/>
         <w:b/>
         <w:bCs/>
       </w:rPr>
@@ -6368,7 +6808,7 @@
         <w:spacing w:after="0" w:before="0" w:line="240" w:lineRule="auto"/>
       </w:pPr>
       <w:rPr>
-        <w:rFonts w:asciiTheme="majorHAnsi" w:cstheme="majorBidi" w:eastAsiaTheme="majorEastAsia" w:hAnsiTheme="majorHAnsi"/>
+        <w:rFonts w:asciiTheme="majorHAnsi" w:cstheme="majorBidi" w:hAnsiTheme="majorHAnsi" w:eastAsia="黑体"/>
         <w:b/>
         <w:bCs/>
       </w:rPr>
@@ -6386,14 +6826,14 @@
     </w:tblStylePr>
     <w:tblStylePr w:type="firstCol">
       <w:rPr>
-        <w:rFonts w:asciiTheme="majorHAnsi" w:cstheme="majorBidi" w:eastAsiaTheme="majorEastAsia" w:hAnsiTheme="majorHAnsi"/>
+        <w:rFonts w:asciiTheme="majorHAnsi" w:cstheme="majorBidi" w:hAnsiTheme="majorHAnsi" w:eastAsia="黑体"/>
         <w:b/>
         <w:bCs/>
       </w:rPr>
     </w:tblStylePr>
     <w:tblStylePr w:type="lastCol">
       <w:rPr>
-        <w:rFonts w:asciiTheme="majorHAnsi" w:cstheme="majorBidi" w:eastAsiaTheme="majorEastAsia" w:hAnsiTheme="majorHAnsi"/>
+        <w:rFonts w:asciiTheme="majorHAnsi" w:cstheme="majorBidi" w:hAnsiTheme="majorHAnsi" w:eastAsia="黑体"/>
         <w:b/>
         <w:bCs/>
       </w:rPr>
@@ -6477,7 +6917,7 @@
         <w:spacing w:after="0" w:before="0" w:line="240" w:lineRule="auto"/>
       </w:pPr>
       <w:rPr>
-        <w:rFonts w:asciiTheme="majorHAnsi" w:cstheme="majorBidi" w:eastAsiaTheme="majorEastAsia" w:hAnsiTheme="majorHAnsi"/>
+        <w:rFonts w:asciiTheme="majorHAnsi" w:cstheme="majorBidi" w:hAnsiTheme="majorHAnsi" w:eastAsia="黑体"/>
         <w:b/>
         <w:bCs/>
       </w:rPr>
@@ -6498,7 +6938,7 @@
         <w:spacing w:after="0" w:before="0" w:line="240" w:lineRule="auto"/>
       </w:pPr>
       <w:rPr>
-        <w:rFonts w:asciiTheme="majorHAnsi" w:cstheme="majorBidi" w:eastAsiaTheme="majorEastAsia" w:hAnsiTheme="majorHAnsi"/>
+        <w:rFonts w:asciiTheme="majorHAnsi" w:cstheme="majorBidi" w:hAnsiTheme="majorHAnsi" w:eastAsia="黑体"/>
         <w:b/>
         <w:bCs/>
       </w:rPr>
@@ -6516,14 +6956,14 @@
     </w:tblStylePr>
     <w:tblStylePr w:type="firstCol">
       <w:rPr>
-        <w:rFonts w:asciiTheme="majorHAnsi" w:cstheme="majorBidi" w:eastAsiaTheme="majorEastAsia" w:hAnsiTheme="majorHAnsi"/>
+        <w:rFonts w:asciiTheme="majorHAnsi" w:cstheme="majorBidi" w:hAnsiTheme="majorHAnsi" w:eastAsia="黑体"/>
         <w:b/>
         <w:bCs/>
       </w:rPr>
     </w:tblStylePr>
     <w:tblStylePr w:type="lastCol">
       <w:rPr>
-        <w:rFonts w:asciiTheme="majorHAnsi" w:cstheme="majorBidi" w:eastAsiaTheme="majorEastAsia" w:hAnsiTheme="majorHAnsi"/>
+        <w:rFonts w:asciiTheme="majorHAnsi" w:cstheme="majorBidi" w:hAnsiTheme="majorHAnsi" w:eastAsia="黑体"/>
         <w:b/>
         <w:bCs/>
       </w:rPr>
@@ -6607,7 +7047,7 @@
         <w:spacing w:after="0" w:before="0" w:line="240" w:lineRule="auto"/>
       </w:pPr>
       <w:rPr>
-        <w:rFonts w:asciiTheme="majorHAnsi" w:cstheme="majorBidi" w:eastAsiaTheme="majorEastAsia" w:hAnsiTheme="majorHAnsi"/>
+        <w:rFonts w:asciiTheme="majorHAnsi" w:cstheme="majorBidi" w:hAnsiTheme="majorHAnsi" w:eastAsia="黑体"/>
         <w:b/>
         <w:bCs/>
       </w:rPr>
@@ -6628,7 +7068,7 @@
         <w:spacing w:after="0" w:before="0" w:line="240" w:lineRule="auto"/>
       </w:pPr>
       <w:rPr>
-        <w:rFonts w:asciiTheme="majorHAnsi" w:cstheme="majorBidi" w:eastAsiaTheme="majorEastAsia" w:hAnsiTheme="majorHAnsi"/>
+        <w:rFonts w:asciiTheme="majorHAnsi" w:cstheme="majorBidi" w:hAnsiTheme="majorHAnsi" w:eastAsia="黑体"/>
         <w:b/>
         <w:bCs/>
       </w:rPr>
@@ -6646,14 +7086,14 @@
     </w:tblStylePr>
     <w:tblStylePr w:type="firstCol">
       <w:rPr>
-        <w:rFonts w:asciiTheme="majorHAnsi" w:cstheme="majorBidi" w:eastAsiaTheme="majorEastAsia" w:hAnsiTheme="majorHAnsi"/>
+        <w:rFonts w:asciiTheme="majorHAnsi" w:cstheme="majorBidi" w:hAnsiTheme="majorHAnsi" w:eastAsia="黑体"/>
         <w:b/>
         <w:bCs/>
       </w:rPr>
     </w:tblStylePr>
     <w:tblStylePr w:type="lastCol">
       <w:rPr>
-        <w:rFonts w:asciiTheme="majorHAnsi" w:cstheme="majorBidi" w:eastAsiaTheme="majorEastAsia" w:hAnsiTheme="majorHAnsi"/>
+        <w:rFonts w:asciiTheme="majorHAnsi" w:cstheme="majorBidi" w:hAnsiTheme="majorHAnsi" w:eastAsia="黑体"/>
         <w:b/>
         <w:bCs/>
       </w:rPr>
@@ -6737,7 +7177,7 @@
         <w:spacing w:after="0" w:before="0" w:line="240" w:lineRule="auto"/>
       </w:pPr>
       <w:rPr>
-        <w:rFonts w:asciiTheme="majorHAnsi" w:cstheme="majorBidi" w:eastAsiaTheme="majorEastAsia" w:hAnsiTheme="majorHAnsi"/>
+        <w:rFonts w:asciiTheme="majorHAnsi" w:cstheme="majorBidi" w:hAnsiTheme="majorHAnsi" w:eastAsia="黑体"/>
         <w:b/>
         <w:bCs/>
       </w:rPr>
@@ -6758,7 +7198,7 @@
         <w:spacing w:after="0" w:before="0" w:line="240" w:lineRule="auto"/>
       </w:pPr>
       <w:rPr>
-        <w:rFonts w:asciiTheme="majorHAnsi" w:cstheme="majorBidi" w:eastAsiaTheme="majorEastAsia" w:hAnsiTheme="majorHAnsi"/>
+        <w:rFonts w:asciiTheme="majorHAnsi" w:cstheme="majorBidi" w:hAnsiTheme="majorHAnsi" w:eastAsia="黑体"/>
         <w:b/>
         <w:bCs/>
       </w:rPr>
@@ -6776,14 +7216,14 @@
     </w:tblStylePr>
     <w:tblStylePr w:type="firstCol">
       <w:rPr>
-        <w:rFonts w:asciiTheme="majorHAnsi" w:cstheme="majorBidi" w:eastAsiaTheme="majorEastAsia" w:hAnsiTheme="majorHAnsi"/>
+        <w:rFonts w:asciiTheme="majorHAnsi" w:cstheme="majorBidi" w:hAnsiTheme="majorHAnsi" w:eastAsia="黑体"/>
         <w:b/>
         <w:bCs/>
       </w:rPr>
     </w:tblStylePr>
     <w:tblStylePr w:type="lastCol">
       <w:rPr>
-        <w:rFonts w:asciiTheme="majorHAnsi" w:cstheme="majorBidi" w:eastAsiaTheme="majorEastAsia" w:hAnsiTheme="majorHAnsi"/>
+        <w:rFonts w:asciiTheme="majorHAnsi" w:cstheme="majorBidi" w:hAnsiTheme="majorHAnsi" w:eastAsia="黑体"/>
         <w:b/>
         <w:bCs/>
       </w:rPr>
@@ -6867,7 +7307,7 @@
         <w:spacing w:after="0" w:before="0" w:line="240" w:lineRule="auto"/>
       </w:pPr>
       <w:rPr>
-        <w:rFonts w:asciiTheme="majorHAnsi" w:cstheme="majorBidi" w:eastAsiaTheme="majorEastAsia" w:hAnsiTheme="majorHAnsi"/>
+        <w:rFonts w:asciiTheme="majorHAnsi" w:cstheme="majorBidi" w:hAnsiTheme="majorHAnsi" w:eastAsia="黑体"/>
         <w:b/>
         <w:bCs/>
       </w:rPr>
@@ -6888,7 +7328,7 @@
         <w:spacing w:after="0" w:before="0" w:line="240" w:lineRule="auto"/>
       </w:pPr>
       <w:rPr>
-        <w:rFonts w:asciiTheme="majorHAnsi" w:cstheme="majorBidi" w:eastAsiaTheme="majorEastAsia" w:hAnsiTheme="majorHAnsi"/>
+        <w:rFonts w:asciiTheme="majorHAnsi" w:cstheme="majorBidi" w:hAnsiTheme="majorHAnsi" w:eastAsia="黑体"/>
         <w:b/>
         <w:bCs/>
       </w:rPr>
@@ -6906,14 +7346,14 @@
     </w:tblStylePr>
     <w:tblStylePr w:type="firstCol">
       <w:rPr>
-        <w:rFonts w:asciiTheme="majorHAnsi" w:cstheme="majorBidi" w:eastAsiaTheme="majorEastAsia" w:hAnsiTheme="majorHAnsi"/>
+        <w:rFonts w:asciiTheme="majorHAnsi" w:cstheme="majorBidi" w:hAnsiTheme="majorHAnsi" w:eastAsia="黑体"/>
         <w:b/>
         <w:bCs/>
       </w:rPr>
     </w:tblStylePr>
     <w:tblStylePr w:type="lastCol">
       <w:rPr>
-        <w:rFonts w:asciiTheme="majorHAnsi" w:cstheme="majorBidi" w:eastAsiaTheme="majorEastAsia" w:hAnsiTheme="majorHAnsi"/>
+        <w:rFonts w:asciiTheme="majorHAnsi" w:cstheme="majorBidi" w:hAnsiTheme="majorHAnsi" w:eastAsia="黑体"/>
         <w:b/>
         <w:bCs/>
       </w:rPr>
@@ -6997,7 +7437,7 @@
         <w:spacing w:after="0" w:before="0" w:line="240" w:lineRule="auto"/>
       </w:pPr>
       <w:rPr>
-        <w:rFonts w:asciiTheme="majorHAnsi" w:cstheme="majorBidi" w:eastAsiaTheme="majorEastAsia" w:hAnsiTheme="majorHAnsi"/>
+        <w:rFonts w:asciiTheme="majorHAnsi" w:cstheme="majorBidi" w:hAnsiTheme="majorHAnsi" w:eastAsia="黑体"/>
         <w:b/>
         <w:bCs/>
       </w:rPr>
@@ -7018,7 +7458,7 @@
         <w:spacing w:after="0" w:before="0" w:line="240" w:lineRule="auto"/>
       </w:pPr>
       <w:rPr>
-        <w:rFonts w:asciiTheme="majorHAnsi" w:cstheme="majorBidi" w:eastAsiaTheme="majorEastAsia" w:hAnsiTheme="majorHAnsi"/>
+        <w:rFonts w:asciiTheme="majorHAnsi" w:cstheme="majorBidi" w:hAnsiTheme="majorHAnsi" w:eastAsia="黑体"/>
         <w:b/>
         <w:bCs/>
       </w:rPr>
@@ -7036,14 +7476,14 @@
     </w:tblStylePr>
     <w:tblStylePr w:type="firstCol">
       <w:rPr>
-        <w:rFonts w:asciiTheme="majorHAnsi" w:cstheme="majorBidi" w:eastAsiaTheme="majorEastAsia" w:hAnsiTheme="majorHAnsi"/>
+        <w:rFonts w:asciiTheme="majorHAnsi" w:cstheme="majorBidi" w:hAnsiTheme="majorHAnsi" w:eastAsia="黑体"/>
         <w:b/>
         <w:bCs/>
       </w:rPr>
     </w:tblStylePr>
     <w:tblStylePr w:type="lastCol">
       <w:rPr>
-        <w:rFonts w:asciiTheme="majorHAnsi" w:cstheme="majorBidi" w:eastAsiaTheme="majorEastAsia" w:hAnsiTheme="majorHAnsi"/>
+        <w:rFonts w:asciiTheme="majorHAnsi" w:cstheme="majorBidi" w:hAnsiTheme="majorHAnsi" w:eastAsia="黑体"/>
         <w:b/>
         <w:bCs/>
       </w:rPr>
@@ -7127,7 +7567,7 @@
         <w:spacing w:after="0" w:before="0" w:line="240" w:lineRule="auto"/>
       </w:pPr>
       <w:rPr>
-        <w:rFonts w:asciiTheme="majorHAnsi" w:cstheme="majorBidi" w:eastAsiaTheme="majorEastAsia" w:hAnsiTheme="majorHAnsi"/>
+        <w:rFonts w:asciiTheme="majorHAnsi" w:cstheme="majorBidi" w:hAnsiTheme="majorHAnsi" w:eastAsia="黑体"/>
         <w:b/>
         <w:bCs/>
       </w:rPr>
@@ -7148,7 +7588,7 @@
         <w:spacing w:after="0" w:before="0" w:line="240" w:lineRule="auto"/>
       </w:pPr>
       <w:rPr>
-        <w:rFonts w:asciiTheme="majorHAnsi" w:cstheme="majorBidi" w:eastAsiaTheme="majorEastAsia" w:hAnsiTheme="majorHAnsi"/>
+        <w:rFonts w:asciiTheme="majorHAnsi" w:cstheme="majorBidi" w:hAnsiTheme="majorHAnsi" w:eastAsia="黑体"/>
         <w:b/>
         <w:bCs/>
       </w:rPr>
@@ -7166,14 +7606,14 @@
     </w:tblStylePr>
     <w:tblStylePr w:type="firstCol">
       <w:rPr>
-        <w:rFonts w:asciiTheme="majorHAnsi" w:cstheme="majorBidi" w:eastAsiaTheme="majorEastAsia" w:hAnsiTheme="majorHAnsi"/>
+        <w:rFonts w:asciiTheme="majorHAnsi" w:cstheme="majorBidi" w:hAnsiTheme="majorHAnsi" w:eastAsia="黑体"/>
         <w:b/>
         <w:bCs/>
       </w:rPr>
     </w:tblStylePr>
     <w:tblStylePr w:type="lastCol">
       <w:rPr>
-        <w:rFonts w:asciiTheme="majorHAnsi" w:cstheme="majorBidi" w:eastAsiaTheme="majorEastAsia" w:hAnsiTheme="majorHAnsi"/>
+        <w:rFonts w:asciiTheme="majorHAnsi" w:cstheme="majorBidi" w:hAnsiTheme="majorHAnsi" w:eastAsia="黑体"/>
         <w:b/>
         <w:bCs/>
       </w:rPr>
@@ -7256,6 +7696,7 @@
         <w:spacing w:after="0" w:before="0" w:line="240" w:lineRule="auto"/>
       </w:pPr>
       <w:rPr>
+        <w:rFonts w:eastAsia="黑体"/>
         <w:b/>
         <w:bCs/>
         <w:color w:themeColor="background1" w:val="FFFFFF"/>
@@ -7278,6 +7719,7 @@
         <w:spacing w:after="0" w:before="0" w:line="240" w:lineRule="auto"/>
       </w:pPr>
       <w:rPr>
+        <w:rFonts w:eastAsia="黑体"/>
         <w:b/>
         <w:bCs/>
       </w:rPr>
@@ -7295,12 +7737,14 @@
     </w:tblStylePr>
     <w:tblStylePr w:type="firstCol">
       <w:rPr>
+        <w:rFonts w:eastAsia="黑体"/>
         <w:b/>
         <w:bCs/>
       </w:rPr>
     </w:tblStylePr>
     <w:tblStylePr w:type="lastCol">
       <w:rPr>
+        <w:rFonts w:eastAsia="黑体"/>
         <w:b/>
         <w:bCs/>
       </w:rPr>
@@ -7362,6 +7806,7 @@
         <w:spacing w:after="0" w:before="0" w:line="240" w:lineRule="auto"/>
       </w:pPr>
       <w:rPr>
+        <w:rFonts w:eastAsia="黑体"/>
         <w:b/>
         <w:bCs/>
         <w:color w:themeColor="background1" w:val="FFFFFF"/>
@@ -7384,6 +7829,7 @@
         <w:spacing w:after="0" w:before="0" w:line="240" w:lineRule="auto"/>
       </w:pPr>
       <w:rPr>
+        <w:rFonts w:eastAsia="黑体"/>
         <w:b/>
         <w:bCs/>
       </w:rPr>
@@ -7401,12 +7847,14 @@
     </w:tblStylePr>
     <w:tblStylePr w:type="firstCol">
       <w:rPr>
+        <w:rFonts w:eastAsia="黑体"/>
         <w:b/>
         <w:bCs/>
       </w:rPr>
     </w:tblStylePr>
     <w:tblStylePr w:type="lastCol">
       <w:rPr>
+        <w:rFonts w:eastAsia="黑体"/>
         <w:b/>
         <w:bCs/>
       </w:rPr>
@@ -7468,6 +7916,7 @@
         <w:spacing w:after="0" w:before="0" w:line="240" w:lineRule="auto"/>
       </w:pPr>
       <w:rPr>
+        <w:rFonts w:eastAsia="黑体"/>
         <w:b/>
         <w:bCs/>
         <w:color w:themeColor="background1" w:val="FFFFFF"/>
@@ -7490,6 +7939,7 @@
         <w:spacing w:after="0" w:before="0" w:line="240" w:lineRule="auto"/>
       </w:pPr>
       <w:rPr>
+        <w:rFonts w:eastAsia="黑体"/>
         <w:b/>
         <w:bCs/>
       </w:rPr>
@@ -7507,12 +7957,14 @@
     </w:tblStylePr>
     <w:tblStylePr w:type="firstCol">
       <w:rPr>
+        <w:rFonts w:eastAsia="黑体"/>
         <w:b/>
         <w:bCs/>
       </w:rPr>
     </w:tblStylePr>
     <w:tblStylePr w:type="lastCol">
       <w:rPr>
+        <w:rFonts w:eastAsia="黑体"/>
         <w:b/>
         <w:bCs/>
       </w:rPr>
@@ -7574,6 +8026,7 @@
         <w:spacing w:after="0" w:before="0" w:line="240" w:lineRule="auto"/>
       </w:pPr>
       <w:rPr>
+        <w:rFonts w:eastAsia="黑体"/>
         <w:b/>
         <w:bCs/>
         <w:color w:themeColor="background1" w:val="FFFFFF"/>
@@ -7596,6 +8049,7 @@
         <w:spacing w:after="0" w:before="0" w:line="240" w:lineRule="auto"/>
       </w:pPr>
       <w:rPr>
+        <w:rFonts w:eastAsia="黑体"/>
         <w:b/>
         <w:bCs/>
       </w:rPr>
@@ -7613,12 +8067,14 @@
     </w:tblStylePr>
     <w:tblStylePr w:type="firstCol">
       <w:rPr>
+        <w:rFonts w:eastAsia="黑体"/>
         <w:b/>
         <w:bCs/>
       </w:rPr>
     </w:tblStylePr>
     <w:tblStylePr w:type="lastCol">
       <w:rPr>
+        <w:rFonts w:eastAsia="黑体"/>
         <w:b/>
         <w:bCs/>
       </w:rPr>
@@ -7680,6 +8136,7 @@
         <w:spacing w:after="0" w:before="0" w:line="240" w:lineRule="auto"/>
       </w:pPr>
       <w:rPr>
+        <w:rFonts w:eastAsia="黑体"/>
         <w:b/>
         <w:bCs/>
         <w:color w:themeColor="background1" w:val="FFFFFF"/>
@@ -7702,6 +8159,7 @@
         <w:spacing w:after="0" w:before="0" w:line="240" w:lineRule="auto"/>
       </w:pPr>
       <w:rPr>
+        <w:rFonts w:eastAsia="黑体"/>
         <w:b/>
         <w:bCs/>
       </w:rPr>
@@ -7719,12 +8177,14 @@
     </w:tblStylePr>
     <w:tblStylePr w:type="firstCol">
       <w:rPr>
+        <w:rFonts w:eastAsia="黑体"/>
         <w:b/>
         <w:bCs/>
       </w:rPr>
     </w:tblStylePr>
     <w:tblStylePr w:type="lastCol">
       <w:rPr>
+        <w:rFonts w:eastAsia="黑体"/>
         <w:b/>
         <w:bCs/>
       </w:rPr>
@@ -7786,6 +8246,7 @@
         <w:spacing w:after="0" w:before="0" w:line="240" w:lineRule="auto"/>
       </w:pPr>
       <w:rPr>
+        <w:rFonts w:eastAsia="黑体"/>
         <w:b/>
         <w:bCs/>
         <w:color w:themeColor="background1" w:val="FFFFFF"/>
@@ -7808,6 +8269,7 @@
         <w:spacing w:after="0" w:before="0" w:line="240" w:lineRule="auto"/>
       </w:pPr>
       <w:rPr>
+        <w:rFonts w:eastAsia="黑体"/>
         <w:b/>
         <w:bCs/>
       </w:rPr>
@@ -7825,12 +8287,14 @@
     </w:tblStylePr>
     <w:tblStylePr w:type="firstCol">
       <w:rPr>
+        <w:rFonts w:eastAsia="黑体"/>
         <w:b/>
         <w:bCs/>
       </w:rPr>
     </w:tblStylePr>
     <w:tblStylePr w:type="lastCol">
       <w:rPr>
+        <w:rFonts w:eastAsia="黑体"/>
         <w:b/>
         <w:bCs/>
       </w:rPr>
@@ -7892,6 +8356,7 @@
         <w:spacing w:after="0" w:before="0" w:line="240" w:lineRule="auto"/>
       </w:pPr>
       <w:rPr>
+        <w:rFonts w:eastAsia="黑体"/>
         <w:b/>
         <w:bCs/>
         <w:color w:themeColor="background1" w:val="FFFFFF"/>
@@ -7914,6 +8379,7 @@
         <w:spacing w:after="0" w:before="0" w:line="240" w:lineRule="auto"/>
       </w:pPr>
       <w:rPr>
+        <w:rFonts w:eastAsia="黑体"/>
         <w:b/>
         <w:bCs/>
       </w:rPr>
@@ -7931,12 +8397,14 @@
     </w:tblStylePr>
     <w:tblStylePr w:type="firstCol">
       <w:rPr>
+        <w:rFonts w:eastAsia="黑体"/>
         <w:b/>
         <w:bCs/>
       </w:rPr>
     </w:tblStylePr>
     <w:tblStylePr w:type="lastCol">
       <w:rPr>
+        <w:rFonts w:eastAsia="黑体"/>
         <w:b/>
         <w:bCs/>
       </w:rPr>
@@ -7995,6 +8463,7 @@
         <w:spacing w:after="0" w:before="0" w:line="240" w:lineRule="auto"/>
       </w:pPr>
       <w:rPr>
+        <w:rFonts w:eastAsia="黑体"/>
         <w:b/>
         <w:bCs/>
         <w:color w:themeColor="background1" w:val="FFFFFF"/>
@@ -8017,6 +8486,7 @@
         <w:spacing w:after="0" w:before="0" w:line="240" w:lineRule="auto"/>
       </w:pPr>
       <w:rPr>
+        <w:rFonts w:eastAsia="黑体"/>
         <w:color w:val="auto"/>
       </w:rPr>
       <w:tblPr/>
@@ -8034,6 +8504,7 @@
     </w:tblStylePr>
     <w:tblStylePr w:type="firstCol">
       <w:rPr>
+        <w:rFonts w:eastAsia="黑体"/>
         <w:b/>
         <w:bCs/>
         <w:color w:themeColor="background1" w:val="FFFFFF"/>
@@ -8053,6 +8524,7 @@
     </w:tblStylePr>
     <w:tblStylePr w:type="lastCol">
       <w:rPr>
+        <w:rFonts w:eastAsia="黑体"/>
         <w:b/>
         <w:bCs/>
         <w:color w:themeColor="background1" w:val="FFFFFF"/>
@@ -8101,6 +8573,7 @@
     </w:tblStylePr>
     <w:tblStylePr w:type="nwCell">
       <w:rPr>
+        <w:rFonts w:eastAsia="黑体"/>
         <w:color w:themeColor="background1" w:val="FFFFFF"/>
       </w:rPr>
       <w:tblPr/>
@@ -8144,6 +8617,7 @@
         <w:spacing w:after="0" w:before="0" w:line="240" w:lineRule="auto"/>
       </w:pPr>
       <w:rPr>
+        <w:rFonts w:eastAsia="黑体"/>
         <w:b/>
         <w:bCs/>
         <w:color w:themeColor="background1" w:val="FFFFFF"/>
@@ -8166,6 +8640,7 @@
         <w:spacing w:after="0" w:before="0" w:line="240" w:lineRule="auto"/>
       </w:pPr>
       <w:rPr>
+        <w:rFonts w:eastAsia="黑体"/>
         <w:color w:val="auto"/>
       </w:rPr>
       <w:tblPr/>
@@ -8183,6 +8658,7 @@
     </w:tblStylePr>
     <w:tblStylePr w:type="firstCol">
       <w:rPr>
+        <w:rFonts w:eastAsia="黑体"/>
         <w:b/>
         <w:bCs/>
         <w:color w:themeColor="background1" w:val="FFFFFF"/>
@@ -8202,6 +8678,7 @@
     </w:tblStylePr>
     <w:tblStylePr w:type="lastCol">
       <w:rPr>
+        <w:rFonts w:eastAsia="黑体"/>
         <w:b/>
         <w:bCs/>
         <w:color w:themeColor="background1" w:val="FFFFFF"/>
@@ -8250,6 +8727,7 @@
     </w:tblStylePr>
     <w:tblStylePr w:type="nwCell">
       <w:rPr>
+        <w:rFonts w:eastAsia="黑体"/>
         <w:color w:themeColor="background1" w:val="FFFFFF"/>
       </w:rPr>
       <w:tblPr/>
@@ -8293,6 +8771,7 @@
         <w:spacing w:after="0" w:before="0" w:line="240" w:lineRule="auto"/>
       </w:pPr>
       <w:rPr>
+        <w:rFonts w:eastAsia="黑体"/>
         <w:b/>
         <w:bCs/>
         <w:color w:themeColor="background1" w:val="FFFFFF"/>
@@ -8315,6 +8794,7 @@
         <w:spacing w:after="0" w:before="0" w:line="240" w:lineRule="auto"/>
       </w:pPr>
       <w:rPr>
+        <w:rFonts w:eastAsia="黑体"/>
         <w:color w:val="auto"/>
       </w:rPr>
       <w:tblPr/>
@@ -8332,6 +8812,7 @@
     </w:tblStylePr>
     <w:tblStylePr w:type="firstCol">
       <w:rPr>
+        <w:rFonts w:eastAsia="黑体"/>
         <w:b/>
         <w:bCs/>
         <w:color w:themeColor="background1" w:val="FFFFFF"/>
@@ -8351,6 +8832,7 @@
     </w:tblStylePr>
     <w:tblStylePr w:type="lastCol">
       <w:rPr>
+        <w:rFonts w:eastAsia="黑体"/>
         <w:b/>
         <w:bCs/>
         <w:color w:themeColor="background1" w:val="FFFFFF"/>
@@ -8399,6 +8881,7 @@
     </w:tblStylePr>
     <w:tblStylePr w:type="nwCell">
       <w:rPr>
+        <w:rFonts w:eastAsia="黑体"/>
         <w:color w:themeColor="background1" w:val="FFFFFF"/>
       </w:rPr>
       <w:tblPr/>
@@ -8442,6 +8925,7 @@
         <w:spacing w:after="0" w:before="0" w:line="240" w:lineRule="auto"/>
       </w:pPr>
       <w:rPr>
+        <w:rFonts w:eastAsia="黑体"/>
         <w:b/>
         <w:bCs/>
         <w:color w:themeColor="background1" w:val="FFFFFF"/>
@@ -8464,6 +8948,7 @@
         <w:spacing w:after="0" w:before="0" w:line="240" w:lineRule="auto"/>
       </w:pPr>
       <w:rPr>
+        <w:rFonts w:eastAsia="黑体"/>
         <w:color w:val="auto"/>
       </w:rPr>
       <w:tblPr/>
@@ -8481,6 +8966,7 @@
     </w:tblStylePr>
     <w:tblStylePr w:type="firstCol">
       <w:rPr>
+        <w:rFonts w:eastAsia="黑体"/>
         <w:b/>
         <w:bCs/>
         <w:color w:themeColor="background1" w:val="FFFFFF"/>
@@ -8500,6 +8986,7 @@
     </w:tblStylePr>
     <w:tblStylePr w:type="lastCol">
       <w:rPr>
+        <w:rFonts w:eastAsia="黑体"/>
         <w:b/>
         <w:bCs/>
         <w:color w:themeColor="background1" w:val="FFFFFF"/>
@@ -8548,6 +9035,7 @@
     </w:tblStylePr>
     <w:tblStylePr w:type="nwCell">
       <w:rPr>
+        <w:rFonts w:eastAsia="黑体"/>
         <w:color w:themeColor="background1" w:val="FFFFFF"/>
       </w:rPr>
       <w:tblPr/>
@@ -8591,6 +9079,7 @@
         <w:spacing w:after="0" w:before="0" w:line="240" w:lineRule="auto"/>
       </w:pPr>
       <w:rPr>
+        <w:rFonts w:eastAsia="黑体"/>
         <w:b/>
         <w:bCs/>
         <w:color w:themeColor="background1" w:val="FFFFFF"/>
@@ -8613,6 +9102,7 @@
         <w:spacing w:after="0" w:before="0" w:line="240" w:lineRule="auto"/>
       </w:pPr>
       <w:rPr>
+        <w:rFonts w:eastAsia="黑体"/>
         <w:color w:val="auto"/>
       </w:rPr>
       <w:tblPr/>
@@ -8630,6 +9120,7 @@
     </w:tblStylePr>
     <w:tblStylePr w:type="firstCol">
       <w:rPr>
+        <w:rFonts w:eastAsia="黑体"/>
         <w:b/>
         <w:bCs/>
         <w:color w:themeColor="background1" w:val="FFFFFF"/>
@@ -8649,6 +9140,7 @@
     </w:tblStylePr>
     <w:tblStylePr w:type="lastCol">
       <w:rPr>
+        <w:rFonts w:eastAsia="黑体"/>
         <w:b/>
         <w:bCs/>
         <w:color w:themeColor="background1" w:val="FFFFFF"/>
@@ -8697,6 +9189,7 @@
     </w:tblStylePr>
     <w:tblStylePr w:type="nwCell">
       <w:rPr>
+        <w:rFonts w:eastAsia="黑体"/>
         <w:color w:themeColor="background1" w:val="FFFFFF"/>
       </w:rPr>
       <w:tblPr/>
@@ -8740,6 +9233,7 @@
         <w:spacing w:after="0" w:before="0" w:line="240" w:lineRule="auto"/>
       </w:pPr>
       <w:rPr>
+        <w:rFonts w:eastAsia="黑体"/>
         <w:b/>
         <w:bCs/>
         <w:color w:themeColor="background1" w:val="FFFFFF"/>
@@ -8762,6 +9256,7 @@
         <w:spacing w:after="0" w:before="0" w:line="240" w:lineRule="auto"/>
       </w:pPr>
       <w:rPr>
+        <w:rFonts w:eastAsia="黑体"/>
         <w:color w:val="auto"/>
       </w:rPr>
       <w:tblPr/>
@@ -8779,6 +9274,7 @@
     </w:tblStylePr>
     <w:tblStylePr w:type="firstCol">
       <w:rPr>
+        <w:rFonts w:eastAsia="黑体"/>
         <w:b/>
         <w:bCs/>
         <w:color w:themeColor="background1" w:val="FFFFFF"/>
@@ -8798,6 +9294,7 @@
     </w:tblStylePr>
     <w:tblStylePr w:type="lastCol">
       <w:rPr>
+        <w:rFonts w:eastAsia="黑体"/>
         <w:b/>
         <w:bCs/>
         <w:color w:themeColor="background1" w:val="FFFFFF"/>
@@ -8846,6 +9343,7 @@
     </w:tblStylePr>
     <w:tblStylePr w:type="nwCell">
       <w:rPr>
+        <w:rFonts w:eastAsia="黑体"/>
         <w:color w:themeColor="background1" w:val="FFFFFF"/>
       </w:rPr>
       <w:tblPr/>
@@ -8889,6 +9387,7 @@
         <w:spacing w:after="0" w:before="0" w:line="240" w:lineRule="auto"/>
       </w:pPr>
       <w:rPr>
+        <w:rFonts w:eastAsia="黑体"/>
         <w:b/>
         <w:bCs/>
         <w:color w:themeColor="background1" w:val="FFFFFF"/>
@@ -8911,6 +9410,7 @@
         <w:spacing w:after="0" w:before="0" w:line="240" w:lineRule="auto"/>
       </w:pPr>
       <w:rPr>
+        <w:rFonts w:eastAsia="黑体"/>
         <w:color w:val="auto"/>
       </w:rPr>
       <w:tblPr/>
@@ -8928,6 +9428,7 @@
     </w:tblStylePr>
     <w:tblStylePr w:type="firstCol">
       <w:rPr>
+        <w:rFonts w:eastAsia="黑体"/>
         <w:b/>
         <w:bCs/>
         <w:color w:themeColor="background1" w:val="FFFFFF"/>
@@ -8947,6 +9448,7 @@
     </w:tblStylePr>
     <w:tblStylePr w:type="lastCol">
       <w:rPr>
+        <w:rFonts w:eastAsia="黑体"/>
         <w:b/>
         <w:bCs/>
         <w:color w:themeColor="background1" w:val="FFFFFF"/>
@@ -8995,6 +9497,7 @@
     </w:tblStylePr>
     <w:tblStylePr w:type="nwCell">
       <w:rPr>
+        <w:rFonts w:eastAsia="黑体"/>
         <w:color w:themeColor="background1" w:val="FFFFFF"/>
       </w:rPr>
       <w:tblPr/>
@@ -9019,6 +9522,7 @@
       <w:spacing w:after="0" w:line="240" w:lineRule="auto"/>
     </w:pPr>
     <w:rPr>
+      <w:rFonts w:eastAsia="黑体"/>
       <w:color w:themeColor="text1" w:val="000000"/>
     </w:rPr>
     <w:tblPr>
@@ -9038,7 +9542,7 @@
     </w:tblPr>
     <w:tblStylePr w:type="firstRow">
       <w:rPr>
-        <w:rFonts w:asciiTheme="majorHAnsi" w:cstheme="majorBidi" w:eastAsiaTheme="majorEastAsia" w:hAnsiTheme="majorHAnsi"/>
+        <w:rFonts w:asciiTheme="majorHAnsi" w:cstheme="majorBidi" w:hAnsiTheme="majorHAnsi" w:eastAsia="黑体"/>
       </w:rPr>
       <w:tblPr/>
       <w:tcPr>
@@ -9050,6 +9554,7 @@
     </w:tblStylePr>
     <w:tblStylePr w:type="lastRow">
       <w:rPr>
+        <w:rFonts w:eastAsia="黑体"/>
         <w:b/>
         <w:bCs/>
         <w:color w:themeColor="text2" w:val="1F497D"/>
@@ -9064,12 +9569,14 @@
     </w:tblStylePr>
     <w:tblStylePr w:type="firstCol">
       <w:rPr>
+        <w:rFonts w:eastAsia="黑体"/>
         <w:b/>
         <w:bCs/>
       </w:rPr>
     </w:tblStylePr>
     <w:tblStylePr w:type="lastCol">
       <w:rPr>
+        <w:rFonts w:eastAsia="黑体"/>
         <w:b/>
         <w:bCs/>
       </w:rPr>
@@ -9103,6 +9610,7 @@
       <w:spacing w:after="0" w:line="240" w:lineRule="auto"/>
     </w:pPr>
     <w:rPr>
+      <w:rFonts w:eastAsia="黑体"/>
       <w:color w:themeColor="text1" w:val="000000"/>
     </w:rPr>
     <w:tblPr>
@@ -9122,7 +9630,7 @@
     </w:tblPr>
     <w:tblStylePr w:type="firstRow">
       <w:rPr>
-        <w:rFonts w:asciiTheme="majorHAnsi" w:cstheme="majorBidi" w:eastAsiaTheme="majorEastAsia" w:hAnsiTheme="majorHAnsi"/>
+        <w:rFonts w:asciiTheme="majorHAnsi" w:cstheme="majorBidi" w:hAnsiTheme="majorHAnsi" w:eastAsia="黑体"/>
       </w:rPr>
       <w:tblPr/>
       <w:tcPr>
@@ -9134,6 +9642,7 @@
     </w:tblStylePr>
     <w:tblStylePr w:type="lastRow">
       <w:rPr>
+        <w:rFonts w:eastAsia="黑体"/>
         <w:b/>
         <w:bCs/>
         <w:color w:themeColor="text2" w:val="1F497D"/>
@@ -9148,12 +9657,14 @@
     </w:tblStylePr>
     <w:tblStylePr w:type="firstCol">
       <w:rPr>
+        <w:rFonts w:eastAsia="黑体"/>
         <w:b/>
         <w:bCs/>
       </w:rPr>
     </w:tblStylePr>
     <w:tblStylePr w:type="lastCol">
       <w:rPr>
+        <w:rFonts w:eastAsia="黑体"/>
         <w:b/>
         <w:bCs/>
       </w:rPr>
@@ -9187,6 +9698,7 @@
       <w:spacing w:after="0" w:line="240" w:lineRule="auto"/>
     </w:pPr>
     <w:rPr>
+      <w:rFonts w:eastAsia="黑体"/>
       <w:color w:themeColor="text1" w:val="000000"/>
     </w:rPr>
     <w:tblPr>
@@ -9206,7 +9718,7 @@
     </w:tblPr>
     <w:tblStylePr w:type="firstRow">
       <w:rPr>
-        <w:rFonts w:asciiTheme="majorHAnsi" w:cstheme="majorBidi" w:eastAsiaTheme="majorEastAsia" w:hAnsiTheme="majorHAnsi"/>
+        <w:rFonts w:asciiTheme="majorHAnsi" w:cstheme="majorBidi" w:hAnsiTheme="majorHAnsi" w:eastAsia="黑体"/>
       </w:rPr>
       <w:tblPr/>
       <w:tcPr>
@@ -9218,6 +9730,7 @@
     </w:tblStylePr>
     <w:tblStylePr w:type="lastRow">
       <w:rPr>
+        <w:rFonts w:eastAsia="黑体"/>
         <w:b/>
         <w:bCs/>
         <w:color w:themeColor="text2" w:val="1F497D"/>
@@ -9232,12 +9745,14 @@
     </w:tblStylePr>
     <w:tblStylePr w:type="firstCol">
       <w:rPr>
+        <w:rFonts w:eastAsia="黑体"/>
         <w:b/>
         <w:bCs/>
       </w:rPr>
     </w:tblStylePr>
     <w:tblStylePr w:type="lastCol">
       <w:rPr>
+        <w:rFonts w:eastAsia="黑体"/>
         <w:b/>
         <w:bCs/>
       </w:rPr>
@@ -9271,6 +9786,7 @@
       <w:spacing w:after="0" w:line="240" w:lineRule="auto"/>
     </w:pPr>
     <w:rPr>
+      <w:rFonts w:eastAsia="黑体"/>
       <w:color w:themeColor="text1" w:val="000000"/>
     </w:rPr>
     <w:tblPr>
@@ -9290,7 +9806,7 @@
     </w:tblPr>
     <w:tblStylePr w:type="firstRow">
       <w:rPr>
-        <w:rFonts w:asciiTheme="majorHAnsi" w:cstheme="majorBidi" w:eastAsiaTheme="majorEastAsia" w:hAnsiTheme="majorHAnsi"/>
+        <w:rFonts w:asciiTheme="majorHAnsi" w:cstheme="majorBidi" w:hAnsiTheme="majorHAnsi" w:eastAsia="黑体"/>
       </w:rPr>
       <w:tblPr/>
       <w:tcPr>
@@ -9302,6 +9818,7 @@
     </w:tblStylePr>
     <w:tblStylePr w:type="lastRow">
       <w:rPr>
+        <w:rFonts w:eastAsia="黑体"/>
         <w:b/>
         <w:bCs/>
         <w:color w:themeColor="text2" w:val="1F497D"/>
@@ -9316,12 +9833,14 @@
     </w:tblStylePr>
     <w:tblStylePr w:type="firstCol">
       <w:rPr>
+        <w:rFonts w:eastAsia="黑体"/>
         <w:b/>
         <w:bCs/>
       </w:rPr>
     </w:tblStylePr>
     <w:tblStylePr w:type="lastCol">
       <w:rPr>
+        <w:rFonts w:eastAsia="黑体"/>
         <w:b/>
         <w:bCs/>
       </w:rPr>
@@ -9355,6 +9874,7 @@
       <w:spacing w:after="0" w:line="240" w:lineRule="auto"/>
     </w:pPr>
     <w:rPr>
+      <w:rFonts w:eastAsia="黑体"/>
       <w:color w:themeColor="text1" w:val="000000"/>
     </w:rPr>
     <w:tblPr>
@@ -9374,7 +9894,7 @@
     </w:tblPr>
     <w:tblStylePr w:type="firstRow">
       <w:rPr>
-        <w:rFonts w:asciiTheme="majorHAnsi" w:cstheme="majorBidi" w:eastAsiaTheme="majorEastAsia" w:hAnsiTheme="majorHAnsi"/>
+        <w:rFonts w:asciiTheme="majorHAnsi" w:cstheme="majorBidi" w:hAnsiTheme="majorHAnsi" w:eastAsia="黑体"/>
       </w:rPr>
       <w:tblPr/>
       <w:tcPr>
@@ -9386,6 +9906,7 @@
     </w:tblStylePr>
     <w:tblStylePr w:type="lastRow">
       <w:rPr>
+        <w:rFonts w:eastAsia="黑体"/>
         <w:b/>
         <w:bCs/>
         <w:color w:themeColor="text2" w:val="1F497D"/>
@@ -9400,12 +9921,14 @@
     </w:tblStylePr>
     <w:tblStylePr w:type="firstCol">
       <w:rPr>
+        <w:rFonts w:eastAsia="黑体"/>
         <w:b/>
         <w:bCs/>
       </w:rPr>
     </w:tblStylePr>
     <w:tblStylePr w:type="lastCol">
       <w:rPr>
+        <w:rFonts w:eastAsia="黑体"/>
         <w:b/>
         <w:bCs/>
       </w:rPr>
@@ -9439,6 +9962,7 @@
       <w:spacing w:after="0" w:line="240" w:lineRule="auto"/>
     </w:pPr>
     <w:rPr>
+      <w:rFonts w:eastAsia="黑体"/>
       <w:color w:themeColor="text1" w:val="000000"/>
     </w:rPr>
     <w:tblPr>
@@ -9458,7 +9982,7 @@
     </w:tblPr>
     <w:tblStylePr w:type="firstRow">
       <w:rPr>
-        <w:rFonts w:asciiTheme="majorHAnsi" w:cstheme="majorBidi" w:eastAsiaTheme="majorEastAsia" w:hAnsiTheme="majorHAnsi"/>
+        <w:rFonts w:asciiTheme="majorHAnsi" w:cstheme="majorBidi" w:hAnsiTheme="majorHAnsi" w:eastAsia="黑体"/>
       </w:rPr>
       <w:tblPr/>
       <w:tcPr>
@@ -9470,6 +9994,7 @@
     </w:tblStylePr>
     <w:tblStylePr w:type="lastRow">
       <w:rPr>
+        <w:rFonts w:eastAsia="黑体"/>
         <w:b/>
         <w:bCs/>
         <w:color w:themeColor="text2" w:val="1F497D"/>
@@ -9484,12 +10009,14 @@
     </w:tblStylePr>
     <w:tblStylePr w:type="firstCol">
       <w:rPr>
+        <w:rFonts w:eastAsia="黑体"/>
         <w:b/>
         <w:bCs/>
       </w:rPr>
     </w:tblStylePr>
     <w:tblStylePr w:type="lastCol">
       <w:rPr>
+        <w:rFonts w:eastAsia="黑体"/>
         <w:b/>
         <w:bCs/>
       </w:rPr>
@@ -9523,6 +10050,7 @@
       <w:spacing w:after="0" w:line="240" w:lineRule="auto"/>
     </w:pPr>
     <w:rPr>
+      <w:rFonts w:eastAsia="黑体"/>
       <w:color w:themeColor="text1" w:val="000000"/>
     </w:rPr>
     <w:tblPr>
@@ -9542,7 +10070,7 @@
     </w:tblPr>
     <w:tblStylePr w:type="firstRow">
       <w:rPr>
-        <w:rFonts w:asciiTheme="majorHAnsi" w:cstheme="majorBidi" w:eastAsiaTheme="majorEastAsia" w:hAnsiTheme="majorHAnsi"/>
+        <w:rFonts w:asciiTheme="majorHAnsi" w:cstheme="majorBidi" w:hAnsiTheme="majorHAnsi" w:eastAsia="黑体"/>
       </w:rPr>
       <w:tblPr/>
       <w:tcPr>
@@ -9554,6 +10082,7 @@
     </w:tblStylePr>
     <w:tblStylePr w:type="lastRow">
       <w:rPr>
+        <w:rFonts w:eastAsia="黑体"/>
         <w:b/>
         <w:bCs/>
         <w:color w:themeColor="text2" w:val="1F497D"/>
@@ -9568,12 +10097,14 @@
     </w:tblStylePr>
     <w:tblStylePr w:type="firstCol">
       <w:rPr>
+        <w:rFonts w:eastAsia="黑体"/>
         <w:b/>
         <w:bCs/>
       </w:rPr>
     </w:tblStylePr>
     <w:tblStylePr w:type="lastCol">
       <w:rPr>
+        <w:rFonts w:eastAsia="黑体"/>
         <w:b/>
         <w:bCs/>
       </w:rPr>
@@ -9607,7 +10138,7 @@
       <w:spacing w:after="0" w:line="240" w:lineRule="auto"/>
     </w:pPr>
     <w:rPr>
-      <w:rFonts w:asciiTheme="majorHAnsi" w:cstheme="majorBidi" w:eastAsiaTheme="majorEastAsia" w:hAnsiTheme="majorHAnsi"/>
+      <w:rFonts w:asciiTheme="majorHAnsi" w:cstheme="majorBidi" w:hAnsiTheme="majorHAnsi" w:eastAsia="黑体"/>
       <w:color w:themeColor="text1" w:val="000000"/>
     </w:rPr>
     <w:tblPr>
@@ -9629,6 +10160,7 @@
     </w:tblPr>
     <w:tblStylePr w:type="firstRow">
       <w:rPr>
+        <w:rFonts w:eastAsia="黑体"/>
         <w:sz w:val="24"/>
         <w:szCs w:val="24"/>
       </w:rPr>
@@ -9735,7 +10267,7 @@
       <w:spacing w:after="0" w:line="240" w:lineRule="auto"/>
     </w:pPr>
     <w:rPr>
-      <w:rFonts w:asciiTheme="majorHAnsi" w:cstheme="majorBidi" w:eastAsiaTheme="majorEastAsia" w:hAnsiTheme="majorHAnsi"/>
+      <w:rFonts w:asciiTheme="majorHAnsi" w:cstheme="majorBidi" w:hAnsiTheme="majorHAnsi" w:eastAsia="黑体"/>
       <w:color w:themeColor="text1" w:val="000000"/>
     </w:rPr>
     <w:tblPr>
@@ -9757,6 +10289,7 @@
     </w:tblPr>
     <w:tblStylePr w:type="firstRow">
       <w:rPr>
+        <w:rFonts w:eastAsia="黑体"/>
         <w:sz w:val="24"/>
         <w:szCs w:val="24"/>
       </w:rPr>
@@ -9863,7 +10396,7 @@
       <w:spacing w:after="0" w:line="240" w:lineRule="auto"/>
     </w:pPr>
     <w:rPr>
-      <w:rFonts w:asciiTheme="majorHAnsi" w:cstheme="majorBidi" w:eastAsiaTheme="majorEastAsia" w:hAnsiTheme="majorHAnsi"/>
+      <w:rFonts w:asciiTheme="majorHAnsi" w:cstheme="majorBidi" w:hAnsiTheme="majorHAnsi" w:eastAsia="黑体"/>
       <w:color w:themeColor="text1" w:val="000000"/>
     </w:rPr>
     <w:tblPr>
@@ -9885,6 +10418,7 @@
     </w:tblPr>
     <w:tblStylePr w:type="firstRow">
       <w:rPr>
+        <w:rFonts w:eastAsia="黑体"/>
         <w:sz w:val="24"/>
         <w:szCs w:val="24"/>
       </w:rPr>
@@ -9991,7 +10525,7 @@
       <w:spacing w:after="0" w:line="240" w:lineRule="auto"/>
     </w:pPr>
     <w:rPr>
-      <w:rFonts w:asciiTheme="majorHAnsi" w:cstheme="majorBidi" w:eastAsiaTheme="majorEastAsia" w:hAnsiTheme="majorHAnsi"/>
+      <w:rFonts w:asciiTheme="majorHAnsi" w:cstheme="majorBidi" w:hAnsiTheme="majorHAnsi" w:eastAsia="黑体"/>
       <w:color w:themeColor="text1" w:val="000000"/>
     </w:rPr>
     <w:tblPr>
@@ -10013,6 +10547,7 @@
     </w:tblPr>
     <w:tblStylePr w:type="firstRow">
       <w:rPr>
+        <w:rFonts w:eastAsia="黑体"/>
         <w:sz w:val="24"/>
         <w:szCs w:val="24"/>
       </w:rPr>
@@ -10119,7 +10654,7 @@
       <w:spacing w:after="0" w:line="240" w:lineRule="auto"/>
     </w:pPr>
     <w:rPr>
-      <w:rFonts w:asciiTheme="majorHAnsi" w:cstheme="majorBidi" w:eastAsiaTheme="majorEastAsia" w:hAnsiTheme="majorHAnsi"/>
+      <w:rFonts w:asciiTheme="majorHAnsi" w:cstheme="majorBidi" w:hAnsiTheme="majorHAnsi" w:eastAsia="黑体"/>
       <w:color w:themeColor="text1" w:val="000000"/>
     </w:rPr>
     <w:tblPr>
@@ -10141,6 +10676,7 @@
     </w:tblPr>
     <w:tblStylePr w:type="firstRow">
       <w:rPr>
+        <w:rFonts w:eastAsia="黑体"/>
         <w:sz w:val="24"/>
         <w:szCs w:val="24"/>
       </w:rPr>
@@ -10247,7 +10783,7 @@
       <w:spacing w:after="0" w:line="240" w:lineRule="auto"/>
     </w:pPr>
     <w:rPr>
-      <w:rFonts w:asciiTheme="majorHAnsi" w:cstheme="majorBidi" w:eastAsiaTheme="majorEastAsia" w:hAnsiTheme="majorHAnsi"/>
+      <w:rFonts w:asciiTheme="majorHAnsi" w:cstheme="majorBidi" w:hAnsiTheme="majorHAnsi" w:eastAsia="黑体"/>
       <w:color w:themeColor="text1" w:val="000000"/>
     </w:rPr>
     <w:tblPr>
@@ -10269,6 +10805,7 @@
     </w:tblPr>
     <w:tblStylePr w:type="firstRow">
       <w:rPr>
+        <w:rFonts w:eastAsia="黑体"/>
         <w:sz w:val="24"/>
         <w:szCs w:val="24"/>
       </w:rPr>
@@ -10375,7 +10912,7 @@
       <w:spacing w:after="0" w:line="240" w:lineRule="auto"/>
     </w:pPr>
     <w:rPr>
-      <w:rFonts w:asciiTheme="majorHAnsi" w:cstheme="majorBidi" w:eastAsiaTheme="majorEastAsia" w:hAnsiTheme="majorHAnsi"/>
+      <w:rFonts w:asciiTheme="majorHAnsi" w:cstheme="majorBidi" w:hAnsiTheme="majorHAnsi" w:eastAsia="黑体"/>
       <w:color w:themeColor="text1" w:val="000000"/>
     </w:rPr>
     <w:tblPr>
@@ -10397,6 +10934,7 @@
     </w:tblPr>
     <w:tblStylePr w:type="firstRow">
       <w:rPr>
+        <w:rFonts w:eastAsia="黑体"/>
         <w:sz w:val="24"/>
         <w:szCs w:val="24"/>
       </w:rPr>
@@ -10526,12 +11064,14 @@
     </w:tcPr>
     <w:tblStylePr w:type="firstRow">
       <w:rPr>
+        <w:rFonts w:eastAsia="黑体"/>
         <w:b/>
         <w:bCs/>
       </w:rPr>
     </w:tblStylePr>
     <w:tblStylePr w:type="lastRow">
       <w:rPr>
+        <w:rFonts w:eastAsia="黑体"/>
         <w:b/>
         <w:bCs/>
       </w:rPr>
@@ -10544,12 +11084,14 @@
     </w:tblStylePr>
     <w:tblStylePr w:type="firstCol">
       <w:rPr>
+        <w:rFonts w:eastAsia="黑体"/>
         <w:b/>
         <w:bCs/>
       </w:rPr>
     </w:tblStylePr>
     <w:tblStylePr w:type="lastCol">
       <w:rPr>
+        <w:rFonts w:eastAsia="黑体"/>
         <w:b/>
         <w:bCs/>
       </w:rPr>
@@ -10599,12 +11141,14 @@
     </w:tcPr>
     <w:tblStylePr w:type="firstRow">
       <w:rPr>
+        <w:rFonts w:eastAsia="黑体"/>
         <w:b/>
         <w:bCs/>
       </w:rPr>
     </w:tblStylePr>
     <w:tblStylePr w:type="lastRow">
       <w:rPr>
+        <w:rFonts w:eastAsia="黑体"/>
         <w:b/>
         <w:bCs/>
       </w:rPr>
@@ -10617,12 +11161,14 @@
     </w:tblStylePr>
     <w:tblStylePr w:type="firstCol">
       <w:rPr>
+        <w:rFonts w:eastAsia="黑体"/>
         <w:b/>
         <w:bCs/>
       </w:rPr>
     </w:tblStylePr>
     <w:tblStylePr w:type="lastCol">
       <w:rPr>
+        <w:rFonts w:eastAsia="黑体"/>
         <w:b/>
         <w:bCs/>
       </w:rPr>
@@ -10672,12 +11218,14 @@
     </w:tcPr>
     <w:tblStylePr w:type="firstRow">
       <w:rPr>
+        <w:rFonts w:eastAsia="黑体"/>
         <w:b/>
         <w:bCs/>
       </w:rPr>
     </w:tblStylePr>
     <w:tblStylePr w:type="lastRow">
       <w:rPr>
+        <w:rFonts w:eastAsia="黑体"/>
         <w:b/>
         <w:bCs/>
       </w:rPr>
@@ -10690,12 +11238,14 @@
     </w:tblStylePr>
     <w:tblStylePr w:type="firstCol">
       <w:rPr>
+        <w:rFonts w:eastAsia="黑体"/>
         <w:b/>
         <w:bCs/>
       </w:rPr>
     </w:tblStylePr>
     <w:tblStylePr w:type="lastCol">
       <w:rPr>
+        <w:rFonts w:eastAsia="黑体"/>
         <w:b/>
         <w:bCs/>
       </w:rPr>
@@ -10745,12 +11295,14 @@
     </w:tcPr>
     <w:tblStylePr w:type="firstRow">
       <w:rPr>
+        <w:rFonts w:eastAsia="黑体"/>
         <w:b/>
         <w:bCs/>
       </w:rPr>
     </w:tblStylePr>
     <w:tblStylePr w:type="lastRow">
       <w:rPr>
+        <w:rFonts w:eastAsia="黑体"/>
         <w:b/>
         <w:bCs/>
       </w:rPr>
@@ -10763,12 +11315,14 @@
     </w:tblStylePr>
     <w:tblStylePr w:type="firstCol">
       <w:rPr>
+        <w:rFonts w:eastAsia="黑体"/>
         <w:b/>
         <w:bCs/>
       </w:rPr>
     </w:tblStylePr>
     <w:tblStylePr w:type="lastCol">
       <w:rPr>
+        <w:rFonts w:eastAsia="黑体"/>
         <w:b/>
         <w:bCs/>
       </w:rPr>
@@ -10818,12 +11372,14 @@
     </w:tcPr>
     <w:tblStylePr w:type="firstRow">
       <w:rPr>
+        <w:rFonts w:eastAsia="黑体"/>
         <w:b/>
         <w:bCs/>
       </w:rPr>
     </w:tblStylePr>
     <w:tblStylePr w:type="lastRow">
       <w:rPr>
+        <w:rFonts w:eastAsia="黑体"/>
         <w:b/>
         <w:bCs/>
       </w:rPr>
@@ -10836,12 +11392,14 @@
     </w:tblStylePr>
     <w:tblStylePr w:type="firstCol">
       <w:rPr>
+        <w:rFonts w:eastAsia="黑体"/>
         <w:b/>
         <w:bCs/>
       </w:rPr>
     </w:tblStylePr>
     <w:tblStylePr w:type="lastCol">
       <w:rPr>
+        <w:rFonts w:eastAsia="黑体"/>
         <w:b/>
         <w:bCs/>
       </w:rPr>
@@ -10891,12 +11449,14 @@
     </w:tcPr>
     <w:tblStylePr w:type="firstRow">
       <w:rPr>
+        <w:rFonts w:eastAsia="黑体"/>
         <w:b/>
         <w:bCs/>
       </w:rPr>
     </w:tblStylePr>
     <w:tblStylePr w:type="lastRow">
       <w:rPr>
+        <w:rFonts w:eastAsia="黑体"/>
         <w:b/>
         <w:bCs/>
       </w:rPr>
@@ -10909,12 +11469,14 @@
     </w:tblStylePr>
     <w:tblStylePr w:type="firstCol">
       <w:rPr>
+        <w:rFonts w:eastAsia="黑体"/>
         <w:b/>
         <w:bCs/>
       </w:rPr>
     </w:tblStylePr>
     <w:tblStylePr w:type="lastCol">
       <w:rPr>
+        <w:rFonts w:eastAsia="黑体"/>
         <w:b/>
         <w:bCs/>
       </w:rPr>
@@ -10964,12 +11526,14 @@
     </w:tcPr>
     <w:tblStylePr w:type="firstRow">
       <w:rPr>
+        <w:rFonts w:eastAsia="黑体"/>
         <w:b/>
         <w:bCs/>
       </w:rPr>
     </w:tblStylePr>
     <w:tblStylePr w:type="lastRow">
       <w:rPr>
+        <w:rFonts w:eastAsia="黑体"/>
         <w:b/>
         <w:bCs/>
       </w:rPr>
@@ -10982,12 +11546,14 @@
     </w:tblStylePr>
     <w:tblStylePr w:type="firstCol">
       <w:rPr>
+        <w:rFonts w:eastAsia="黑体"/>
         <w:b/>
         <w:bCs/>
       </w:rPr>
     </w:tblStylePr>
     <w:tblStylePr w:type="lastCol">
       <w:rPr>
+        <w:rFonts w:eastAsia="黑体"/>
         <w:b/>
         <w:bCs/>
       </w:rPr>
@@ -11014,7 +11580,7 @@
       <w:spacing w:after="0" w:line="240" w:lineRule="auto"/>
     </w:pPr>
     <w:rPr>
-      <w:rFonts w:asciiTheme="majorHAnsi" w:cstheme="majorBidi" w:eastAsiaTheme="majorEastAsia" w:hAnsiTheme="majorHAnsi"/>
+      <w:rFonts w:asciiTheme="majorHAnsi" w:cstheme="majorBidi" w:hAnsiTheme="majorHAnsi" w:eastAsia="黑体"/>
       <w:color w:themeColor="text1" w:val="000000"/>
     </w:rPr>
     <w:tblPr>
@@ -11041,6 +11607,7 @@
     </w:tcPr>
     <w:tblStylePr w:type="firstRow">
       <w:rPr>
+        <w:rFonts w:eastAsia="黑体"/>
         <w:b/>
         <w:bCs/>
         <w:color w:themeColor="text1" w:val="000000"/>
@@ -11052,6 +11619,7 @@
     </w:tblStylePr>
     <w:tblStylePr w:type="lastRow">
       <w:rPr>
+        <w:rFonts w:eastAsia="黑体"/>
         <w:b/>
         <w:bCs/>
         <w:color w:themeColor="text1" w:val="000000"/>
@@ -11071,6 +11639,7 @@
     </w:tblStylePr>
     <w:tblStylePr w:type="firstCol">
       <w:rPr>
+        <w:rFonts w:eastAsia="黑体"/>
         <w:b/>
         <w:bCs/>
         <w:color w:themeColor="text1" w:val="000000"/>
@@ -11090,6 +11659,7 @@
     </w:tblStylePr>
     <w:tblStylePr w:type="lastCol">
       <w:rPr>
+        <w:rFonts w:eastAsia="黑体"/>
         <w:b w:val="0"/>
         <w:bCs w:val="0"/>
         <w:color w:themeColor="text1" w:val="000000"/>
@@ -11139,7 +11709,7 @@
       <w:spacing w:after="0" w:line="240" w:lineRule="auto"/>
     </w:pPr>
     <w:rPr>
-      <w:rFonts w:asciiTheme="majorHAnsi" w:cstheme="majorBidi" w:eastAsiaTheme="majorEastAsia" w:hAnsiTheme="majorHAnsi"/>
+      <w:rFonts w:asciiTheme="majorHAnsi" w:cstheme="majorBidi" w:hAnsiTheme="majorHAnsi" w:eastAsia="黑体"/>
       <w:color w:themeColor="text1" w:val="000000"/>
     </w:rPr>
     <w:tblPr>
@@ -11166,6 +11736,7 @@
     </w:tcPr>
     <w:tblStylePr w:type="firstRow">
       <w:rPr>
+        <w:rFonts w:eastAsia="黑体"/>
         <w:b/>
         <w:bCs/>
         <w:color w:themeColor="text1" w:val="000000"/>
@@ -11177,6 +11748,7 @@
     </w:tblStylePr>
     <w:tblStylePr w:type="lastRow">
       <w:rPr>
+        <w:rFonts w:eastAsia="黑体"/>
         <w:b/>
         <w:bCs/>
         <w:color w:themeColor="text1" w:val="000000"/>
@@ -11196,6 +11768,7 @@
     </w:tblStylePr>
     <w:tblStylePr w:type="firstCol">
       <w:rPr>
+        <w:rFonts w:eastAsia="黑体"/>
         <w:b/>
         <w:bCs/>
         <w:color w:themeColor="text1" w:val="000000"/>
@@ -11215,6 +11788,7 @@
     </w:tblStylePr>
     <w:tblStylePr w:type="lastCol">
       <w:rPr>
+        <w:rFonts w:eastAsia="黑体"/>
         <w:b w:val="0"/>
         <w:bCs w:val="0"/>
         <w:color w:themeColor="text1" w:val="000000"/>
@@ -11264,7 +11838,7 @@
       <w:spacing w:after="0" w:line="240" w:lineRule="auto"/>
     </w:pPr>
     <w:rPr>
-      <w:rFonts w:asciiTheme="majorHAnsi" w:cstheme="majorBidi" w:eastAsiaTheme="majorEastAsia" w:hAnsiTheme="majorHAnsi"/>
+      <w:rFonts w:asciiTheme="majorHAnsi" w:cstheme="majorBidi" w:hAnsiTheme="majorHAnsi" w:eastAsia="黑体"/>
       <w:color w:themeColor="text1" w:val="000000"/>
     </w:rPr>
     <w:tblPr>
@@ -11291,6 +11865,7 @@
     </w:tcPr>
     <w:tblStylePr w:type="firstRow">
       <w:rPr>
+        <w:rFonts w:eastAsia="黑体"/>
         <w:b/>
         <w:bCs/>
         <w:color w:themeColor="text1" w:val="000000"/>
@@ -11302,6 +11877,7 @@
     </w:tblStylePr>
     <w:tblStylePr w:type="lastRow">
       <w:rPr>
+        <w:rFonts w:eastAsia="黑体"/>
         <w:b/>
         <w:bCs/>
         <w:color w:themeColor="text1" w:val="000000"/>
@@ -11321,6 +11897,7 @@
     </w:tblStylePr>
     <w:tblStylePr w:type="firstCol">
       <w:rPr>
+        <w:rFonts w:eastAsia="黑体"/>
         <w:b/>
         <w:bCs/>
         <w:color w:themeColor="text1" w:val="000000"/>
@@ -11340,6 +11917,7 @@
     </w:tblStylePr>
     <w:tblStylePr w:type="lastCol">
       <w:rPr>
+        <w:rFonts w:eastAsia="黑体"/>
         <w:b w:val="0"/>
         <w:bCs w:val="0"/>
         <w:color w:themeColor="text1" w:val="000000"/>
@@ -11389,7 +11967,7 @@
       <w:spacing w:after="0" w:line="240" w:lineRule="auto"/>
     </w:pPr>
     <w:rPr>
-      <w:rFonts w:asciiTheme="majorHAnsi" w:cstheme="majorBidi" w:eastAsiaTheme="majorEastAsia" w:hAnsiTheme="majorHAnsi"/>
+      <w:rFonts w:asciiTheme="majorHAnsi" w:cstheme="majorBidi" w:hAnsiTheme="majorHAnsi" w:eastAsia="黑体"/>
       <w:color w:themeColor="text1" w:val="000000"/>
     </w:rPr>
     <w:tblPr>
@@ -11416,6 +11994,7 @@
     </w:tcPr>
     <w:tblStylePr w:type="firstRow">
       <w:rPr>
+        <w:rFonts w:eastAsia="黑体"/>
         <w:b/>
         <w:bCs/>
         <w:color w:themeColor="text1" w:val="000000"/>
@@ -11427,6 +12006,7 @@
     </w:tblStylePr>
     <w:tblStylePr w:type="lastRow">
       <w:rPr>
+        <w:rFonts w:eastAsia="黑体"/>
         <w:b/>
         <w:bCs/>
         <w:color w:themeColor="text1" w:val="000000"/>
@@ -11446,6 +12026,7 @@
     </w:tblStylePr>
     <w:tblStylePr w:type="firstCol">
       <w:rPr>
+        <w:rFonts w:eastAsia="黑体"/>
         <w:b/>
         <w:bCs/>
         <w:color w:themeColor="text1" w:val="000000"/>
@@ -11465,6 +12046,7 @@
     </w:tblStylePr>
     <w:tblStylePr w:type="lastCol">
       <w:rPr>
+        <w:rFonts w:eastAsia="黑体"/>
         <w:b w:val="0"/>
         <w:bCs w:val="0"/>
         <w:color w:themeColor="text1" w:val="000000"/>
@@ -11514,7 +12096,7 @@
       <w:spacing w:after="0" w:line="240" w:lineRule="auto"/>
     </w:pPr>
     <w:rPr>
-      <w:rFonts w:asciiTheme="majorHAnsi" w:cstheme="majorBidi" w:eastAsiaTheme="majorEastAsia" w:hAnsiTheme="majorHAnsi"/>
+      <w:rFonts w:asciiTheme="majorHAnsi" w:cstheme="majorBidi" w:hAnsiTheme="majorHAnsi" w:eastAsia="黑体"/>
       <w:color w:themeColor="text1" w:val="000000"/>
     </w:rPr>
     <w:tblPr>
@@ -11541,6 +12123,7 @@
     </w:tcPr>
     <w:tblStylePr w:type="firstRow">
       <w:rPr>
+        <w:rFonts w:eastAsia="黑体"/>
         <w:b/>
         <w:bCs/>
         <w:color w:themeColor="text1" w:val="000000"/>
@@ -11552,6 +12135,7 @@
     </w:tblStylePr>
     <w:tblStylePr w:type="lastRow">
       <w:rPr>
+        <w:rFonts w:eastAsia="黑体"/>
         <w:b/>
         <w:bCs/>
         <w:color w:themeColor="text1" w:val="000000"/>
@@ -11571,6 +12155,7 @@
     </w:tblStylePr>
     <w:tblStylePr w:type="firstCol">
       <w:rPr>
+        <w:rFonts w:eastAsia="黑体"/>
         <w:b/>
         <w:bCs/>
         <w:color w:themeColor="text1" w:val="000000"/>
@@ -11590,6 +12175,7 @@
     </w:tblStylePr>
     <w:tblStylePr w:type="lastCol">
       <w:rPr>
+        <w:rFonts w:eastAsia="黑体"/>
         <w:b w:val="0"/>
         <w:bCs w:val="0"/>
         <w:color w:themeColor="text1" w:val="000000"/>
@@ -11639,7 +12225,7 @@
       <w:spacing w:after="0" w:line="240" w:lineRule="auto"/>
     </w:pPr>
     <w:rPr>
-      <w:rFonts w:asciiTheme="majorHAnsi" w:cstheme="majorBidi" w:eastAsiaTheme="majorEastAsia" w:hAnsiTheme="majorHAnsi"/>
+      <w:rFonts w:asciiTheme="majorHAnsi" w:cstheme="majorBidi" w:hAnsiTheme="majorHAnsi" w:eastAsia="黑体"/>
       <w:color w:themeColor="text1" w:val="000000"/>
     </w:rPr>
     <w:tblPr>
@@ -11666,6 +12252,7 @@
     </w:tcPr>
     <w:tblStylePr w:type="firstRow">
       <w:rPr>
+        <w:rFonts w:eastAsia="黑体"/>
         <w:b/>
         <w:bCs/>
         <w:color w:themeColor="text1" w:val="000000"/>
@@ -11677,6 +12264,7 @@
     </w:tblStylePr>
     <w:tblStylePr w:type="lastRow">
       <w:rPr>
+        <w:rFonts w:eastAsia="黑体"/>
         <w:b/>
         <w:bCs/>
         <w:color w:themeColor="text1" w:val="000000"/>
@@ -11696,6 +12284,7 @@
     </w:tblStylePr>
     <w:tblStylePr w:type="firstCol">
       <w:rPr>
+        <w:rFonts w:eastAsia="黑体"/>
         <w:b/>
         <w:bCs/>
         <w:color w:themeColor="text1" w:val="000000"/>
@@ -11715,6 +12304,7 @@
     </w:tblStylePr>
     <w:tblStylePr w:type="lastCol">
       <w:rPr>
+        <w:rFonts w:eastAsia="黑体"/>
         <w:b w:val="0"/>
         <w:bCs w:val="0"/>
         <w:color w:themeColor="text1" w:val="000000"/>
@@ -11764,7 +12354,7 @@
       <w:spacing w:after="0" w:line="240" w:lineRule="auto"/>
     </w:pPr>
     <w:rPr>
-      <w:rFonts w:asciiTheme="majorHAnsi" w:cstheme="majorBidi" w:eastAsiaTheme="majorEastAsia" w:hAnsiTheme="majorHAnsi"/>
+      <w:rFonts w:asciiTheme="majorHAnsi" w:cstheme="majorBidi" w:hAnsiTheme="majorHAnsi" w:eastAsia="黑体"/>
       <w:color w:themeColor="text1" w:val="000000"/>
     </w:rPr>
     <w:tblPr>
@@ -11791,6 +12381,7 @@
     </w:tcPr>
     <w:tblStylePr w:type="firstRow">
       <w:rPr>
+        <w:rFonts w:eastAsia="黑体"/>
         <w:b/>
         <w:bCs/>
         <w:color w:themeColor="text1" w:val="000000"/>
@@ -11802,6 +12393,7 @@
     </w:tblStylePr>
     <w:tblStylePr w:type="lastRow">
       <w:rPr>
+        <w:rFonts w:eastAsia="黑体"/>
         <w:b/>
         <w:bCs/>
         <w:color w:themeColor="text1" w:val="000000"/>
@@ -11821,6 +12413,7 @@
     </w:tblStylePr>
     <w:tblStylePr w:type="firstCol">
       <w:rPr>
+        <w:rFonts w:eastAsia="黑体"/>
         <w:b/>
         <w:bCs/>
         <w:color w:themeColor="text1" w:val="000000"/>
@@ -11840,6 +12433,7 @@
     </w:tblStylePr>
     <w:tblStylePr w:type="lastCol">
       <w:rPr>
+        <w:rFonts w:eastAsia="黑体"/>
         <w:b w:val="0"/>
         <w:bCs w:val="0"/>
         <w:color w:themeColor="text1" w:val="000000"/>
@@ -11912,6 +12506,7 @@
     </w:tcPr>
     <w:tblStylePr w:type="firstRow">
       <w:rPr>
+        <w:rFonts w:eastAsia="黑体"/>
         <w:b/>
         <w:bCs/>
         <w:i w:val="0"/>
@@ -11933,6 +12528,7 @@
     </w:tblStylePr>
     <w:tblStylePr w:type="lastRow">
       <w:rPr>
+        <w:rFonts w:eastAsia="黑体"/>
         <w:b/>
         <w:bCs/>
         <w:i w:val="0"/>
@@ -11954,6 +12550,7 @@
     </w:tblStylePr>
     <w:tblStylePr w:type="firstCol">
       <w:rPr>
+        <w:rFonts w:eastAsia="黑体"/>
         <w:b/>
         <w:bCs/>
         <w:i w:val="0"/>
@@ -11973,6 +12570,7 @@
     </w:tblStylePr>
     <w:tblStylePr w:type="lastCol">
       <w:rPr>
+        <w:rFonts w:eastAsia="黑体"/>
         <w:b/>
         <w:bCs/>
         <w:i w:val="0"/>
@@ -12053,6 +12651,7 @@
     </w:tcPr>
     <w:tblStylePr w:type="firstRow">
       <w:rPr>
+        <w:rFonts w:eastAsia="黑体"/>
         <w:b/>
         <w:bCs/>
         <w:i w:val="0"/>
@@ -12074,6 +12673,7 @@
     </w:tblStylePr>
     <w:tblStylePr w:type="lastRow">
       <w:rPr>
+        <w:rFonts w:eastAsia="黑体"/>
         <w:b/>
         <w:bCs/>
         <w:i w:val="0"/>
@@ -12095,6 +12695,7 @@
     </w:tblStylePr>
     <w:tblStylePr w:type="firstCol">
       <w:rPr>
+        <w:rFonts w:eastAsia="黑体"/>
         <w:b/>
         <w:bCs/>
         <w:i w:val="0"/>
@@ -12114,6 +12715,7 @@
     </w:tblStylePr>
     <w:tblStylePr w:type="lastCol">
       <w:rPr>
+        <w:rFonts w:eastAsia="黑体"/>
         <w:b/>
         <w:bCs/>
         <w:i w:val="0"/>
@@ -12194,6 +12796,7 @@
     </w:tcPr>
     <w:tblStylePr w:type="firstRow">
       <w:rPr>
+        <w:rFonts w:eastAsia="黑体"/>
         <w:b/>
         <w:bCs/>
         <w:i w:val="0"/>
@@ -12215,6 +12818,7 @@
     </w:tblStylePr>
     <w:tblStylePr w:type="lastRow">
       <w:rPr>
+        <w:rFonts w:eastAsia="黑体"/>
         <w:b/>
         <w:bCs/>
         <w:i w:val="0"/>
@@ -12236,6 +12840,7 @@
     </w:tblStylePr>
     <w:tblStylePr w:type="firstCol">
       <w:rPr>
+        <w:rFonts w:eastAsia="黑体"/>
         <w:b/>
         <w:bCs/>
         <w:i w:val="0"/>
@@ -12255,6 +12860,7 @@
     </w:tblStylePr>
     <w:tblStylePr w:type="lastCol">
       <w:rPr>
+        <w:rFonts w:eastAsia="黑体"/>
         <w:b/>
         <w:bCs/>
         <w:i w:val="0"/>
@@ -12335,6 +12941,7 @@
     </w:tcPr>
     <w:tblStylePr w:type="firstRow">
       <w:rPr>
+        <w:rFonts w:eastAsia="黑体"/>
         <w:b/>
         <w:bCs/>
         <w:i w:val="0"/>
@@ -12356,6 +12963,7 @@
     </w:tblStylePr>
     <w:tblStylePr w:type="lastRow">
       <w:rPr>
+        <w:rFonts w:eastAsia="黑体"/>
         <w:b/>
         <w:bCs/>
         <w:i w:val="0"/>
@@ -12377,6 +12985,7 @@
     </w:tblStylePr>
     <w:tblStylePr w:type="firstCol">
       <w:rPr>
+        <w:rFonts w:eastAsia="黑体"/>
         <w:b/>
         <w:bCs/>
         <w:i w:val="0"/>
@@ -12396,6 +13005,7 @@
     </w:tblStylePr>
     <w:tblStylePr w:type="lastCol">
       <w:rPr>
+        <w:rFonts w:eastAsia="黑体"/>
         <w:b/>
         <w:bCs/>
         <w:i w:val="0"/>
@@ -12476,6 +13086,7 @@
     </w:tcPr>
     <w:tblStylePr w:type="firstRow">
       <w:rPr>
+        <w:rFonts w:eastAsia="黑体"/>
         <w:b/>
         <w:bCs/>
         <w:i w:val="0"/>
@@ -12497,6 +13108,7 @@
     </w:tblStylePr>
     <w:tblStylePr w:type="lastRow">
       <w:rPr>
+        <w:rFonts w:eastAsia="黑体"/>
         <w:b/>
         <w:bCs/>
         <w:i w:val="0"/>
@@ -12518,6 +13130,7 @@
     </w:tblStylePr>
     <w:tblStylePr w:type="firstCol">
       <w:rPr>
+        <w:rFonts w:eastAsia="黑体"/>
         <w:b/>
         <w:bCs/>
         <w:i w:val="0"/>
@@ -12537,6 +13150,7 @@
     </w:tblStylePr>
     <w:tblStylePr w:type="lastCol">
       <w:rPr>
+        <w:rFonts w:eastAsia="黑体"/>
         <w:b/>
         <w:bCs/>
         <w:i w:val="0"/>
@@ -12617,6 +13231,7 @@
     </w:tcPr>
     <w:tblStylePr w:type="firstRow">
       <w:rPr>
+        <w:rFonts w:eastAsia="黑体"/>
         <w:b/>
         <w:bCs/>
         <w:i w:val="0"/>
@@ -12638,6 +13253,7 @@
     </w:tblStylePr>
     <w:tblStylePr w:type="lastRow">
       <w:rPr>
+        <w:rFonts w:eastAsia="黑体"/>
         <w:b/>
         <w:bCs/>
         <w:i w:val="0"/>
@@ -12659,6 +13275,7 @@
     </w:tblStylePr>
     <w:tblStylePr w:type="firstCol">
       <w:rPr>
+        <w:rFonts w:eastAsia="黑体"/>
         <w:b/>
         <w:bCs/>
         <w:i w:val="0"/>
@@ -12678,6 +13295,7 @@
     </w:tblStylePr>
     <w:tblStylePr w:type="lastCol">
       <w:rPr>
+        <w:rFonts w:eastAsia="黑体"/>
         <w:b/>
         <w:bCs/>
         <w:i w:val="0"/>
@@ -12758,6 +13376,7 @@
     </w:tcPr>
     <w:tblStylePr w:type="firstRow">
       <w:rPr>
+        <w:rFonts w:eastAsia="黑体"/>
         <w:b/>
         <w:bCs/>
         <w:i w:val="0"/>
@@ -12779,6 +13398,7 @@
     </w:tblStylePr>
     <w:tblStylePr w:type="lastRow">
       <w:rPr>
+        <w:rFonts w:eastAsia="黑体"/>
         <w:b/>
         <w:bCs/>
         <w:i w:val="0"/>
@@ -12800,6 +13420,7 @@
     </w:tblStylePr>
     <w:tblStylePr w:type="firstCol">
       <w:rPr>
+        <w:rFonts w:eastAsia="黑体"/>
         <w:b/>
         <w:bCs/>
         <w:i w:val="0"/>
@@ -12819,6 +13440,7 @@
     </w:tblStylePr>
     <w:tblStylePr w:type="lastCol">
       <w:rPr>
+        <w:rFonts w:eastAsia="黑体"/>
         <w:b/>
         <w:bCs/>
         <w:i w:val="0"/>
@@ -12876,6 +13498,7 @@
       <w:spacing w:after="0" w:line="240" w:lineRule="auto"/>
     </w:pPr>
     <w:rPr>
+      <w:rFonts w:eastAsia="黑体"/>
       <w:color w:themeColor="background1" w:val="FFFFFF"/>
     </w:rPr>
     <w:tblPr>
@@ -12894,6 +13517,7 @@
     </w:tcPr>
     <w:tblStylePr w:type="firstRow">
       <w:rPr>
+        <w:rFonts w:eastAsia="黑体"/>
         <w:b/>
         <w:bCs/>
       </w:rPr>
@@ -12990,6 +13614,7 @@
       <w:spacing w:after="0" w:line="240" w:lineRule="auto"/>
     </w:pPr>
     <w:rPr>
+      <w:rFonts w:eastAsia="黑体"/>
       <w:color w:themeColor="background1" w:val="FFFFFF"/>
     </w:rPr>
     <w:tblPr>
@@ -13008,6 +13633,7 @@
     </w:tcPr>
     <w:tblStylePr w:type="firstRow">
       <w:rPr>
+        <w:rFonts w:eastAsia="黑体"/>
         <w:b/>
         <w:bCs/>
       </w:rPr>
@@ -13104,6 +13730,7 @@
       <w:spacing w:after="0" w:line="240" w:lineRule="auto"/>
     </w:pPr>
     <w:rPr>
+      <w:rFonts w:eastAsia="黑体"/>
       <w:color w:themeColor="background1" w:val="FFFFFF"/>
     </w:rPr>
     <w:tblPr>
@@ -13122,6 +13749,7 @@
     </w:tcPr>
     <w:tblStylePr w:type="firstRow">
       <w:rPr>
+        <w:rFonts w:eastAsia="黑体"/>
         <w:b/>
         <w:bCs/>
       </w:rPr>
@@ -13218,6 +13846,7 @@
       <w:spacing w:after="0" w:line="240" w:lineRule="auto"/>
     </w:pPr>
     <w:rPr>
+      <w:rFonts w:eastAsia="黑体"/>
       <w:color w:themeColor="background1" w:val="FFFFFF"/>
     </w:rPr>
     <w:tblPr>
@@ -13236,6 +13865,7 @@
     </w:tcPr>
     <w:tblStylePr w:type="firstRow">
       <w:rPr>
+        <w:rFonts w:eastAsia="黑体"/>
         <w:b/>
         <w:bCs/>
       </w:rPr>
@@ -13332,6 +13962,7 @@
       <w:spacing w:after="0" w:line="240" w:lineRule="auto"/>
     </w:pPr>
     <w:rPr>
+      <w:rFonts w:eastAsia="黑体"/>
       <w:color w:themeColor="background1" w:val="FFFFFF"/>
     </w:rPr>
     <w:tblPr>
@@ -13350,6 +13981,7 @@
     </w:tcPr>
     <w:tblStylePr w:type="firstRow">
       <w:rPr>
+        <w:rFonts w:eastAsia="黑体"/>
         <w:b/>
         <w:bCs/>
       </w:rPr>
@@ -13446,6 +14078,7 @@
       <w:spacing w:after="0" w:line="240" w:lineRule="auto"/>
     </w:pPr>
     <w:rPr>
+      <w:rFonts w:eastAsia="黑体"/>
       <w:color w:themeColor="background1" w:val="FFFFFF"/>
     </w:rPr>
     <w:tblPr>
@@ -13464,6 +14097,7 @@
     </w:tcPr>
     <w:tblStylePr w:type="firstRow">
       <w:rPr>
+        <w:rFonts w:eastAsia="黑体"/>
         <w:b/>
         <w:bCs/>
       </w:rPr>
@@ -13560,6 +14194,7 @@
       <w:spacing w:after="0" w:line="240" w:lineRule="auto"/>
     </w:pPr>
     <w:rPr>
+      <w:rFonts w:eastAsia="黑体"/>
       <w:color w:themeColor="background1" w:val="FFFFFF"/>
     </w:rPr>
     <w:tblPr>
@@ -13578,6 +14213,7 @@
     </w:tcPr>
     <w:tblStylePr w:type="firstRow">
       <w:rPr>
+        <w:rFonts w:eastAsia="黑体"/>
         <w:b/>
         <w:bCs/>
       </w:rPr>
@@ -13674,6 +14310,7 @@
       <w:spacing w:after="0" w:line="240" w:lineRule="auto"/>
     </w:pPr>
     <w:rPr>
+      <w:rFonts w:eastAsia="黑体"/>
       <w:color w:themeColor="text1" w:val="000000"/>
     </w:rPr>
     <w:tblPr>
@@ -13700,6 +14337,7 @@
     </w:tcPr>
     <w:tblStylePr w:type="firstRow">
       <w:rPr>
+        <w:rFonts w:eastAsia="黑体"/>
         <w:b/>
         <w:bCs/>
       </w:rPr>
@@ -13718,6 +14356,7 @@
     </w:tblStylePr>
     <w:tblStylePr w:type="lastRow">
       <w:rPr>
+        <w:rFonts w:eastAsia="黑体"/>
         <w:b/>
         <w:bCs/>
         <w:color w:themeColor="background1" w:val="FFFFFF"/>
@@ -13732,6 +14371,7 @@
     </w:tblStylePr>
     <w:tblStylePr w:type="firstCol">
       <w:rPr>
+        <w:rFonts w:eastAsia="黑体"/>
         <w:color w:themeColor="background1" w:val="FFFFFF"/>
       </w:rPr>
       <w:tblPr/>
@@ -13749,6 +14389,7 @@
     </w:tblStylePr>
     <w:tblStylePr w:type="lastCol">
       <w:rPr>
+        <w:rFonts w:eastAsia="黑体"/>
         <w:color w:themeColor="background1" w:val="FFFFFF"/>
       </w:rPr>
       <w:tblPr/>
@@ -13778,11 +14419,13 @@
     </w:tblStylePr>
     <w:tblStylePr w:type="neCell">
       <w:rPr>
+        <w:rFonts w:eastAsia="黑体"/>
         <w:color w:themeColor="text1" w:val="000000"/>
       </w:rPr>
     </w:tblStylePr>
     <w:tblStylePr w:type="nwCell">
       <w:rPr>
+        <w:rFonts w:eastAsia="黑体"/>
         <w:color w:themeColor="text1" w:val="000000"/>
       </w:rPr>
     </w:tblStylePr>
@@ -13796,6 +14439,7 @@
       <w:spacing w:after="0" w:line="240" w:lineRule="auto"/>
     </w:pPr>
     <w:rPr>
+      <w:rFonts w:eastAsia="黑体"/>
       <w:color w:themeColor="text1" w:val="000000"/>
     </w:rPr>
     <w:tblPr>
@@ -13822,6 +14466,7 @@
     </w:tcPr>
     <w:tblStylePr w:type="firstRow">
       <w:rPr>
+        <w:rFonts w:eastAsia="黑体"/>
         <w:b/>
         <w:bCs/>
       </w:rPr>
@@ -13840,6 +14485,7 @@
     </w:tblStylePr>
     <w:tblStylePr w:type="lastRow">
       <w:rPr>
+        <w:rFonts w:eastAsia="黑体"/>
         <w:b/>
         <w:bCs/>
         <w:color w:themeColor="background1" w:val="FFFFFF"/>
@@ -13854,6 +14500,7 @@
     </w:tblStylePr>
     <w:tblStylePr w:type="firstCol">
       <w:rPr>
+        <w:rFonts w:eastAsia="黑体"/>
         <w:color w:themeColor="background1" w:val="FFFFFF"/>
       </w:rPr>
       <w:tblPr/>
@@ -13871,6 +14518,7 @@
     </w:tblStylePr>
     <w:tblStylePr w:type="lastCol">
       <w:rPr>
+        <w:rFonts w:eastAsia="黑体"/>
         <w:color w:themeColor="background1" w:val="FFFFFF"/>
       </w:rPr>
       <w:tblPr/>
@@ -13900,11 +14548,13 @@
     </w:tblStylePr>
     <w:tblStylePr w:type="neCell">
       <w:rPr>
+        <w:rFonts w:eastAsia="黑体"/>
         <w:color w:themeColor="text1" w:val="000000"/>
       </w:rPr>
     </w:tblStylePr>
     <w:tblStylePr w:type="nwCell">
       <w:rPr>
+        <w:rFonts w:eastAsia="黑体"/>
         <w:color w:themeColor="text1" w:val="000000"/>
       </w:rPr>
     </w:tblStylePr>
@@ -13918,6 +14568,7 @@
       <w:spacing w:after="0" w:line="240" w:lineRule="auto"/>
     </w:pPr>
     <w:rPr>
+      <w:rFonts w:eastAsia="黑体"/>
       <w:color w:themeColor="text1" w:val="000000"/>
     </w:rPr>
     <w:tblPr>
@@ -13944,6 +14595,7 @@
     </w:tcPr>
     <w:tblStylePr w:type="firstRow">
       <w:rPr>
+        <w:rFonts w:eastAsia="黑体"/>
         <w:b/>
         <w:bCs/>
       </w:rPr>
@@ -13962,6 +14614,7 @@
     </w:tblStylePr>
     <w:tblStylePr w:type="lastRow">
       <w:rPr>
+        <w:rFonts w:eastAsia="黑体"/>
         <w:b/>
         <w:bCs/>
         <w:color w:themeColor="background1" w:val="FFFFFF"/>
@@ -13976,6 +14629,7 @@
     </w:tblStylePr>
     <w:tblStylePr w:type="firstCol">
       <w:rPr>
+        <w:rFonts w:eastAsia="黑体"/>
         <w:color w:themeColor="background1" w:val="FFFFFF"/>
       </w:rPr>
       <w:tblPr/>
@@ -13993,6 +14647,7 @@
     </w:tblStylePr>
     <w:tblStylePr w:type="lastCol">
       <w:rPr>
+        <w:rFonts w:eastAsia="黑体"/>
         <w:color w:themeColor="background1" w:val="FFFFFF"/>
       </w:rPr>
       <w:tblPr/>
@@ -14022,11 +14677,13 @@
     </w:tblStylePr>
     <w:tblStylePr w:type="neCell">
       <w:rPr>
+        <w:rFonts w:eastAsia="黑体"/>
         <w:color w:themeColor="text1" w:val="000000"/>
       </w:rPr>
     </w:tblStylePr>
     <w:tblStylePr w:type="nwCell">
       <w:rPr>
+        <w:rFonts w:eastAsia="黑体"/>
         <w:color w:themeColor="text1" w:val="000000"/>
       </w:rPr>
     </w:tblStylePr>
@@ -14040,6 +14697,7 @@
       <w:spacing w:after="0" w:line="240" w:lineRule="auto"/>
     </w:pPr>
     <w:rPr>
+      <w:rFonts w:eastAsia="黑体"/>
       <w:color w:themeColor="text1" w:val="000000"/>
     </w:rPr>
     <w:tblPr>
@@ -14066,6 +14724,7 @@
     </w:tcPr>
     <w:tblStylePr w:type="firstRow">
       <w:rPr>
+        <w:rFonts w:eastAsia="黑体"/>
         <w:b/>
         <w:bCs/>
       </w:rPr>
@@ -14084,6 +14743,7 @@
     </w:tblStylePr>
     <w:tblStylePr w:type="lastRow">
       <w:rPr>
+        <w:rFonts w:eastAsia="黑体"/>
         <w:b/>
         <w:bCs/>
         <w:color w:themeColor="background1" w:val="FFFFFF"/>
@@ -14098,6 +14758,7 @@
     </w:tblStylePr>
     <w:tblStylePr w:type="firstCol">
       <w:rPr>
+        <w:rFonts w:eastAsia="黑体"/>
         <w:color w:themeColor="background1" w:val="FFFFFF"/>
       </w:rPr>
       <w:tblPr/>
@@ -14115,6 +14776,7 @@
     </w:tblStylePr>
     <w:tblStylePr w:type="lastCol">
       <w:rPr>
+        <w:rFonts w:eastAsia="黑体"/>
         <w:color w:themeColor="background1" w:val="FFFFFF"/>
       </w:rPr>
       <w:tblPr/>
@@ -14152,6 +14814,7 @@
       <w:spacing w:after="0" w:line="240" w:lineRule="auto"/>
     </w:pPr>
     <w:rPr>
+      <w:rFonts w:eastAsia="黑体"/>
       <w:color w:themeColor="text1" w:val="000000"/>
     </w:rPr>
     <w:tblPr>
@@ -14178,6 +14841,7 @@
     </w:tcPr>
     <w:tblStylePr w:type="firstRow">
       <w:rPr>
+        <w:rFonts w:eastAsia="黑体"/>
         <w:b/>
         <w:bCs/>
       </w:rPr>
@@ -14196,6 +14860,7 @@
     </w:tblStylePr>
     <w:tblStylePr w:type="lastRow">
       <w:rPr>
+        <w:rFonts w:eastAsia="黑体"/>
         <w:b/>
         <w:bCs/>
         <w:color w:themeColor="background1" w:val="FFFFFF"/>
@@ -14210,6 +14875,7 @@
     </w:tblStylePr>
     <w:tblStylePr w:type="firstCol">
       <w:rPr>
+        <w:rFonts w:eastAsia="黑体"/>
         <w:color w:themeColor="background1" w:val="FFFFFF"/>
       </w:rPr>
       <w:tblPr/>
@@ -14227,6 +14893,7 @@
     </w:tblStylePr>
     <w:tblStylePr w:type="lastCol">
       <w:rPr>
+        <w:rFonts w:eastAsia="黑体"/>
         <w:color w:themeColor="background1" w:val="FFFFFF"/>
       </w:rPr>
       <w:tblPr/>
@@ -14256,11 +14923,13 @@
     </w:tblStylePr>
     <w:tblStylePr w:type="neCell">
       <w:rPr>
+        <w:rFonts w:eastAsia="黑体"/>
         <w:color w:themeColor="text1" w:val="000000"/>
       </w:rPr>
     </w:tblStylePr>
     <w:tblStylePr w:type="nwCell">
       <w:rPr>
+        <w:rFonts w:eastAsia="黑体"/>
         <w:color w:themeColor="text1" w:val="000000"/>
       </w:rPr>
     </w:tblStylePr>
@@ -14274,6 +14943,7 @@
       <w:spacing w:after="0" w:line="240" w:lineRule="auto"/>
     </w:pPr>
     <w:rPr>
+      <w:rFonts w:eastAsia="黑体"/>
       <w:color w:themeColor="text1" w:val="000000"/>
     </w:rPr>
     <w:tblPr>
@@ -14300,6 +14970,7 @@
     </w:tcPr>
     <w:tblStylePr w:type="firstRow">
       <w:rPr>
+        <w:rFonts w:eastAsia="黑体"/>
         <w:b/>
         <w:bCs/>
       </w:rPr>
@@ -14318,6 +14989,7 @@
     </w:tblStylePr>
     <w:tblStylePr w:type="lastRow">
       <w:rPr>
+        <w:rFonts w:eastAsia="黑体"/>
         <w:b/>
         <w:bCs/>
         <w:color w:themeColor="background1" w:val="FFFFFF"/>
@@ -14332,6 +15004,7 @@
     </w:tblStylePr>
     <w:tblStylePr w:type="firstCol">
       <w:rPr>
+        <w:rFonts w:eastAsia="黑体"/>
         <w:color w:themeColor="background1" w:val="FFFFFF"/>
       </w:rPr>
       <w:tblPr/>
@@ -14349,6 +15022,7 @@
     </w:tblStylePr>
     <w:tblStylePr w:type="lastCol">
       <w:rPr>
+        <w:rFonts w:eastAsia="黑体"/>
         <w:color w:themeColor="background1" w:val="FFFFFF"/>
       </w:rPr>
       <w:tblPr/>
@@ -14378,11 +15052,13 @@
     </w:tblStylePr>
     <w:tblStylePr w:type="neCell">
       <w:rPr>
+        <w:rFonts w:eastAsia="黑体"/>
         <w:color w:themeColor="text1" w:val="000000"/>
       </w:rPr>
     </w:tblStylePr>
     <w:tblStylePr w:type="nwCell">
       <w:rPr>
+        <w:rFonts w:eastAsia="黑体"/>
         <w:color w:themeColor="text1" w:val="000000"/>
       </w:rPr>
     </w:tblStylePr>
@@ -14396,6 +15072,7 @@
       <w:spacing w:after="0" w:line="240" w:lineRule="auto"/>
     </w:pPr>
     <w:rPr>
+      <w:rFonts w:eastAsia="黑体"/>
       <w:color w:themeColor="text1" w:val="000000"/>
     </w:rPr>
     <w:tblPr>
@@ -14422,6 +15099,7 @@
     </w:tcPr>
     <w:tblStylePr w:type="firstRow">
       <w:rPr>
+        <w:rFonts w:eastAsia="黑体"/>
         <w:b/>
         <w:bCs/>
       </w:rPr>
@@ -14440,6 +15118,7 @@
     </w:tblStylePr>
     <w:tblStylePr w:type="lastRow">
       <w:rPr>
+        <w:rFonts w:eastAsia="黑体"/>
         <w:b/>
         <w:bCs/>
         <w:color w:themeColor="background1" w:val="FFFFFF"/>
@@ -14454,6 +15133,7 @@
     </w:tblStylePr>
     <w:tblStylePr w:type="firstCol">
       <w:rPr>
+        <w:rFonts w:eastAsia="黑体"/>
         <w:color w:themeColor="background1" w:val="FFFFFF"/>
       </w:rPr>
       <w:tblPr/>
@@ -14471,6 +15151,7 @@
     </w:tblStylePr>
     <w:tblStylePr w:type="lastCol">
       <w:rPr>
+        <w:rFonts w:eastAsia="黑体"/>
         <w:color w:themeColor="background1" w:val="FFFFFF"/>
       </w:rPr>
       <w:tblPr/>
@@ -14500,11 +15181,13 @@
     </w:tblStylePr>
     <w:tblStylePr w:type="neCell">
       <w:rPr>
+        <w:rFonts w:eastAsia="黑体"/>
         <w:color w:themeColor="text1" w:val="000000"/>
       </w:rPr>
     </w:tblStylePr>
     <w:tblStylePr w:type="nwCell">
       <w:rPr>
+        <w:rFonts w:eastAsia="黑体"/>
         <w:color w:themeColor="text1" w:val="000000"/>
       </w:rPr>
     </w:tblStylePr>
@@ -14518,6 +15201,7 @@
       <w:spacing w:after="0" w:line="240" w:lineRule="auto"/>
     </w:pPr>
     <w:rPr>
+      <w:rFonts w:eastAsia="黑体"/>
       <w:color w:themeColor="text1" w:val="000000"/>
     </w:rPr>
     <w:tblPr>
@@ -14536,6 +15220,7 @@
     </w:tcPr>
     <w:tblStylePr w:type="firstRow">
       <w:rPr>
+        <w:rFonts w:eastAsia="黑体"/>
         <w:b/>
         <w:bCs/>
         <w:color w:themeColor="background1" w:val="FFFFFF"/>
@@ -14550,6 +15235,7 @@
     </w:tblStylePr>
     <w:tblStylePr w:type="lastRow">
       <w:rPr>
+        <w:rFonts w:eastAsia="黑体"/>
         <w:b/>
         <w:bCs/>
         <w:color w:themeColor="accent2" w:themeShade="CC" w:val="9E3A38"/>
@@ -14564,12 +15250,14 @@
     </w:tblStylePr>
     <w:tblStylePr w:type="firstCol">
       <w:rPr>
+        <w:rFonts w:eastAsia="黑体"/>
         <w:b/>
         <w:bCs/>
       </w:rPr>
     </w:tblStylePr>
     <w:tblStylePr w:type="lastCol">
       <w:rPr>
+        <w:rFonts w:eastAsia="黑体"/>
         <w:b/>
         <w:bCs/>
       </w:rPr>
@@ -14604,6 +15292,7 @@
       <w:spacing w:after="0" w:line="240" w:lineRule="auto"/>
     </w:pPr>
     <w:rPr>
+      <w:rFonts w:eastAsia="黑体"/>
       <w:color w:themeColor="text1" w:val="000000"/>
     </w:rPr>
     <w:tblPr>
@@ -14622,6 +15311,7 @@
     </w:tcPr>
     <w:tblStylePr w:type="firstRow">
       <w:rPr>
+        <w:rFonts w:eastAsia="黑体"/>
         <w:b/>
         <w:bCs/>
         <w:color w:themeColor="background1" w:val="FFFFFF"/>
@@ -14636,6 +15326,7 @@
     </w:tblStylePr>
     <w:tblStylePr w:type="lastRow">
       <w:rPr>
+        <w:rFonts w:eastAsia="黑体"/>
         <w:b/>
         <w:bCs/>
         <w:color w:themeColor="accent2" w:themeShade="CC" w:val="9E3A38"/>
@@ -14650,12 +15341,14 @@
     </w:tblStylePr>
     <w:tblStylePr w:type="firstCol">
       <w:rPr>
+        <w:rFonts w:eastAsia="黑体"/>
         <w:b/>
         <w:bCs/>
       </w:rPr>
     </w:tblStylePr>
     <w:tblStylePr w:type="lastCol">
       <w:rPr>
+        <w:rFonts w:eastAsia="黑体"/>
         <w:b/>
         <w:bCs/>
       </w:rPr>
@@ -14690,6 +15383,7 @@
       <w:spacing w:after="0" w:line="240" w:lineRule="auto"/>
     </w:pPr>
     <w:rPr>
+      <w:rFonts w:eastAsia="黑体"/>
       <w:color w:themeColor="text1" w:val="000000"/>
     </w:rPr>
     <w:tblPr>
@@ -14708,6 +15402,7 @@
     </w:tcPr>
     <w:tblStylePr w:type="firstRow">
       <w:rPr>
+        <w:rFonts w:eastAsia="黑体"/>
         <w:b/>
         <w:bCs/>
         <w:color w:themeColor="background1" w:val="FFFFFF"/>
@@ -14722,6 +15417,7 @@
     </w:tblStylePr>
     <w:tblStylePr w:type="lastRow">
       <w:rPr>
+        <w:rFonts w:eastAsia="黑体"/>
         <w:b/>
         <w:bCs/>
         <w:color w:themeColor="accent2" w:themeShade="CC" w:val="9E3A38"/>
@@ -14736,12 +15432,14 @@
     </w:tblStylePr>
     <w:tblStylePr w:type="firstCol">
       <w:rPr>
+        <w:rFonts w:eastAsia="黑体"/>
         <w:b/>
         <w:bCs/>
       </w:rPr>
     </w:tblStylePr>
     <w:tblStylePr w:type="lastCol">
       <w:rPr>
+        <w:rFonts w:eastAsia="黑体"/>
         <w:b/>
         <w:bCs/>
       </w:rPr>
@@ -14776,6 +15474,7 @@
       <w:spacing w:after="0" w:line="240" w:lineRule="auto"/>
     </w:pPr>
     <w:rPr>
+      <w:rFonts w:eastAsia="黑体"/>
       <w:color w:themeColor="text1" w:val="000000"/>
     </w:rPr>
     <w:tblPr>
@@ -14794,6 +15493,7 @@
     </w:tcPr>
     <w:tblStylePr w:type="firstRow">
       <w:rPr>
+        <w:rFonts w:eastAsia="黑体"/>
         <w:b/>
         <w:bCs/>
         <w:color w:themeColor="background1" w:val="FFFFFF"/>
@@ -14808,6 +15508,7 @@
     </w:tblStylePr>
     <w:tblStylePr w:type="lastRow">
       <w:rPr>
+        <w:rFonts w:eastAsia="黑体"/>
         <w:b/>
         <w:bCs/>
         <w:color w:themeColor="accent4" w:themeShade="CC" w:val="664E82"/>
@@ -14822,12 +15523,14 @@
     </w:tblStylePr>
     <w:tblStylePr w:type="firstCol">
       <w:rPr>
+        <w:rFonts w:eastAsia="黑体"/>
         <w:b/>
         <w:bCs/>
       </w:rPr>
     </w:tblStylePr>
     <w:tblStylePr w:type="lastCol">
       <w:rPr>
+        <w:rFonts w:eastAsia="黑体"/>
         <w:b/>
         <w:bCs/>
       </w:rPr>
@@ -14862,6 +15565,7 @@
       <w:spacing w:after="0" w:line="240" w:lineRule="auto"/>
     </w:pPr>
     <w:rPr>
+      <w:rFonts w:eastAsia="黑体"/>
       <w:color w:themeColor="text1" w:val="000000"/>
     </w:rPr>
     <w:tblPr>
@@ -14880,6 +15584,7 @@
     </w:tcPr>
     <w:tblStylePr w:type="firstRow">
       <w:rPr>
+        <w:rFonts w:eastAsia="黑体"/>
         <w:b/>
         <w:bCs/>
         <w:color w:themeColor="background1" w:val="FFFFFF"/>
@@ -14894,6 +15599,7 @@
     </w:tblStylePr>
     <w:tblStylePr w:type="lastRow">
       <w:rPr>
+        <w:rFonts w:eastAsia="黑体"/>
         <w:b/>
         <w:bCs/>
         <w:color w:themeColor="accent3" w:themeShade="CC" w:val="7E9C40"/>
@@ -14908,12 +15614,14 @@
     </w:tblStylePr>
     <w:tblStylePr w:type="firstCol">
       <w:rPr>
+        <w:rFonts w:eastAsia="黑体"/>
         <w:b/>
         <w:bCs/>
       </w:rPr>
     </w:tblStylePr>
     <w:tblStylePr w:type="lastCol">
       <w:rPr>
+        <w:rFonts w:eastAsia="黑体"/>
         <w:b/>
         <w:bCs/>
       </w:rPr>
@@ -14948,6 +15656,7 @@
       <w:spacing w:after="0" w:line="240" w:lineRule="auto"/>
     </w:pPr>
     <w:rPr>
+      <w:rFonts w:eastAsia="黑体"/>
       <w:color w:themeColor="text1" w:val="000000"/>
     </w:rPr>
     <w:tblPr>
@@ -14966,6 +15675,7 @@
     </w:tcPr>
     <w:tblStylePr w:type="firstRow">
       <w:rPr>
+        <w:rFonts w:eastAsia="黑体"/>
         <w:b/>
         <w:bCs/>
         <w:color w:themeColor="background1" w:val="FFFFFF"/>
@@ -14980,6 +15690,7 @@
     </w:tblStylePr>
     <w:tblStylePr w:type="lastRow">
       <w:rPr>
+        <w:rFonts w:eastAsia="黑体"/>
         <w:b/>
         <w:bCs/>
         <w:color w:themeColor="accent6" w:themeShade="CC" w:val="F2730A"/>
@@ -14994,12 +15705,14 @@
     </w:tblStylePr>
     <w:tblStylePr w:type="firstCol">
       <w:rPr>
+        <w:rFonts w:eastAsia="黑体"/>
         <w:b/>
         <w:bCs/>
       </w:rPr>
     </w:tblStylePr>
     <w:tblStylePr w:type="lastCol">
       <w:rPr>
+        <w:rFonts w:eastAsia="黑体"/>
         <w:b/>
         <w:bCs/>
       </w:rPr>
@@ -15034,6 +15747,7 @@
       <w:spacing w:after="0" w:line="240" w:lineRule="auto"/>
     </w:pPr>
     <w:rPr>
+      <w:rFonts w:eastAsia="黑体"/>
       <w:color w:themeColor="text1" w:val="000000"/>
     </w:rPr>
     <w:tblPr>
@@ -15052,6 +15766,7 @@
     </w:tcPr>
     <w:tblStylePr w:type="firstRow">
       <w:rPr>
+        <w:rFonts w:eastAsia="黑体"/>
         <w:b/>
         <w:bCs/>
         <w:color w:themeColor="background1" w:val="FFFFFF"/>
@@ -15066,6 +15781,7 @@
     </w:tblStylePr>
     <w:tblStylePr w:type="lastRow">
       <w:rPr>
+        <w:rFonts w:eastAsia="黑体"/>
         <w:b/>
         <w:bCs/>
         <w:color w:themeColor="accent5" w:themeShade="CC" w:val="348DA5"/>
@@ -15080,12 +15796,14 @@
     </w:tblStylePr>
     <w:tblStylePr w:type="firstCol">
       <w:rPr>
+        <w:rFonts w:eastAsia="黑体"/>
         <w:b/>
         <w:bCs/>
       </w:rPr>
     </w:tblStylePr>
     <w:tblStylePr w:type="lastCol">
       <w:rPr>
+        <w:rFonts w:eastAsia="黑体"/>
         <w:b/>
         <w:bCs/>
       </w:rPr>
@@ -15120,6 +15838,7 @@
       <w:spacing w:after="0" w:line="240" w:lineRule="auto"/>
     </w:pPr>
     <w:rPr>
+      <w:rFonts w:eastAsia="黑体"/>
       <w:color w:themeColor="text1" w:val="000000"/>
     </w:rPr>
     <w:tblPr>
@@ -15141,6 +15860,7 @@
     </w:tcPr>
     <w:tblStylePr w:type="firstRow">
       <w:rPr>
+        <w:rFonts w:eastAsia="黑体"/>
         <w:b/>
         <w:bCs/>
       </w:rPr>
@@ -15151,6 +15871,7 @@
     </w:tblStylePr>
     <w:tblStylePr w:type="lastRow">
       <w:rPr>
+        <w:rFonts w:eastAsia="黑体"/>
         <w:b/>
         <w:bCs/>
         <w:color w:themeColor="text1" w:val="000000"/>
@@ -15162,6 +15883,7 @@
     </w:tblStylePr>
     <w:tblStylePr w:type="firstCol">
       <w:rPr>
+        <w:rFonts w:eastAsia="黑体"/>
         <w:color w:themeColor="background1" w:val="FFFFFF"/>
       </w:rPr>
       <w:tblPr/>
@@ -15171,6 +15893,7 @@
     </w:tblStylePr>
     <w:tblStylePr w:type="lastCol">
       <w:rPr>
+        <w:rFonts w:eastAsia="黑体"/>
         <w:color w:themeColor="background1" w:val="FFFFFF"/>
       </w:rPr>
       <w:tblPr/>
@@ -15200,6 +15923,7 @@
       <w:spacing w:after="0" w:line="240" w:lineRule="auto"/>
     </w:pPr>
     <w:rPr>
+      <w:rFonts w:eastAsia="黑体"/>
       <w:color w:themeColor="text1" w:val="000000"/>
     </w:rPr>
     <w:tblPr>
@@ -15221,6 +15945,7 @@
     </w:tcPr>
     <w:tblStylePr w:type="firstRow">
       <w:rPr>
+        <w:rFonts w:eastAsia="黑体"/>
         <w:b/>
         <w:bCs/>
       </w:rPr>
@@ -15231,6 +15956,7 @@
     </w:tblStylePr>
     <w:tblStylePr w:type="lastRow">
       <w:rPr>
+        <w:rFonts w:eastAsia="黑体"/>
         <w:b/>
         <w:bCs/>
         <w:color w:themeColor="text1" w:val="000000"/>
@@ -15242,6 +15968,7 @@
     </w:tblStylePr>
     <w:tblStylePr w:type="firstCol">
       <w:rPr>
+        <w:rFonts w:eastAsia="黑体"/>
         <w:color w:themeColor="background1" w:val="FFFFFF"/>
       </w:rPr>
       <w:tblPr/>
@@ -15251,6 +15978,7 @@
     </w:tblStylePr>
     <w:tblStylePr w:type="lastCol">
       <w:rPr>
+        <w:rFonts w:eastAsia="黑体"/>
         <w:color w:themeColor="background1" w:val="FFFFFF"/>
       </w:rPr>
       <w:tblPr/>
@@ -15280,6 +16008,7 @@
       <w:spacing w:after="0" w:line="240" w:lineRule="auto"/>
     </w:pPr>
     <w:rPr>
+      <w:rFonts w:eastAsia="黑体"/>
       <w:color w:themeColor="text1" w:val="000000"/>
     </w:rPr>
     <w:tblPr>
@@ -15301,6 +16030,7 @@
     </w:tcPr>
     <w:tblStylePr w:type="firstRow">
       <w:rPr>
+        <w:rFonts w:eastAsia="黑体"/>
         <w:b/>
         <w:bCs/>
       </w:rPr>
@@ -15311,6 +16041,7 @@
     </w:tblStylePr>
     <w:tblStylePr w:type="lastRow">
       <w:rPr>
+        <w:rFonts w:eastAsia="黑体"/>
         <w:b/>
         <w:bCs/>
         <w:color w:themeColor="text1" w:val="000000"/>
@@ -15322,6 +16053,7 @@
     </w:tblStylePr>
     <w:tblStylePr w:type="firstCol">
       <w:rPr>
+        <w:rFonts w:eastAsia="黑体"/>
         <w:color w:themeColor="background1" w:val="FFFFFF"/>
       </w:rPr>
       <w:tblPr/>
@@ -15331,6 +16063,7 @@
     </w:tblStylePr>
     <w:tblStylePr w:type="lastCol">
       <w:rPr>
+        <w:rFonts w:eastAsia="黑体"/>
         <w:color w:themeColor="background1" w:val="FFFFFF"/>
       </w:rPr>
       <w:tblPr/>
@@ -15360,6 +16093,7 @@
       <w:spacing w:after="0" w:line="240" w:lineRule="auto"/>
     </w:pPr>
     <w:rPr>
+      <w:rFonts w:eastAsia="黑体"/>
       <w:color w:themeColor="text1" w:val="000000"/>
     </w:rPr>
     <w:tblPr>
@@ -15381,6 +16115,7 @@
     </w:tcPr>
     <w:tblStylePr w:type="firstRow">
       <w:rPr>
+        <w:rFonts w:eastAsia="黑体"/>
         <w:b/>
         <w:bCs/>
       </w:rPr>
@@ -15391,6 +16126,7 @@
     </w:tblStylePr>
     <w:tblStylePr w:type="lastRow">
       <w:rPr>
+        <w:rFonts w:eastAsia="黑体"/>
         <w:b/>
         <w:bCs/>
         <w:color w:themeColor="text1" w:val="000000"/>
@@ -15402,6 +16138,7 @@
     </w:tblStylePr>
     <w:tblStylePr w:type="firstCol">
       <w:rPr>
+        <w:rFonts w:eastAsia="黑体"/>
         <w:color w:themeColor="background1" w:val="FFFFFF"/>
       </w:rPr>
       <w:tblPr/>
@@ -15411,6 +16148,7 @@
     </w:tblStylePr>
     <w:tblStylePr w:type="lastCol">
       <w:rPr>
+        <w:rFonts w:eastAsia="黑体"/>
         <w:color w:themeColor="background1" w:val="FFFFFF"/>
       </w:rPr>
       <w:tblPr/>
@@ -15440,6 +16178,7 @@
       <w:spacing w:after="0" w:line="240" w:lineRule="auto"/>
     </w:pPr>
     <w:rPr>
+      <w:rFonts w:eastAsia="黑体"/>
       <w:color w:themeColor="text1" w:val="000000"/>
     </w:rPr>
     <w:tblPr>
@@ -15461,6 +16200,7 @@
     </w:tcPr>
     <w:tblStylePr w:type="firstRow">
       <w:rPr>
+        <w:rFonts w:eastAsia="黑体"/>
         <w:b/>
         <w:bCs/>
       </w:rPr>
@@ -15471,6 +16211,7 @@
     </w:tblStylePr>
     <w:tblStylePr w:type="lastRow">
       <w:rPr>
+        <w:rFonts w:eastAsia="黑体"/>
         <w:b/>
         <w:bCs/>
         <w:color w:themeColor="text1" w:val="000000"/>
@@ -15482,6 +16223,7 @@
     </w:tblStylePr>
     <w:tblStylePr w:type="firstCol">
       <w:rPr>
+        <w:rFonts w:eastAsia="黑体"/>
         <w:color w:themeColor="background1" w:val="FFFFFF"/>
       </w:rPr>
       <w:tblPr/>
@@ -15491,6 +16233,7 @@
     </w:tblStylePr>
     <w:tblStylePr w:type="lastCol">
       <w:rPr>
+        <w:rFonts w:eastAsia="黑体"/>
         <w:color w:themeColor="background1" w:val="FFFFFF"/>
       </w:rPr>
       <w:tblPr/>
@@ -15520,6 +16263,7 @@
       <w:spacing w:after="0" w:line="240" w:lineRule="auto"/>
     </w:pPr>
     <w:rPr>
+      <w:rFonts w:eastAsia="黑体"/>
       <w:color w:themeColor="text1" w:val="000000"/>
     </w:rPr>
     <w:tblPr>
@@ -15541,6 +16285,7 @@
     </w:tcPr>
     <w:tblStylePr w:type="firstRow">
       <w:rPr>
+        <w:rFonts w:eastAsia="黑体"/>
         <w:b/>
         <w:bCs/>
       </w:rPr>
@@ -15551,6 +16296,7 @@
     </w:tblStylePr>
     <w:tblStylePr w:type="lastRow">
       <w:rPr>
+        <w:rFonts w:eastAsia="黑体"/>
         <w:b/>
         <w:bCs/>
         <w:color w:themeColor="text1" w:val="000000"/>
@@ -15562,6 +16308,7 @@
     </w:tblStylePr>
     <w:tblStylePr w:type="firstCol">
       <w:rPr>
+        <w:rFonts w:eastAsia="黑体"/>
         <w:color w:themeColor="background1" w:val="FFFFFF"/>
       </w:rPr>
       <w:tblPr/>
@@ -15571,6 +16318,7 @@
     </w:tblStylePr>
     <w:tblStylePr w:type="lastCol">
       <w:rPr>
+        <w:rFonts w:eastAsia="黑体"/>
         <w:color w:themeColor="background1" w:val="FFFFFF"/>
       </w:rPr>
       <w:tblPr/>
@@ -15600,6 +16348,7 @@
       <w:spacing w:after="0" w:line="240" w:lineRule="auto"/>
     </w:pPr>
     <w:rPr>
+      <w:rFonts w:eastAsia="黑体"/>
       <w:color w:themeColor="text1" w:val="000000"/>
     </w:rPr>
     <w:tblPr>
@@ -15621,6 +16370,7 @@
     </w:tcPr>
     <w:tblStylePr w:type="firstRow">
       <w:rPr>
+        <w:rFonts w:eastAsia="黑体"/>
         <w:b/>
         <w:bCs/>
       </w:rPr>
@@ -15631,6 +16381,7 @@
     </w:tblStylePr>
     <w:tblStylePr w:type="lastRow">
       <w:rPr>
+        <w:rFonts w:eastAsia="黑体"/>
         <w:b/>
         <w:bCs/>
         <w:color w:themeColor="text1" w:val="000000"/>
@@ -15642,6 +16393,7 @@
     </w:tblStylePr>
     <w:tblStylePr w:type="firstCol">
       <w:rPr>
+        <w:rFonts w:eastAsia="黑体"/>
         <w:color w:themeColor="background1" w:val="FFFFFF"/>
       </w:rPr>
       <w:tblPr/>
@@ -15651,6 +16403,7 @@
     </w:tblStylePr>
     <w:tblStylePr w:type="lastCol">
       <w:rPr>
+        <w:rFonts w:eastAsia="黑体"/>
         <w:color w:themeColor="background1" w:val="FFFFFF"/>
       </w:rPr>
       <w:tblPr/>
@@ -15683,6 +16436,7 @@
     <w:name w:val="KeywordTok"/>
     <w:basedOn w:val="VerbatimChar"/>
     <w:rPr>
+      <w:rFonts w:eastAsia="黑体"/>
       <w:b/>
       <w:color w:val="007020"/>
     </w:rPr>
@@ -15691,6 +16445,7 @@
     <w:name w:val="DataTypeTok"/>
     <w:basedOn w:val="VerbatimChar"/>
     <w:rPr>
+      <w:rFonts w:eastAsia="黑体"/>
       <w:color w:val="902000"/>
     </w:rPr>
   </w:style>
@@ -15698,6 +16453,7 @@
     <w:name w:val="DecValTok"/>
     <w:basedOn w:val="VerbatimChar"/>
     <w:rPr>
+      <w:rFonts w:eastAsia="黑体"/>
       <w:color w:val="40a070"/>
     </w:rPr>
   </w:style>
@@ -15705,6 +16461,7 @@
     <w:name w:val="BaseNTok"/>
     <w:basedOn w:val="VerbatimChar"/>
     <w:rPr>
+      <w:rFonts w:eastAsia="黑体"/>
       <w:color w:val="40a070"/>
     </w:rPr>
   </w:style>
@@ -15712,6 +16469,7 @@
     <w:name w:val="FloatTok"/>
     <w:basedOn w:val="VerbatimChar"/>
     <w:rPr>
+      <w:rFonts w:eastAsia="黑体"/>
       <w:color w:val="40a070"/>
     </w:rPr>
   </w:style>
@@ -15719,6 +16477,7 @@
     <w:name w:val="ConstantTok"/>
     <w:basedOn w:val="VerbatimChar"/>
     <w:rPr>
+      <w:rFonts w:eastAsia="黑体"/>
       <w:color w:val="880000"/>
     </w:rPr>
   </w:style>
@@ -15726,6 +16485,7 @@
     <w:name w:val="CharTok"/>
     <w:basedOn w:val="VerbatimChar"/>
     <w:rPr>
+      <w:rFonts w:eastAsia="黑体"/>
       <w:color w:val="4070a0"/>
     </w:rPr>
   </w:style>
@@ -15733,6 +16493,7 @@
     <w:name w:val="SpecialCharTok"/>
     <w:basedOn w:val="VerbatimChar"/>
     <w:rPr>
+      <w:rFonts w:eastAsia="黑体"/>
       <w:color w:val="4070a0"/>
     </w:rPr>
   </w:style>
@@ -15740,6 +16501,7 @@
     <w:name w:val="StringTok"/>
     <w:basedOn w:val="VerbatimChar"/>
     <w:rPr>
+      <w:rFonts w:eastAsia="黑体"/>
       <w:color w:val="4070a0"/>
     </w:rPr>
   </w:style>
@@ -15747,6 +16509,7 @@
     <w:name w:val="VerbatimStringTok"/>
     <w:basedOn w:val="VerbatimChar"/>
     <w:rPr>
+      <w:rFonts w:eastAsia="黑体"/>
       <w:color w:val="4070a0"/>
     </w:rPr>
   </w:style>
@@ -15754,6 +16517,7 @@
     <w:name w:val="SpecialStringTok"/>
     <w:basedOn w:val="VerbatimChar"/>
     <w:rPr>
+      <w:rFonts w:eastAsia="黑体"/>
       <w:color w:val="bb6688"/>
     </w:rPr>
   </w:style>
@@ -15761,6 +16525,7 @@
     <w:name w:val="ImportTok"/>
     <w:basedOn w:val="VerbatimChar"/>
     <w:rPr>
+      <w:rFonts w:eastAsia="黑体"/>
       <w:b/>
       <w:color w:val="008000"/>
     </w:rPr>
@@ -15769,6 +16534,7 @@
     <w:name w:val="CommentTok"/>
     <w:basedOn w:val="VerbatimChar"/>
     <w:rPr>
+      <w:rFonts w:eastAsia="黑体"/>
       <w:i/>
       <w:color w:val="60a0b0"/>
     </w:rPr>
@@ -15777,6 +16543,7 @@
     <w:name w:val="DocumentationTok"/>
     <w:basedOn w:val="VerbatimChar"/>
     <w:rPr>
+      <w:rFonts w:eastAsia="黑体"/>
       <w:i/>
       <w:color w:val="ba2121"/>
     </w:rPr>
@@ -15785,6 +16552,7 @@
     <w:name w:val="AnnotationTok"/>
     <w:basedOn w:val="VerbatimChar"/>
     <w:rPr>
+      <w:rFonts w:eastAsia="黑体"/>
       <w:b/>
       <w:i/>
       <w:color w:val="60a0b0"/>
@@ -15794,6 +16562,7 @@
     <w:name w:val="CommentVarTok"/>
     <w:basedOn w:val="VerbatimChar"/>
     <w:rPr>
+      <w:rFonts w:eastAsia="黑体"/>
       <w:b/>
       <w:i/>
       <w:color w:val="60a0b0"/>
@@ -15803,6 +16572,7 @@
     <w:name w:val="OtherTok"/>
     <w:basedOn w:val="VerbatimChar"/>
     <w:rPr>
+      <w:rFonts w:eastAsia="黑体"/>
       <w:color w:val="007020"/>
     </w:rPr>
   </w:style>
@@ -15810,6 +16580,7 @@
     <w:name w:val="FunctionTok"/>
     <w:basedOn w:val="VerbatimChar"/>
     <w:rPr>
+      <w:rFonts w:eastAsia="黑体"/>
       <w:color w:val="06287e"/>
     </w:rPr>
   </w:style>
@@ -15817,6 +16588,7 @@
     <w:name w:val="VariableTok"/>
     <w:basedOn w:val="VerbatimChar"/>
     <w:rPr>
+      <w:rFonts w:eastAsia="黑体"/>
       <w:color w:val="19177c"/>
     </w:rPr>
   </w:style>
@@ -15824,6 +16596,7 @@
     <w:name w:val="ControlFlowTok"/>
     <w:basedOn w:val="VerbatimChar"/>
     <w:rPr>
+      <w:rFonts w:eastAsia="黑体"/>
       <w:b/>
       <w:color w:val="007020"/>
     </w:rPr>
@@ -15832,6 +16605,7 @@
     <w:name w:val="OperatorTok"/>
     <w:basedOn w:val="VerbatimChar"/>
     <w:rPr>
+      <w:rFonts w:eastAsia="黑体"/>
       <w:color w:val="666666"/>
     </w:rPr>
   </w:style>
@@ -15839,18 +16613,22 @@
     <w:name w:val="BuiltInTok"/>
     <w:basedOn w:val="VerbatimChar"/>
     <w:rPr>
+      <w:rFonts w:eastAsia="黑体"/>
       <w:color w:val="008000"/>
     </w:rPr>
   </w:style>
   <w:style w:type="character" w:customStyle="1" w:styleId="ExtensionTok">
     <w:name w:val="ExtensionTok"/>
     <w:basedOn w:val="VerbatimChar"/>
-    <w:rPr/>
+    <w:rPr>
+      <w:rFonts w:eastAsia="黑体"/>
+    </w:rPr>
   </w:style>
   <w:style w:type="character" w:customStyle="1" w:styleId="PreprocessorTok">
     <w:name w:val="PreprocessorTok"/>
     <w:basedOn w:val="VerbatimChar"/>
     <w:rPr>
+      <w:rFonts w:eastAsia="黑体"/>
       <w:color w:val="bc7a00"/>
     </w:rPr>
   </w:style>
@@ -15858,18 +16636,22 @@
     <w:name w:val="AttributeTok"/>
     <w:basedOn w:val="VerbatimChar"/>
     <w:rPr>
+      <w:rFonts w:eastAsia="黑体"/>
       <w:color w:val="7d9029"/>
     </w:rPr>
   </w:style>
   <w:style w:type="character" w:customStyle="1" w:styleId="RegionMarkerTok">
     <w:name w:val="RegionMarkerTok"/>
     <w:basedOn w:val="VerbatimChar"/>
-    <w:rPr/>
+    <w:rPr>
+      <w:rFonts w:eastAsia="黑体"/>
+    </w:rPr>
   </w:style>
   <w:style w:type="character" w:customStyle="1" w:styleId="InformationTok">
     <w:name w:val="InformationTok"/>
     <w:basedOn w:val="VerbatimChar"/>
     <w:rPr>
+      <w:rFonts w:eastAsia="黑体"/>
       <w:b/>
       <w:i/>
       <w:color w:val="60a0b0"/>
@@ -15879,6 +16661,7 @@
     <w:name w:val="WarningTok"/>
     <w:basedOn w:val="VerbatimChar"/>
     <w:rPr>
+      <w:rFonts w:eastAsia="黑体"/>
       <w:b/>
       <w:i/>
       <w:color w:val="60a0b0"/>
@@ -15888,6 +16671,7 @@
     <w:name w:val="AlertTok"/>
     <w:basedOn w:val="VerbatimChar"/>
     <w:rPr>
+      <w:rFonts w:eastAsia="黑体"/>
       <w:b/>
       <w:color w:val="ff0000"/>
     </w:rPr>
@@ -15896,6 +16680,7 @@
     <w:name w:val="ErrorTok"/>
     <w:basedOn w:val="VerbatimChar"/>
     <w:rPr>
+      <w:rFonts w:eastAsia="黑体"/>
       <w:b/>
       <w:color w:val="ff0000"/>
     </w:rPr>
@@ -15903,7 +16688,9 @@
   <w:style w:type="character" w:customStyle="1" w:styleId="NormalTok">
     <w:name w:val="NormalTok"/>
     <w:basedOn w:val="VerbatimChar"/>
-    <w:rPr/>
+    <w:rPr>
+      <w:rFonts w:eastAsia="黑体"/>
+    </w:rPr>
   </w:style>
 </w:styles>
 </file>
@@ -15952,12 +16739,12 @@
     <a:fontScheme name="Office">
       <a:majorFont>
         <a:latin typeface="Calibri"/>
-        <a:ea typeface=""/>
+        <a:ea typeface="黑体"/>
         <a:cs typeface=""/>
         <a:font script="Jpan" typeface="ＭＳ ゴシック"/>
         <a:font script="Hang" typeface="맑은 고딕"/>
-        <a:font script="Hans" typeface="宋体"/>
-        <a:font script="Hant" typeface="新細明體"/>
+        <a:font script="Hans" typeface="黑体"/>
+        <a:font script="Hant" typeface="黑体"/>
         <a:font script="Arab" typeface="Times New Roman"/>
         <a:font script="Hebr" typeface="Times New Roman"/>
         <a:font script="Thai" typeface="Angsana New"/>
@@ -15987,12 +16774,12 @@
       </a:majorFont>
       <a:minorFont>
         <a:latin typeface="Cambria"/>
-        <a:ea typeface=""/>
+        <a:ea typeface="黑体"/>
         <a:cs typeface=""/>
         <a:font script="Jpan" typeface="ＭＳ 明朝"/>
         <a:font script="Hang" typeface="맑은 고딕"/>
-        <a:font script="Hans" typeface="宋体"/>
-        <a:font script="Hant" typeface="新細明體"/>
+        <a:font script="Hans" typeface="黑体"/>
+        <a:font script="Hant" typeface="黑体"/>
         <a:font script="Arab" typeface="Arial"/>
         <a:font script="Hebr" typeface="Arial"/>
         <a:font script="Thai" typeface="Cordia New"/>

--- a/03-振荡电路/01-RC振荡器/555定时振荡器/555定时振荡器.docx
+++ b/03-振荡电路/01-RC振荡器/555定时振荡器/555定时振荡器.docx
@@ -3665,7 +3665,7 @@
           <w:color w:val="555555"/>
           <w:sz w:val="21"/>
         </w:rPr>
-        <w:t>材料收集者：杜文杰，WX手机：19519196569，QQ:3478827729</w:t>
+        <w:t>材料收集者：杜文杰，微信/手机：19519196569，QQ:3478827729</w:t>
       </w:r>
     </w:p>
     <w:sectPr>
